--- a/1st_semister/IIT /Nirajan_IIT project/bunny_csit_1st_semister/IIT lab.docx
+++ b/1st_semister/IIT /Nirajan_IIT project/bunny_csit_1st_semister/IIT lab.docx
@@ -3,25 +3,28 @@
 <w:document xmlns:wpc="http://schemas.microsoft.com/office/word/2010/wordprocessingCanvas" xmlns:cx="http://schemas.microsoft.com/office/drawing/2014/chartex" xmlns:cx1="http://schemas.microsoft.com/office/drawing/2015/9/8/chartex" xmlns:cx2="http://schemas.microsoft.com/office/drawing/2015/10/21/chartex" xmlns:cx3="http://schemas.microsoft.com/office/drawing/2016/5/9/chartex" xmlns:cx4="http://schemas.microsoft.com/office/drawing/2016/5/10/chartex" xmlns:cx5="http://schemas.microsoft.com/office/drawing/2016/5/11/chartex" xmlns:cx6="http://schemas.microsoft.com/office/drawing/2016/5/12/chartex" xmlns:cx7="http://schemas.microsoft.com/office/drawing/2016/5/13/chartex" xmlns:cx8="http://schemas.microsoft.com/office/drawing/2016/5/14/chartex" xmlns:mc="http://schemas.openxmlformats.org/markup-compatibility/2006" xmlns:aink="http://schemas.microsoft.com/office/drawing/2016/ink" xmlns:am3d="http://schemas.microsoft.com/office/drawing/2017/model3d" xmlns:o="urn:schemas-microsoft-com:office:office" xmlns:r="http://schemas.openxmlformats.org/officeDocument/2006/relationships" xmlns:m="http://schemas.openxmlformats.org/officeDocument/2006/math" xmlns:v="urn:schemas-microsoft-com:vml" xmlns:wp14="http://schemas.microsoft.com/office/word/2010/wordprocessingDrawing" xmlns:wp="http://schemas.openxmlformats.org/drawingml/2006/wordprocessingDrawing" xmlns:w10="urn:schemas-microsoft-com:office:word" xmlns:w="http://schemas.openxmlformats.org/wordprocessingml/2006/main" xmlns:w14="http://schemas.microsoft.com/office/word/2010/wordml" xmlns:w15="http://schemas.microsoft.com/office/word/2012/wordml" xmlns:w16cid="http://schemas.microsoft.com/office/word/2016/wordml/cid" xmlns:w16se="http://schemas.microsoft.com/office/word/2015/wordml/symex" xmlns:wpg="http://schemas.microsoft.com/office/word/2010/wordprocessingGroup" xmlns:wpi="http://schemas.microsoft.com/office/word/2010/wordprocessingInk" xmlns:wne="http://schemas.microsoft.com/office/word/2006/wordml" xmlns:wps="http://schemas.microsoft.com/office/word/2010/wordprocessingShape" mc:Ignorable="w14 w15 w16se w16cid wp14">
   <w:body>
     <w:p>
+      <w:bookmarkStart w:id="0" w:name="_GoBack"/>
+      <w:bookmarkEnd w:id="0"/>
       <w:r>
         <w:rPr>
           <w:noProof/>
+          <w:color w:val="00B0F0"/>
         </w:rPr>
         <mc:AlternateContent>
           <mc:Choice Requires="wps">
             <w:drawing>
-              <wp:anchor distT="0" distB="0" distL="114300" distR="114300" simplePos="0" relativeHeight="251659264" behindDoc="0" locked="0" layoutInCell="1" allowOverlap="1">
+              <wp:anchor distT="0" distB="0" distL="114300" distR="114300" simplePos="0" relativeHeight="251694080" behindDoc="0" locked="0" layoutInCell="1" allowOverlap="1" wp14:anchorId="351D8376" wp14:editId="484918BD">
                 <wp:simplePos x="0" y="0"/>
                 <wp:positionH relativeFrom="margin">
-                  <wp:align>center</wp:align>
+                  <wp:align>left</wp:align>
                 </wp:positionH>
                 <wp:positionV relativeFrom="paragraph">
-                  <wp:posOffset>1312151</wp:posOffset>
+                  <wp:posOffset>8097329</wp:posOffset>
                 </wp:positionV>
-                <wp:extent cx="2409825" cy="666750"/>
-                <wp:effectExtent l="0" t="0" r="9525" b="0"/>
+                <wp:extent cx="990600" cy="361950"/>
+                <wp:effectExtent l="0" t="0" r="0" b="0"/>
                 <wp:wrapNone/>
-                <wp:docPr id="2" name="Text Box 2"/>
+                <wp:docPr id="22" name="Text Box 22"/>
                 <wp:cNvGraphicFramePr/>
                 <a:graphic xmlns:a="http://schemas.openxmlformats.org/drawingml/2006/main">
                   <a:graphicData uri="http://schemas.microsoft.com/office/word/2010/wordprocessingShape">
@@ -30,13 +33,15 @@
                       <wps:spPr>
                         <a:xfrm>
                           <a:off x="0" y="0"/>
-                          <a:ext cx="2409825" cy="666750"/>
+                          <a:ext cx="990600" cy="361950"/>
                         </a:xfrm>
                         <a:prstGeom prst="rect">
                           <a:avLst/>
                         </a:prstGeom>
                         <a:solidFill>
-                          <a:schemeClr val="lt1"/>
+                          <a:schemeClr val="accent3">
+                            <a:lumMod val="75000"/>
+                          </a:schemeClr>
                         </a:solidFill>
                         <a:ln w="6350">
                           <a:noFill/>
@@ -49,43 +54,39 @@
                               <w:jc w:val="center"/>
                               <w:rPr>
                                 <w:rFonts w:ascii="Times New Roman" w:hAnsi="Times New Roman" w:cs="Times New Roman"/>
-                                <w:b/>
-                                <w:sz w:val="32"/>
-                                <w:szCs w:val="32"/>
-                                <w:u w:val="single"/>
+                                <w:color w:val="0070C0"/>
+                                <w:sz w:val="28"/>
+                                <w:szCs w:val="28"/>
+                                <w14:shadow w14:blurRad="38100" w14:dist="25400" w14:dir="5400000" w14:sx="100000" w14:sy="100000" w14:kx="0" w14:ky="0" w14:algn="ctr">
+                                  <w14:srgbClr w14:val="6E747A">
+                                    <w14:alpha w14:val="57000"/>
+                                  </w14:srgbClr>
+                                </w14:shadow>
+                                <w14:textOutline w14:w="0" w14:cap="flat" w14:cmpd="sng" w14:algn="ctr">
+                                  <w14:noFill/>
+                                  <w14:prstDash w14:val="solid"/>
+                                  <w14:round/>
+                                </w14:textOutline>
                               </w:rPr>
                             </w:pPr>
                             <w:r>
                               <w:rPr>
                                 <w:rFonts w:ascii="Times New Roman" w:hAnsi="Times New Roman" w:cs="Times New Roman"/>
-                                <w:b/>
-                                <w:sz w:val="32"/>
-                                <w:szCs w:val="32"/>
-                                <w:u w:val="single"/>
-                              </w:rPr>
-                              <w:t>GYM MEMBERSHIP</w:t>
-                            </w:r>
-                          </w:p>
-                          <w:p>
-                            <w:pPr>
-                              <w:jc w:val="center"/>
-                              <w:rPr>
-                                <w:rFonts w:ascii="Times New Roman" w:hAnsi="Times New Roman" w:cs="Times New Roman"/>
-                                <w:b/>
-                                <w:sz w:val="32"/>
-                                <w:szCs w:val="32"/>
-                                <w:u w:val="single"/>
-                              </w:rPr>
-                            </w:pPr>
-                            <w:r>
-                              <w:rPr>
-                                <w:rFonts w:ascii="Times New Roman" w:hAnsi="Times New Roman" w:cs="Times New Roman"/>
-                                <w:b/>
-                                <w:sz w:val="32"/>
-                                <w:szCs w:val="32"/>
-                                <w:u w:val="single"/>
-                              </w:rPr>
-                              <w:t>APPLICATION FORM</w:t>
+                                <w:color w:val="0070C0"/>
+                                <w:sz w:val="28"/>
+                                <w:szCs w:val="28"/>
+                                <w14:shadow w14:blurRad="38100" w14:dist="25400" w14:dir="5400000" w14:sx="100000" w14:sy="100000" w14:kx="0" w14:ky="0" w14:algn="ctr">
+                                  <w14:srgbClr w14:val="6E747A">
+                                    <w14:alpha w14:val="57000"/>
+                                  </w14:srgbClr>
+                                </w14:shadow>
+                                <w14:textOutline w14:w="0" w14:cap="flat" w14:cmpd="sng" w14:algn="ctr">
+                                  <w14:noFill/>
+                                  <w14:prstDash w14:val="solid"/>
+                                  <w14:round/>
+                                </w14:textOutline>
+                              </w:rPr>
+                              <w:t>Submit</w:t>
                             </w:r>
                           </w:p>
                         </w:txbxContent>
@@ -110,11 +111,11 @@
           </mc:Choice>
           <mc:Fallback>
             <w:pict>
-              <v:shapetype id="_x0000_t202" coordsize="21600,21600" o:spt="202" path="m,l,21600r21600,l21600,xe">
+              <v:shapetype w14:anchorId="351D8376" id="_x0000_t202" coordsize="21600,21600" o:spt="202" path="m,l,21600r21600,l21600,xe">
                 <v:stroke joinstyle="miter"/>
                 <v:path gradientshapeok="t" o:connecttype="rect"/>
               </v:shapetype>
-              <v:shape id="Text Box 2" o:spid="_x0000_s1026" type="#_x0000_t202" style="position:absolute;margin-left:0;margin-top:103.3pt;width:189.75pt;height:52.5pt;z-index:251659264;visibility:visible;mso-wrap-style:square;mso-width-percent:0;mso-height-percent:0;mso-wrap-distance-left:9pt;mso-wrap-distance-top:0;mso-wrap-distance-right:9pt;mso-wrap-distance-bottom:0;mso-position-horizontal:center;mso-position-horizontal-relative:margin;mso-position-vertical:absolute;mso-position-vertical-relative:text;mso-width-percent:0;mso-height-percent:0;mso-width-relative:margin;mso-height-relative:margin;v-text-anchor:top" o:gfxdata="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" fillcolor="white [3201]" stroked="f" strokeweight=".5pt">
+              <v:shape id="Text Box 22" o:spid="_x0000_s1026" type="#_x0000_t202" style="position:absolute;margin-left:0;margin-top:637.6pt;width:78pt;height:28.5pt;z-index:251694080;visibility:visible;mso-wrap-style:square;mso-width-percent:0;mso-height-percent:0;mso-wrap-distance-left:9pt;mso-wrap-distance-top:0;mso-wrap-distance-right:9pt;mso-wrap-distance-bottom:0;mso-position-horizontal:left;mso-position-horizontal-relative:margin;mso-position-vertical:absolute;mso-position-vertical-relative:text;mso-width-percent:0;mso-height-percent:0;mso-width-relative:margin;mso-height-relative:margin;v-text-anchor:top" o:gfxdata="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" fillcolor="#7b7b7b [2406]" stroked="f" strokeweight=".5pt">
                 <v:textbox>
                   <w:txbxContent>
                     <w:p>
@@ -122,43 +123,39 @@
                         <w:jc w:val="center"/>
                         <w:rPr>
                           <w:rFonts w:ascii="Times New Roman" w:hAnsi="Times New Roman" w:cs="Times New Roman"/>
-                          <w:b/>
-                          <w:sz w:val="32"/>
-                          <w:szCs w:val="32"/>
-                          <w:u w:val="single"/>
+                          <w:color w:val="0070C0"/>
+                          <w:sz w:val="28"/>
+                          <w:szCs w:val="28"/>
+                          <w14:shadow w14:blurRad="38100" w14:dist="25400" w14:dir="5400000" w14:sx="100000" w14:sy="100000" w14:kx="0" w14:ky="0" w14:algn="ctr">
+                            <w14:srgbClr w14:val="6E747A">
+                              <w14:alpha w14:val="57000"/>
+                            </w14:srgbClr>
+                          </w14:shadow>
+                          <w14:textOutline w14:w="0" w14:cap="flat" w14:cmpd="sng" w14:algn="ctr">
+                            <w14:noFill/>
+                            <w14:prstDash w14:val="solid"/>
+                            <w14:round/>
+                          </w14:textOutline>
                         </w:rPr>
                       </w:pPr>
                       <w:r>
                         <w:rPr>
                           <w:rFonts w:ascii="Times New Roman" w:hAnsi="Times New Roman" w:cs="Times New Roman"/>
-                          <w:b/>
-                          <w:sz w:val="32"/>
-                          <w:szCs w:val="32"/>
-                          <w:u w:val="single"/>
-                        </w:rPr>
-                        <w:t>GYM MEMBERSHIP</w:t>
-                      </w:r>
-                    </w:p>
-                    <w:p>
-                      <w:pPr>
-                        <w:jc w:val="center"/>
-                        <w:rPr>
-                          <w:rFonts w:ascii="Times New Roman" w:hAnsi="Times New Roman" w:cs="Times New Roman"/>
-                          <w:b/>
-                          <w:sz w:val="32"/>
-                          <w:szCs w:val="32"/>
-                          <w:u w:val="single"/>
-                        </w:rPr>
-                      </w:pPr>
-                      <w:r>
-                        <w:rPr>
-                          <w:rFonts w:ascii="Times New Roman" w:hAnsi="Times New Roman" w:cs="Times New Roman"/>
-                          <w:b/>
-                          <w:sz w:val="32"/>
-                          <w:szCs w:val="32"/>
-                          <w:u w:val="single"/>
-                        </w:rPr>
-                        <w:t>APPLICATION FORM</w:t>
+                          <w:color w:val="0070C0"/>
+                          <w:sz w:val="28"/>
+                          <w:szCs w:val="28"/>
+                          <w14:shadow w14:blurRad="38100" w14:dist="25400" w14:dir="5400000" w14:sx="100000" w14:sy="100000" w14:kx="0" w14:ky="0" w14:algn="ctr">
+                            <w14:srgbClr w14:val="6E747A">
+                              <w14:alpha w14:val="57000"/>
+                            </w14:srgbClr>
+                          </w14:shadow>
+                          <w14:textOutline w14:w="0" w14:cap="flat" w14:cmpd="sng" w14:algn="ctr">
+                            <w14:noFill/>
+                            <w14:prstDash w14:val="solid"/>
+                            <w14:round/>
+                          </w14:textOutline>
+                        </w:rPr>
+                        <w:t>Submit</w:t>
                       </w:r>
                     </w:p>
                   </w:txbxContent>
@@ -172,22 +169,23 @@
       <w:r>
         <w:rPr>
           <w:noProof/>
+          <w:color w:val="00B0F0"/>
         </w:rPr>
         <mc:AlternateContent>
           <mc:Choice Requires="wps">
             <w:drawing>
-              <wp:anchor distT="0" distB="0" distL="114300" distR="114300" simplePos="0" relativeHeight="251662336" behindDoc="0" locked="0" layoutInCell="1" allowOverlap="1" wp14:anchorId="41E83596" wp14:editId="045C99AE">
+              <wp:anchor distT="0" distB="0" distL="114300" distR="114300" simplePos="0" relativeHeight="251692032" behindDoc="0" locked="0" layoutInCell="1" allowOverlap="1" wp14:anchorId="5A554EB7" wp14:editId="15B9B8F2">
                 <wp:simplePos x="0" y="0"/>
                 <wp:positionH relativeFrom="margin">
                   <wp:align>left</wp:align>
                 </wp:positionH>
                 <wp:positionV relativeFrom="paragraph">
-                  <wp:posOffset>2067582</wp:posOffset>
+                  <wp:posOffset>7134213</wp:posOffset>
                 </wp:positionV>
-                <wp:extent cx="5705475" cy="1019175"/>
-                <wp:effectExtent l="0" t="0" r="9525" b="9525"/>
+                <wp:extent cx="2569210" cy="283210"/>
+                <wp:effectExtent l="0" t="0" r="21590" b="21590"/>
                 <wp:wrapNone/>
-                <wp:docPr id="4" name="Text Box 4"/>
+                <wp:docPr id="21" name="Text Box 21"/>
                 <wp:cNvGraphicFramePr/>
                 <a:graphic xmlns:a="http://schemas.openxmlformats.org/drawingml/2006/main">
                   <a:graphicData uri="http://schemas.microsoft.com/office/word/2010/wordprocessingShape">
@@ -196,7 +194,7 @@
                       <wps:spPr>
                         <a:xfrm>
                           <a:off x="0" y="0"/>
-                          <a:ext cx="5705475" cy="1019175"/>
+                          <a:ext cx="2569210" cy="283210"/>
                         </a:xfrm>
                         <a:prstGeom prst="rect">
                           <a:avLst/>
@@ -205,35 +203,16 @@
                           <a:schemeClr val="lt1"/>
                         </a:solidFill>
                         <a:ln w="6350">
-                          <a:noFill/>
+                          <a:solidFill>
+                            <a:prstClr val="black"/>
+                          </a:solidFill>
                         </a:ln>
                       </wps:spPr>
                       <wps:txbx>
                         <w:txbxContent>
                           <w:p>
-                            <w:pPr>
-                              <w:jc w:val="both"/>
-                              <w:rPr>
-                                <w:rFonts w:ascii="Times New Roman" w:hAnsi="Times New Roman" w:cs="Times New Roman"/>
-                                <w:sz w:val="24"/>
-                                <w:szCs w:val="24"/>
-                              </w:rPr>
-                            </w:pPr>
                             <w:r>
-                              <w:rPr>
-                                <w:rFonts w:ascii="Times New Roman" w:hAnsi="Times New Roman" w:cs="Times New Roman"/>
-                                <w:sz w:val="24"/>
-                                <w:szCs w:val="24"/>
-                              </w:rPr>
-                              <w:t xml:space="preserve">We offer a membership option tailored to meet your specific needs. To apply, please complete and submit the member application form below. If you would </w:t>
-                            </w:r>
-                            <w:r>
-                              <w:rPr>
-                                <w:rFonts w:ascii="Times New Roman" w:hAnsi="Times New Roman" w:cs="Times New Roman"/>
-                                <w:sz w:val="24"/>
-                                <w:szCs w:val="24"/>
-                              </w:rPr>
-                              <w:t>like more information about membership in our organization on the application process, please specify your questions in the comment below box.</w:t>
+                              <w:t>example@gmail.com</w:t>
                             </w:r>
                           </w:p>
                         </w:txbxContent>
@@ -258,33 +237,12 @@
           </mc:Choice>
           <mc:Fallback>
             <w:pict>
-              <v:shape w14:anchorId="41E83596" id="Text Box 4" o:spid="_x0000_s1027" type="#_x0000_t202" style="position:absolute;margin-left:0;margin-top:162.8pt;width:449.25pt;height:80.25pt;z-index:251662336;visibility:visible;mso-wrap-style:square;mso-width-percent:0;mso-height-percent:0;mso-wrap-distance-left:9pt;mso-wrap-distance-top:0;mso-wrap-distance-right:9pt;mso-wrap-distance-bottom:0;mso-position-horizontal:left;mso-position-horizontal-relative:margin;mso-position-vertical:absolute;mso-position-vertical-relative:text;mso-width-percent:0;mso-height-percent:0;mso-width-relative:margin;mso-height-relative:margin;v-text-anchor:top" o:gfxdata="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" fillcolor="white [3201]" stroked="f" strokeweight=".5pt">
+              <v:shape w14:anchorId="5A554EB7" id="Text Box 21" o:spid="_x0000_s1027" type="#_x0000_t202" style="position:absolute;margin-left:0;margin-top:561.75pt;width:202.3pt;height:22.3pt;z-index:251692032;visibility:visible;mso-wrap-style:square;mso-width-percent:0;mso-height-percent:0;mso-wrap-distance-left:9pt;mso-wrap-distance-top:0;mso-wrap-distance-right:9pt;mso-wrap-distance-bottom:0;mso-position-horizontal:left;mso-position-horizontal-relative:margin;mso-position-vertical:absolute;mso-position-vertical-relative:text;mso-width-percent:0;mso-height-percent:0;mso-width-relative:margin;mso-height-relative:margin;v-text-anchor:top" o:gfxdata="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" fillcolor="white [3201]" strokeweight=".5pt">
                 <v:textbox>
                   <w:txbxContent>
                     <w:p>
-                      <w:pPr>
-                        <w:jc w:val="both"/>
-                        <w:rPr>
-                          <w:rFonts w:ascii="Times New Roman" w:hAnsi="Times New Roman" w:cs="Times New Roman"/>
-                          <w:sz w:val="24"/>
-                          <w:szCs w:val="24"/>
-                        </w:rPr>
-                      </w:pPr>
                       <w:r>
-                        <w:rPr>
-                          <w:rFonts w:ascii="Times New Roman" w:hAnsi="Times New Roman" w:cs="Times New Roman"/>
-                          <w:sz w:val="24"/>
-                          <w:szCs w:val="24"/>
-                        </w:rPr>
-                        <w:t xml:space="preserve">We offer a membership option tailored to meet your specific needs. To apply, please complete and submit the member application form below. If you would </w:t>
-                      </w:r>
-                      <w:r>
-                        <w:rPr>
-                          <w:rFonts w:ascii="Times New Roman" w:hAnsi="Times New Roman" w:cs="Times New Roman"/>
-                          <w:sz w:val="24"/>
-                          <w:szCs w:val="24"/>
-                        </w:rPr>
-                        <w:t>like more information about membership in our organization on the application process, please specify your questions in the comment below box.</w:t>
+                        <w:t>example@gmail.com</w:t>
                       </w:r>
                     </w:p>
                   </w:txbxContent>
@@ -298,22 +256,23 @@
       <w:r>
         <w:rPr>
           <w:noProof/>
+          <w:color w:val="00B0F0"/>
         </w:rPr>
         <mc:AlternateContent>
           <mc:Choice Requires="wps">
             <w:drawing>
-              <wp:anchor distT="0" distB="0" distL="114300" distR="114300" simplePos="0" relativeHeight="251664384" behindDoc="0" locked="0" layoutInCell="1" allowOverlap="1" wp14:anchorId="77C3F126" wp14:editId="33073D49">
+              <wp:anchor distT="0" distB="0" distL="114300" distR="114300" simplePos="0" relativeHeight="251689984" behindDoc="0" locked="0" layoutInCell="1" allowOverlap="1" wp14:anchorId="303BEB2F" wp14:editId="05BA359B">
                 <wp:simplePos x="0" y="0"/>
                 <wp:positionH relativeFrom="margin">
-                  <wp:posOffset>1161415</wp:posOffset>
+                  <wp:align>left</wp:align>
                 </wp:positionH>
                 <wp:positionV relativeFrom="paragraph">
-                  <wp:posOffset>0</wp:posOffset>
+                  <wp:posOffset>6800850</wp:posOffset>
                 </wp:positionV>
-                <wp:extent cx="3648075" cy="762000"/>
-                <wp:effectExtent l="0" t="0" r="9525" b="0"/>
+                <wp:extent cx="3846195" cy="314960"/>
+                <wp:effectExtent l="0" t="0" r="0" b="0"/>
                 <wp:wrapNone/>
-                <wp:docPr id="5" name="Text Box 5"/>
+                <wp:docPr id="20" name="Text Box 20"/>
                 <wp:cNvGraphicFramePr/>
                 <a:graphic xmlns:a="http://schemas.openxmlformats.org/drawingml/2006/main">
                   <a:graphicData uri="http://schemas.microsoft.com/office/word/2010/wordprocessingShape">
@@ -322,14 +281,12 @@
                       <wps:spPr>
                         <a:xfrm>
                           <a:off x="0" y="0"/>
-                          <a:ext cx="3648075" cy="762000"/>
+                          <a:ext cx="3846195" cy="314960"/>
                         </a:xfrm>
                         <a:prstGeom prst="rect">
                           <a:avLst/>
                         </a:prstGeom>
-                        <a:solidFill>
-                          <a:schemeClr val="lt1"/>
-                        </a:solidFill>
+                        <a:noFill/>
                         <a:ln w="6350">
                           <a:noFill/>
                         </a:ln>
@@ -338,129 +295,2252 @@
                         <w:txbxContent>
                           <w:p>
                             <w:pPr>
-                              <w:jc w:val="center"/>
-                              <w:rPr>
-                                <w:rFonts w:ascii="Times New Roman" w:hAnsi="Times New Roman" w:cs="Times New Roman"/>
-                                <w:b/>
-                                <w:color w:val="000000" w:themeColor="text1"/>
-                                <w:sz w:val="32"/>
-                                <w:szCs w:val="32"/>
-                                <w14:shadow w14:blurRad="38100" w14:dist="19050" w14:dir="2700000" w14:sx="100000" w14:sy="100000" w14:kx="0" w14:ky="0" w14:algn="tl">
-                                  <w14:schemeClr w14:val="dk1">
-                                    <w14:alpha w14:val="60000"/>
-                                  </w14:schemeClr>
-                                </w14:shadow>
-                                <w14:textOutline w14:w="0" w14:cap="flat" w14:cmpd="sng" w14:algn="ctr">
-                                  <w14:noFill/>
-                                  <w14:prstDash w14:val="solid"/>
-                                  <w14:round/>
-                                </w14:textOutline>
+                              <w:rPr>
+                                <w:rFonts w:ascii="Times New Roman" w:hAnsi="Times New Roman" w:cs="Times New Roman"/>
+                                <w:sz w:val="24"/>
+                                <w:szCs w:val="24"/>
                               </w:rPr>
                             </w:pPr>
                             <w:r>
                               <w:rPr>
                                 <w:rFonts w:ascii="Times New Roman" w:hAnsi="Times New Roman" w:cs="Times New Roman"/>
-                                <w:b/>
-                                <w:color w:val="000000" w:themeColor="text1"/>
-                                <w:sz w:val="32"/>
-                                <w:szCs w:val="32"/>
-                                <w14:shadow w14:blurRad="38100" w14:dist="19050" w14:dir="2700000" w14:sx="100000" w14:sy="100000" w14:kx="0" w14:ky="0" w14:algn="tl">
-                                  <w14:schemeClr w14:val="dk1">
-                                    <w14:alpha w14:val="60000"/>
-                                  </w14:schemeClr>
-                                </w14:shadow>
-                                <w14:textOutline w14:w="0" w14:cap="flat" w14:cmpd="sng" w14:algn="ctr">
-                                  <w14:noFill/>
-                                  <w14:prstDash w14:val="solid"/>
-                                  <w14:round/>
-                                </w14:textOutline>
-                              </w:rPr>
-                              <w:t>BUNNY GYM CENTER</w:t>
+                                <w:sz w:val="24"/>
+                                <w:szCs w:val="24"/>
+                              </w:rPr>
+                              <w:t>Email</w:t>
                             </w:r>
                           </w:p>
                           <w:p>
                             <w:pPr>
-                              <w:jc w:val="center"/>
-                              <w:rPr>
-                                <w:rFonts w:ascii="Times New Roman" w:hAnsi="Times New Roman" w:cs="Times New Roman"/>
-                                <w:color w:val="000000" w:themeColor="text1"/>
-                                <w:sz w:val="28"/>
-                                <w:szCs w:val="28"/>
-                                <w14:shadow w14:blurRad="38100" w14:dist="19050" w14:dir="2700000" w14:sx="100000" w14:sy="100000" w14:kx="0" w14:ky="0" w14:algn="tl">
-                                  <w14:schemeClr w14:val="dk1">
-                                    <w14:alpha w14:val="60000"/>
-                                  </w14:schemeClr>
-                                </w14:shadow>
-                                <w14:textOutline w14:w="0" w14:cap="flat" w14:cmpd="sng" w14:algn="ctr">
-                                  <w14:noFill/>
-                                  <w14:prstDash w14:val="solid"/>
-                                  <w14:round/>
-                                </w14:textOutline>
-                              </w:rPr>
-                            </w:pPr>
-                            <w:proofErr w:type="spellStart"/>
-                            <w:proofErr w:type="gramStart"/>
-                            <w:r>
-                              <w:rPr>
-                                <w:rFonts w:ascii="Times New Roman" w:hAnsi="Times New Roman" w:cs="Times New Roman"/>
-                                <w:color w:val="000000" w:themeColor="text1"/>
-                                <w:sz w:val="28"/>
-                                <w:szCs w:val="28"/>
-                                <w14:shadow w14:blurRad="38100" w14:dist="19050" w14:dir="2700000" w14:sx="100000" w14:sy="100000" w14:kx="0" w14:ky="0" w14:algn="tl">
-                                  <w14:schemeClr w14:val="dk1">
-                                    <w14:alpha w14:val="60000"/>
-                                  </w14:schemeClr>
-                                </w14:shadow>
-                                <w14:textOutline w14:w="0" w14:cap="flat" w14:cmpd="sng" w14:algn="ctr">
-                                  <w14:noFill/>
-                                  <w14:prstDash w14:val="solid"/>
-                                  <w14:round/>
-                                </w14:textOutline>
-                              </w:rPr>
-                              <w:t>Banasthali</w:t>
-                            </w:r>
-                            <w:proofErr w:type="spellEnd"/>
-                            <w:r>
-                              <w:rPr>
-                                <w:rFonts w:ascii="Times New Roman" w:hAnsi="Times New Roman" w:cs="Times New Roman"/>
-                                <w:color w:val="000000" w:themeColor="text1"/>
-                                <w:sz w:val="28"/>
-                                <w:szCs w:val="28"/>
-                                <w14:shadow w14:blurRad="38100" w14:dist="19050" w14:dir="2700000" w14:sx="100000" w14:sy="100000" w14:kx="0" w14:ky="0" w14:algn="tl">
-                                  <w14:schemeClr w14:val="dk1">
-                                    <w14:alpha w14:val="60000"/>
-                                  </w14:schemeClr>
-                                </w14:shadow>
-                                <w14:textOutline w14:w="0" w14:cap="flat" w14:cmpd="sng" w14:algn="ctr">
-                                  <w14:noFill/>
-                                  <w14:prstDash w14:val="solid"/>
-                                  <w14:round/>
-                                </w14:textOutline>
-                              </w:rPr>
-                              <w:t>,  Kathma</w:t>
-                            </w:r>
-                            <w:bookmarkStart w:id="0" w:name="_GoBack"/>
-                            <w:bookmarkEnd w:id="0"/>
-                            <w:r>
-                              <w:rPr>
-                                <w:rFonts w:ascii="Times New Roman" w:hAnsi="Times New Roman" w:cs="Times New Roman"/>
-                                <w:color w:val="000000" w:themeColor="text1"/>
-                                <w:sz w:val="28"/>
-                                <w:szCs w:val="28"/>
-                                <w14:shadow w14:blurRad="38100" w14:dist="19050" w14:dir="2700000" w14:sx="100000" w14:sy="100000" w14:kx="0" w14:ky="0" w14:algn="tl">
-                                  <w14:schemeClr w14:val="dk1">
-                                    <w14:alpha w14:val="60000"/>
-                                  </w14:schemeClr>
-                                </w14:shadow>
-                                <w14:textOutline w14:w="0" w14:cap="flat" w14:cmpd="sng" w14:algn="ctr">
-                                  <w14:noFill/>
-                                  <w14:prstDash w14:val="solid"/>
-                                  <w14:round/>
-                                </w14:textOutline>
-                              </w:rPr>
-                              <w:t>ndu</w:t>
-                            </w:r>
-                            <w:proofErr w:type="gramEnd"/>
+                              <w:rPr>
+                                <w:rFonts w:ascii="Times New Roman" w:hAnsi="Times New Roman" w:cs="Times New Roman"/>
+                                <w:sz w:val="24"/>
+                                <w:szCs w:val="24"/>
+                              </w:rPr>
+                            </w:pPr>
+                          </w:p>
+                          <w:p>
+                            <w:pPr>
+                              <w:rPr>
+                                <w:rFonts w:ascii="Times New Roman" w:hAnsi="Times New Roman" w:cs="Times New Roman"/>
+                                <w:sz w:val="24"/>
+                                <w:szCs w:val="24"/>
+                              </w:rPr>
+                            </w:pPr>
+                          </w:p>
+                          <w:p>
+                            <w:pPr>
+                              <w:rPr>
+                                <w:rFonts w:ascii="Times New Roman" w:hAnsi="Times New Roman" w:cs="Times New Roman"/>
+                                <w:sz w:val="24"/>
+                                <w:szCs w:val="24"/>
+                              </w:rPr>
+                            </w:pPr>
+                          </w:p>
+                          <w:p>
+                            <w:pPr>
+                              <w:rPr>
+                                <w:rFonts w:ascii="Times New Roman" w:hAnsi="Times New Roman" w:cs="Times New Roman"/>
+                                <w:sz w:val="24"/>
+                                <w:szCs w:val="24"/>
+                              </w:rPr>
+                            </w:pPr>
+                          </w:p>
+                          <w:p>
+                            <w:pPr>
+                              <w:rPr>
+                                <w:rFonts w:ascii="Times New Roman" w:hAnsi="Times New Roman" w:cs="Times New Roman"/>
+                                <w:sz w:val="24"/>
+                                <w:szCs w:val="24"/>
+                              </w:rPr>
+                            </w:pPr>
+                          </w:p>
+                          <w:p>
+                            <w:pPr>
+                              <w:rPr>
+                                <w:rFonts w:ascii="Times New Roman" w:hAnsi="Times New Roman" w:cs="Times New Roman"/>
+                                <w:sz w:val="24"/>
+                                <w:szCs w:val="24"/>
+                              </w:rPr>
+                            </w:pPr>
+                          </w:p>
+                          <w:p>
+                            <w:pPr>
+                              <w:rPr>
+                                <w:rFonts w:ascii="Times New Roman" w:hAnsi="Times New Roman" w:cs="Times New Roman"/>
+                                <w:sz w:val="24"/>
+                                <w:szCs w:val="24"/>
+                              </w:rPr>
+                            </w:pPr>
+                          </w:p>
+                          <w:p>
+                            <w:pPr>
+                              <w:rPr>
+                                <w:rFonts w:ascii="Times New Roman" w:hAnsi="Times New Roman" w:cs="Times New Roman"/>
+                                <w:sz w:val="24"/>
+                                <w:szCs w:val="24"/>
+                              </w:rPr>
+                            </w:pPr>
+                          </w:p>
+                          <w:p>
+                            <w:pPr>
+                              <w:rPr>
+                                <w:rFonts w:ascii="Times New Roman" w:hAnsi="Times New Roman" w:cs="Times New Roman"/>
+                                <w:sz w:val="24"/>
+                                <w:szCs w:val="24"/>
+                              </w:rPr>
+                            </w:pPr>
+                          </w:p>
+                          <w:p>
+                            <w:pPr>
+                              <w:rPr>
+                                <w:rFonts w:ascii="Times New Roman" w:hAnsi="Times New Roman" w:cs="Times New Roman"/>
+                                <w:sz w:val="24"/>
+                                <w:szCs w:val="24"/>
+                              </w:rPr>
+                            </w:pPr>
+                          </w:p>
+                          <w:p>
+                            <w:pPr>
+                              <w:rPr>
+                                <w:rFonts w:ascii="Times New Roman" w:hAnsi="Times New Roman" w:cs="Times New Roman"/>
+                                <w:sz w:val="24"/>
+                                <w:szCs w:val="24"/>
+                              </w:rPr>
+                            </w:pPr>
+                          </w:p>
+                          <w:p>
+                            <w:pPr>
+                              <w:rPr>
+                                <w:rFonts w:ascii="Times New Roman" w:hAnsi="Times New Roman" w:cs="Times New Roman"/>
+                                <w:sz w:val="24"/>
+                                <w:szCs w:val="24"/>
+                              </w:rPr>
+                            </w:pPr>
+                          </w:p>
+                          <w:p>
+                            <w:pPr>
+                              <w:rPr>
+                                <w:rFonts w:ascii="Times New Roman" w:hAnsi="Times New Roman" w:cs="Times New Roman"/>
+                                <w:sz w:val="24"/>
+                                <w:szCs w:val="24"/>
+                              </w:rPr>
+                            </w:pPr>
+                          </w:p>
+                          <w:p>
+                            <w:pPr>
+                              <w:rPr>
+                                <w:rFonts w:ascii="Times New Roman" w:hAnsi="Times New Roman" w:cs="Times New Roman"/>
+                                <w:sz w:val="24"/>
+                                <w:szCs w:val="24"/>
+                              </w:rPr>
+                            </w:pPr>
+                          </w:p>
+                          <w:p>
+                            <w:pPr>
+                              <w:rPr>
+                                <w:rFonts w:ascii="Times New Roman" w:hAnsi="Times New Roman" w:cs="Times New Roman"/>
+                                <w:sz w:val="24"/>
+                                <w:szCs w:val="24"/>
+                              </w:rPr>
+                            </w:pPr>
+                          </w:p>
+                          <w:p>
+                            <w:pPr>
+                              <w:rPr>
+                                <w:rFonts w:ascii="Times New Roman" w:hAnsi="Times New Roman" w:cs="Times New Roman"/>
+                                <w:sz w:val="24"/>
+                                <w:szCs w:val="24"/>
+                              </w:rPr>
+                            </w:pPr>
+                          </w:p>
+                          <w:p>
+                            <w:pPr>
+                              <w:rPr>
+                                <w:rFonts w:ascii="Times New Roman" w:hAnsi="Times New Roman" w:cs="Times New Roman"/>
+                                <w:sz w:val="24"/>
+                                <w:szCs w:val="24"/>
+                              </w:rPr>
+                            </w:pPr>
+                          </w:p>
+                          <w:p>
+                            <w:pPr>
+                              <w:rPr>
+                                <w:rFonts w:ascii="Times New Roman" w:hAnsi="Times New Roman" w:cs="Times New Roman"/>
+                                <w:sz w:val="24"/>
+                                <w:szCs w:val="24"/>
+                              </w:rPr>
+                            </w:pPr>
+                          </w:p>
+                          <w:p>
+                            <w:pPr>
+                              <w:rPr>
+                                <w:rFonts w:ascii="Times New Roman" w:hAnsi="Times New Roman" w:cs="Times New Roman"/>
+                                <w:sz w:val="24"/>
+                                <w:szCs w:val="24"/>
+                              </w:rPr>
+                            </w:pPr>
+                          </w:p>
+                          <w:p>
+                            <w:pPr>
+                              <w:rPr>
+                                <w:rFonts w:ascii="Times New Roman" w:hAnsi="Times New Roman" w:cs="Times New Roman"/>
+                                <w:sz w:val="24"/>
+                                <w:szCs w:val="24"/>
+                              </w:rPr>
+                            </w:pPr>
+                          </w:p>
+                          <w:p>
+                            <w:pPr>
+                              <w:rPr>
+                                <w:rFonts w:ascii="Times New Roman" w:hAnsi="Times New Roman" w:cs="Times New Roman"/>
+                                <w:sz w:val="24"/>
+                                <w:szCs w:val="24"/>
+                              </w:rPr>
+                            </w:pPr>
+                          </w:p>
+                          <w:p>
+                            <w:pPr>
+                              <w:rPr>
+                                <w:rFonts w:ascii="Times New Roman" w:hAnsi="Times New Roman" w:cs="Times New Roman"/>
+                                <w:sz w:val="24"/>
+                                <w:szCs w:val="24"/>
+                              </w:rPr>
+                            </w:pPr>
+                          </w:p>
+                          <w:p>
+                            <w:pPr>
+                              <w:rPr>
+                                <w:rFonts w:ascii="Times New Roman" w:hAnsi="Times New Roman" w:cs="Times New Roman"/>
+                                <w:sz w:val="24"/>
+                                <w:szCs w:val="24"/>
+                              </w:rPr>
+                            </w:pPr>
+                          </w:p>
+                          <w:p>
+                            <w:pPr>
+                              <w:rPr>
+                                <w:rFonts w:ascii="Times New Roman" w:hAnsi="Times New Roman" w:cs="Times New Roman"/>
+                                <w:sz w:val="24"/>
+                                <w:szCs w:val="24"/>
+                              </w:rPr>
+                            </w:pPr>
+                          </w:p>
+                          <w:p>
+                            <w:pPr>
+                              <w:rPr>
+                                <w:rFonts w:ascii="Times New Roman" w:hAnsi="Times New Roman" w:cs="Times New Roman"/>
+                                <w:sz w:val="24"/>
+                                <w:szCs w:val="24"/>
+                              </w:rPr>
+                            </w:pPr>
+                          </w:p>
+                          <w:p>
+                            <w:pPr>
+                              <w:rPr>
+                                <w:rFonts w:ascii="Times New Roman" w:hAnsi="Times New Roman" w:cs="Times New Roman"/>
+                                <w:sz w:val="24"/>
+                                <w:szCs w:val="24"/>
+                              </w:rPr>
+                            </w:pPr>
+                          </w:p>
+                          <w:p>
+                            <w:pPr>
+                              <w:rPr>
+                                <w:rFonts w:ascii="Times New Roman" w:hAnsi="Times New Roman" w:cs="Times New Roman"/>
+                                <w:sz w:val="24"/>
+                                <w:szCs w:val="24"/>
+                              </w:rPr>
+                            </w:pPr>
+                          </w:p>
+                          <w:p>
+                            <w:pPr>
+                              <w:rPr>
+                                <w:rFonts w:ascii="Times New Roman" w:hAnsi="Times New Roman" w:cs="Times New Roman"/>
+                                <w:sz w:val="24"/>
+                                <w:szCs w:val="24"/>
+                              </w:rPr>
+                            </w:pPr>
+                          </w:p>
+                          <w:p>
+                            <w:pPr>
+                              <w:rPr>
+                                <w:rFonts w:ascii="Times New Roman" w:hAnsi="Times New Roman" w:cs="Times New Roman"/>
+                                <w:sz w:val="24"/>
+                                <w:szCs w:val="24"/>
+                              </w:rPr>
+                            </w:pPr>
+                          </w:p>
+                          <w:p>
+                            <w:pPr>
+                              <w:rPr>
+                                <w:rFonts w:ascii="Times New Roman" w:hAnsi="Times New Roman" w:cs="Times New Roman"/>
+                                <w:sz w:val="24"/>
+                                <w:szCs w:val="24"/>
+                              </w:rPr>
+                            </w:pPr>
+                          </w:p>
+                          <w:p>
+                            <w:pPr>
+                              <w:rPr>
+                                <w:rFonts w:ascii="Times New Roman" w:hAnsi="Times New Roman" w:cs="Times New Roman"/>
+                                <w:sz w:val="24"/>
+                                <w:szCs w:val="24"/>
+                              </w:rPr>
+                            </w:pPr>
+                          </w:p>
+                          <w:p>
+                            <w:pPr>
+                              <w:rPr>
+                                <w:rFonts w:ascii="Times New Roman" w:hAnsi="Times New Roman" w:cs="Times New Roman"/>
+                                <w:sz w:val="24"/>
+                                <w:szCs w:val="24"/>
+                              </w:rPr>
+                            </w:pPr>
+                          </w:p>
+                          <w:p>
+                            <w:pPr>
+                              <w:rPr>
+                                <w:rFonts w:ascii="Times New Roman" w:hAnsi="Times New Roman" w:cs="Times New Roman"/>
+                                <w:sz w:val="24"/>
+                                <w:szCs w:val="24"/>
+                              </w:rPr>
+                            </w:pPr>
+                          </w:p>
+                          <w:p>
+                            <w:pPr>
+                              <w:rPr>
+                                <w:rFonts w:ascii="Times New Roman" w:hAnsi="Times New Roman" w:cs="Times New Roman"/>
+                                <w:sz w:val="24"/>
+                                <w:szCs w:val="24"/>
+                              </w:rPr>
+                            </w:pPr>
+                          </w:p>
+                          <w:p>
+                            <w:pPr>
+                              <w:rPr>
+                                <w:rFonts w:ascii="Times New Roman" w:hAnsi="Times New Roman" w:cs="Times New Roman"/>
+                                <w:sz w:val="24"/>
+                                <w:szCs w:val="24"/>
+                              </w:rPr>
+                            </w:pPr>
+                          </w:p>
+                          <w:p>
+                            <w:pPr>
+                              <w:rPr>
+                                <w:rFonts w:ascii="Times New Roman" w:hAnsi="Times New Roman" w:cs="Times New Roman"/>
+                                <w:sz w:val="24"/>
+                                <w:szCs w:val="24"/>
+                              </w:rPr>
+                            </w:pPr>
+                          </w:p>
+                          <w:p>
+                            <w:pPr>
+                              <w:rPr>
+                                <w:rFonts w:ascii="Times New Roman" w:hAnsi="Times New Roman" w:cs="Times New Roman"/>
+                                <w:sz w:val="24"/>
+                                <w:szCs w:val="24"/>
+                              </w:rPr>
+                            </w:pPr>
+                          </w:p>
+                          <w:p>
+                            <w:pPr>
+                              <w:rPr>
+                                <w:rFonts w:ascii="Times New Roman" w:hAnsi="Times New Roman" w:cs="Times New Roman"/>
+                                <w:sz w:val="24"/>
+                                <w:szCs w:val="24"/>
+                              </w:rPr>
+                            </w:pPr>
+                          </w:p>
+                          <w:p>
+                            <w:pPr>
+                              <w:rPr>
+                                <w:rFonts w:ascii="Times New Roman" w:hAnsi="Times New Roman" w:cs="Times New Roman"/>
+                                <w:sz w:val="24"/>
+                                <w:szCs w:val="24"/>
+                              </w:rPr>
+                            </w:pPr>
+                          </w:p>
+                          <w:p>
+                            <w:pPr>
+                              <w:rPr>
+                                <w:rFonts w:ascii="Times New Roman" w:hAnsi="Times New Roman" w:cs="Times New Roman"/>
+                                <w:sz w:val="24"/>
+                                <w:szCs w:val="24"/>
+                              </w:rPr>
+                            </w:pPr>
+                          </w:p>
+                          <w:p>
+                            <w:pPr>
+                              <w:rPr>
+                                <w:rFonts w:ascii="Times New Roman" w:hAnsi="Times New Roman" w:cs="Times New Roman"/>
+                                <w:sz w:val="24"/>
+                                <w:szCs w:val="24"/>
+                              </w:rPr>
+                            </w:pPr>
+                          </w:p>
+                          <w:p>
+                            <w:pPr>
+                              <w:rPr>
+                                <w:rFonts w:ascii="Times New Roman" w:hAnsi="Times New Roman" w:cs="Times New Roman"/>
+                                <w:sz w:val="24"/>
+                                <w:szCs w:val="24"/>
+                              </w:rPr>
+                            </w:pPr>
+                          </w:p>
+                          <w:p>
+                            <w:pPr>
+                              <w:rPr>
+                                <w:rFonts w:ascii="Times New Roman" w:hAnsi="Times New Roman" w:cs="Times New Roman"/>
+                                <w:sz w:val="24"/>
+                                <w:szCs w:val="24"/>
+                              </w:rPr>
+                            </w:pPr>
+                          </w:p>
+                          <w:p>
+                            <w:pPr>
+                              <w:rPr>
+                                <w:rFonts w:ascii="Times New Roman" w:hAnsi="Times New Roman" w:cs="Times New Roman"/>
+                                <w:sz w:val="24"/>
+                                <w:szCs w:val="24"/>
+                              </w:rPr>
+                            </w:pPr>
+                          </w:p>
+                          <w:p>
+                            <w:pPr>
+                              <w:rPr>
+                                <w:rFonts w:ascii="Times New Roman" w:hAnsi="Times New Roman" w:cs="Times New Roman"/>
+                                <w:sz w:val="24"/>
+                                <w:szCs w:val="24"/>
+                              </w:rPr>
+                            </w:pPr>
+                          </w:p>
+                          <w:p>
+                            <w:pPr>
+                              <w:rPr>
+                                <w:rFonts w:ascii="Times New Roman" w:hAnsi="Times New Roman" w:cs="Times New Roman"/>
+                                <w:sz w:val="24"/>
+                                <w:szCs w:val="24"/>
+                              </w:rPr>
+                            </w:pPr>
+                          </w:p>
+                          <w:p>
+                            <w:pPr>
+                              <w:rPr>
+                                <w:rFonts w:ascii="Times New Roman" w:hAnsi="Times New Roman" w:cs="Times New Roman"/>
+                                <w:sz w:val="24"/>
+                                <w:szCs w:val="24"/>
+                              </w:rPr>
+                            </w:pPr>
+                          </w:p>
+                          <w:p>
+                            <w:pPr>
+                              <w:rPr>
+                                <w:rFonts w:ascii="Times New Roman" w:hAnsi="Times New Roman" w:cs="Times New Roman"/>
+                                <w:sz w:val="24"/>
+                                <w:szCs w:val="24"/>
+                              </w:rPr>
+                            </w:pPr>
+                          </w:p>
+                          <w:p>
+                            <w:pPr>
+                              <w:rPr>
+                                <w:rFonts w:ascii="Times New Roman" w:hAnsi="Times New Roman" w:cs="Times New Roman"/>
+                                <w:sz w:val="24"/>
+                                <w:szCs w:val="24"/>
+                              </w:rPr>
+                            </w:pPr>
+                          </w:p>
+                          <w:p>
+                            <w:pPr>
+                              <w:rPr>
+                                <w:rFonts w:ascii="Times New Roman" w:hAnsi="Times New Roman" w:cs="Times New Roman"/>
+                                <w:sz w:val="24"/>
+                                <w:szCs w:val="24"/>
+                              </w:rPr>
+                            </w:pPr>
+                          </w:p>
+                          <w:p>
+                            <w:pPr>
+                              <w:rPr>
+                                <w:rFonts w:ascii="Times New Roman" w:hAnsi="Times New Roman" w:cs="Times New Roman"/>
+                                <w:sz w:val="24"/>
+                                <w:szCs w:val="24"/>
+                              </w:rPr>
+                            </w:pPr>
+                          </w:p>
+                          <w:p>
+                            <w:pPr>
+                              <w:rPr>
+                                <w:rFonts w:ascii="Times New Roman" w:hAnsi="Times New Roman" w:cs="Times New Roman"/>
+                                <w:sz w:val="24"/>
+                                <w:szCs w:val="24"/>
+                              </w:rPr>
+                            </w:pPr>
+                          </w:p>
+                          <w:p>
+                            <w:pPr>
+                              <w:rPr>
+                                <w:rFonts w:ascii="Times New Roman" w:hAnsi="Times New Roman" w:cs="Times New Roman"/>
+                                <w:sz w:val="24"/>
+                                <w:szCs w:val="24"/>
+                              </w:rPr>
+                            </w:pPr>
+                          </w:p>
+                          <w:p>
+                            <w:pPr>
+                              <w:rPr>
+                                <w:rFonts w:ascii="Times New Roman" w:hAnsi="Times New Roman" w:cs="Times New Roman"/>
+                                <w:sz w:val="24"/>
+                                <w:szCs w:val="24"/>
+                              </w:rPr>
+                            </w:pPr>
+                          </w:p>
+                          <w:p>
+                            <w:pPr>
+                              <w:rPr>
+                                <w:rFonts w:ascii="Times New Roman" w:hAnsi="Times New Roman" w:cs="Times New Roman"/>
+                                <w:sz w:val="24"/>
+                                <w:szCs w:val="24"/>
+                              </w:rPr>
+                            </w:pPr>
+                          </w:p>
+                          <w:p>
+                            <w:pPr>
+                              <w:rPr>
+                                <w:rFonts w:ascii="Times New Roman" w:hAnsi="Times New Roman" w:cs="Times New Roman"/>
+                                <w:sz w:val="24"/>
+                                <w:szCs w:val="24"/>
+                              </w:rPr>
+                            </w:pPr>
+                          </w:p>
+                          <w:p>
+                            <w:pPr>
+                              <w:rPr>
+                                <w:rFonts w:ascii="Times New Roman" w:hAnsi="Times New Roman" w:cs="Times New Roman"/>
+                                <w:sz w:val="24"/>
+                                <w:szCs w:val="24"/>
+                              </w:rPr>
+                            </w:pPr>
+                          </w:p>
+                          <w:p>
+                            <w:pPr>
+                              <w:rPr>
+                                <w:rFonts w:ascii="Times New Roman" w:hAnsi="Times New Roman" w:cs="Times New Roman"/>
+                                <w:sz w:val="24"/>
+                                <w:szCs w:val="24"/>
+                              </w:rPr>
+                            </w:pPr>
+                          </w:p>
+                          <w:p>
+                            <w:pPr>
+                              <w:rPr>
+                                <w:rFonts w:ascii="Times New Roman" w:hAnsi="Times New Roman" w:cs="Times New Roman"/>
+                                <w:sz w:val="24"/>
+                                <w:szCs w:val="24"/>
+                              </w:rPr>
+                            </w:pPr>
+                          </w:p>
+                          <w:p>
+                            <w:pPr>
+                              <w:rPr>
+                                <w:rFonts w:ascii="Times New Roman" w:hAnsi="Times New Roman" w:cs="Times New Roman"/>
+                                <w:sz w:val="24"/>
+                                <w:szCs w:val="24"/>
+                              </w:rPr>
+                            </w:pPr>
+                          </w:p>
+                          <w:p>
+                            <w:pPr>
+                              <w:rPr>
+                                <w:rFonts w:ascii="Times New Roman" w:hAnsi="Times New Roman" w:cs="Times New Roman"/>
+                                <w:sz w:val="24"/>
+                                <w:szCs w:val="24"/>
+                              </w:rPr>
+                            </w:pPr>
+                          </w:p>
+                          <w:p>
+                            <w:pPr>
+                              <w:rPr>
+                                <w:rFonts w:ascii="Times New Roman" w:hAnsi="Times New Roman" w:cs="Times New Roman"/>
+                                <w:sz w:val="24"/>
+                                <w:szCs w:val="24"/>
+                              </w:rPr>
+                            </w:pPr>
+                          </w:p>
+                          <w:p>
+                            <w:pPr>
+                              <w:rPr>
+                                <w:rFonts w:ascii="Times New Roman" w:hAnsi="Times New Roman" w:cs="Times New Roman"/>
+                                <w:sz w:val="24"/>
+                                <w:szCs w:val="24"/>
+                              </w:rPr>
+                            </w:pPr>
+                          </w:p>
+                          <w:p>
+                            <w:pPr>
+                              <w:rPr>
+                                <w:rFonts w:ascii="Times New Roman" w:hAnsi="Times New Roman" w:cs="Times New Roman"/>
+                                <w:sz w:val="24"/>
+                                <w:szCs w:val="24"/>
+                              </w:rPr>
+                            </w:pPr>
+                          </w:p>
+                          <w:p>
+                            <w:pPr>
+                              <w:rPr>
+                                <w:rFonts w:ascii="Times New Roman" w:hAnsi="Times New Roman" w:cs="Times New Roman"/>
+                                <w:sz w:val="24"/>
+                                <w:szCs w:val="24"/>
+                              </w:rPr>
+                            </w:pPr>
+                          </w:p>
+                          <w:p>
+                            <w:pPr>
+                              <w:rPr>
+                                <w:rFonts w:ascii="Times New Roman" w:hAnsi="Times New Roman" w:cs="Times New Roman"/>
+                                <w:sz w:val="24"/>
+                                <w:szCs w:val="24"/>
+                              </w:rPr>
+                            </w:pPr>
+                          </w:p>
+                          <w:p>
+                            <w:pPr>
+                              <w:rPr>
+                                <w:rFonts w:ascii="Times New Roman" w:hAnsi="Times New Roman" w:cs="Times New Roman"/>
+                                <w:sz w:val="24"/>
+                                <w:szCs w:val="24"/>
+                              </w:rPr>
+                            </w:pPr>
+                          </w:p>
+                          <w:p>
+                            <w:pPr>
+                              <w:rPr>
+                                <w:rFonts w:ascii="Times New Roman" w:hAnsi="Times New Roman" w:cs="Times New Roman"/>
+                                <w:sz w:val="24"/>
+                                <w:szCs w:val="24"/>
+                              </w:rPr>
+                            </w:pPr>
+                          </w:p>
+                          <w:p>
+                            <w:pPr>
+                              <w:rPr>
+                                <w:rFonts w:ascii="Times New Roman" w:hAnsi="Times New Roman" w:cs="Times New Roman"/>
+                                <w:sz w:val="24"/>
+                                <w:szCs w:val="24"/>
+                              </w:rPr>
+                            </w:pPr>
+                          </w:p>
+                          <w:p>
+                            <w:pPr>
+                              <w:rPr>
+                                <w:rFonts w:ascii="Times New Roman" w:hAnsi="Times New Roman" w:cs="Times New Roman"/>
+                                <w:sz w:val="24"/>
+                                <w:szCs w:val="24"/>
+                              </w:rPr>
+                            </w:pPr>
+                          </w:p>
+                          <w:p>
+                            <w:pPr>
+                              <w:rPr>
+                                <w:rFonts w:ascii="Times New Roman" w:hAnsi="Times New Roman" w:cs="Times New Roman"/>
+                                <w:sz w:val="24"/>
+                                <w:szCs w:val="24"/>
+                              </w:rPr>
+                            </w:pPr>
+                          </w:p>
+                          <w:p>
+                            <w:pPr>
+                              <w:rPr>
+                                <w:rFonts w:ascii="Times New Roman" w:hAnsi="Times New Roman" w:cs="Times New Roman"/>
+                                <w:sz w:val="24"/>
+                                <w:szCs w:val="24"/>
+                              </w:rPr>
+                            </w:pPr>
+                          </w:p>
+                          <w:p>
+                            <w:pPr>
+                              <w:rPr>
+                                <w:rFonts w:ascii="Times New Roman" w:hAnsi="Times New Roman" w:cs="Times New Roman"/>
+                                <w:sz w:val="24"/>
+                                <w:szCs w:val="24"/>
+                              </w:rPr>
+                            </w:pPr>
+                          </w:p>
+                          <w:p>
+                            <w:pPr>
+                              <w:rPr>
+                                <w:rFonts w:ascii="Times New Roman" w:hAnsi="Times New Roman" w:cs="Times New Roman"/>
+                                <w:sz w:val="24"/>
+                                <w:szCs w:val="24"/>
+                              </w:rPr>
+                            </w:pPr>
+                          </w:p>
+                          <w:p>
+                            <w:pPr>
+                              <w:rPr>
+                                <w:rFonts w:ascii="Times New Roman" w:hAnsi="Times New Roman" w:cs="Times New Roman"/>
+                                <w:sz w:val="24"/>
+                                <w:szCs w:val="24"/>
+                              </w:rPr>
+                            </w:pPr>
+                          </w:p>
+                          <w:p>
+                            <w:pPr>
+                              <w:rPr>
+                                <w:rFonts w:ascii="Times New Roman" w:hAnsi="Times New Roman" w:cs="Times New Roman"/>
+                                <w:sz w:val="24"/>
+                                <w:szCs w:val="24"/>
+                              </w:rPr>
+                            </w:pPr>
+                          </w:p>
+                          <w:p>
+                            <w:pPr>
+                              <w:rPr>
+                                <w:rFonts w:ascii="Times New Roman" w:hAnsi="Times New Roman" w:cs="Times New Roman"/>
+                                <w:sz w:val="24"/>
+                                <w:szCs w:val="24"/>
+                              </w:rPr>
+                            </w:pPr>
+                          </w:p>
+                          <w:p>
+                            <w:pPr>
+                              <w:rPr>
+                                <w:rFonts w:ascii="Times New Roman" w:hAnsi="Times New Roman" w:cs="Times New Roman"/>
+                                <w:sz w:val="24"/>
+                                <w:szCs w:val="24"/>
+                              </w:rPr>
+                            </w:pPr>
+                          </w:p>
+                          <w:p>
+                            <w:pPr>
+                              <w:rPr>
+                                <w:rFonts w:ascii="Times New Roman" w:hAnsi="Times New Roman" w:cs="Times New Roman"/>
+                                <w:sz w:val="24"/>
+                                <w:szCs w:val="24"/>
+                              </w:rPr>
+                            </w:pPr>
+                          </w:p>
+                          <w:p>
+                            <w:pPr>
+                              <w:rPr>
+                                <w:rFonts w:ascii="Times New Roman" w:hAnsi="Times New Roman" w:cs="Times New Roman"/>
+                                <w:sz w:val="24"/>
+                                <w:szCs w:val="24"/>
+                              </w:rPr>
+                            </w:pPr>
+                          </w:p>
+                          <w:p>
+                            <w:pPr>
+                              <w:rPr>
+                                <w:rFonts w:ascii="Times New Roman" w:hAnsi="Times New Roman" w:cs="Times New Roman"/>
+                                <w:sz w:val="24"/>
+                                <w:szCs w:val="24"/>
+                              </w:rPr>
+                            </w:pPr>
+                          </w:p>
+                          <w:p>
+                            <w:pPr>
+                              <w:rPr>
+                                <w:rFonts w:ascii="Times New Roman" w:hAnsi="Times New Roman" w:cs="Times New Roman"/>
+                                <w:sz w:val="24"/>
+                                <w:szCs w:val="24"/>
+                              </w:rPr>
+                            </w:pPr>
+                          </w:p>
+                          <w:p>
+                            <w:pPr>
+                              <w:rPr>
+                                <w:rFonts w:ascii="Times New Roman" w:hAnsi="Times New Roman" w:cs="Times New Roman"/>
+                                <w:sz w:val="24"/>
+                                <w:szCs w:val="24"/>
+                              </w:rPr>
+                            </w:pPr>
+                          </w:p>
+                          <w:p>
+                            <w:pPr>
+                              <w:rPr>
+                                <w:rFonts w:ascii="Times New Roman" w:hAnsi="Times New Roman" w:cs="Times New Roman"/>
+                                <w:sz w:val="24"/>
+                                <w:szCs w:val="24"/>
+                              </w:rPr>
+                            </w:pPr>
+                          </w:p>
+                          <w:p>
+                            <w:pPr>
+                              <w:rPr>
+                                <w:rFonts w:ascii="Times New Roman" w:hAnsi="Times New Roman" w:cs="Times New Roman"/>
+                                <w:sz w:val="24"/>
+                                <w:szCs w:val="24"/>
+                              </w:rPr>
+                            </w:pPr>
+                          </w:p>
+                          <w:p>
+                            <w:pPr>
+                              <w:rPr>
+                                <w:rFonts w:ascii="Times New Roman" w:hAnsi="Times New Roman" w:cs="Times New Roman"/>
+                                <w:sz w:val="24"/>
+                                <w:szCs w:val="24"/>
+                              </w:rPr>
+                            </w:pPr>
+                          </w:p>
+                          <w:p>
+                            <w:pPr>
+                              <w:rPr>
+                                <w:rFonts w:ascii="Times New Roman" w:hAnsi="Times New Roman" w:cs="Times New Roman"/>
+                                <w:sz w:val="24"/>
+                                <w:szCs w:val="24"/>
+                              </w:rPr>
+                            </w:pPr>
+                          </w:p>
+                          <w:p>
+                            <w:pPr>
+                              <w:rPr>
+                                <w:rFonts w:ascii="Times New Roman" w:hAnsi="Times New Roman" w:cs="Times New Roman"/>
+                                <w:sz w:val="24"/>
+                                <w:szCs w:val="24"/>
+                              </w:rPr>
+                            </w:pPr>
+                          </w:p>
+                          <w:p>
+                            <w:pPr>
+                              <w:rPr>
+                                <w:rFonts w:ascii="Times New Roman" w:hAnsi="Times New Roman" w:cs="Times New Roman"/>
+                                <w:sz w:val="24"/>
+                                <w:szCs w:val="24"/>
+                              </w:rPr>
+                            </w:pPr>
+                          </w:p>
+                          <w:p>
+                            <w:pPr>
+                              <w:rPr>
+                                <w:rFonts w:ascii="Times New Roman" w:hAnsi="Times New Roman" w:cs="Times New Roman"/>
+                                <w:sz w:val="24"/>
+                                <w:szCs w:val="24"/>
+                              </w:rPr>
+                            </w:pPr>
+                          </w:p>
+                          <w:p>
+                            <w:pPr>
+                              <w:rPr>
+                                <w:rFonts w:ascii="Times New Roman" w:hAnsi="Times New Roman" w:cs="Times New Roman"/>
+                                <w:sz w:val="24"/>
+                                <w:szCs w:val="24"/>
+                              </w:rPr>
+                            </w:pPr>
+                          </w:p>
+                          <w:p>
+                            <w:pPr>
+                              <w:rPr>
+                                <w:rFonts w:ascii="Times New Roman" w:hAnsi="Times New Roman" w:cs="Times New Roman"/>
+                                <w:sz w:val="24"/>
+                                <w:szCs w:val="24"/>
+                              </w:rPr>
+                            </w:pPr>
+                          </w:p>
+                          <w:p>
+                            <w:pPr>
+                              <w:rPr>
+                                <w:rFonts w:ascii="Times New Roman" w:hAnsi="Times New Roman" w:cs="Times New Roman"/>
+                                <w:sz w:val="24"/>
+                                <w:szCs w:val="24"/>
+                              </w:rPr>
+                            </w:pPr>
+                          </w:p>
+                          <w:p>
+                            <w:pPr>
+                              <w:rPr>
+                                <w:rFonts w:ascii="Times New Roman" w:hAnsi="Times New Roman" w:cs="Times New Roman"/>
+                                <w:sz w:val="24"/>
+                                <w:szCs w:val="24"/>
+                              </w:rPr>
+                            </w:pPr>
+                          </w:p>
+                          <w:p>
+                            <w:pPr>
+                              <w:rPr>
+                                <w:rFonts w:ascii="Times New Roman" w:hAnsi="Times New Roman" w:cs="Times New Roman"/>
+                                <w:sz w:val="24"/>
+                                <w:szCs w:val="24"/>
+                              </w:rPr>
+                            </w:pPr>
+                          </w:p>
+                          <w:p>
+                            <w:pPr>
+                              <w:rPr>
+                                <w:rFonts w:ascii="Times New Roman" w:hAnsi="Times New Roman" w:cs="Times New Roman"/>
+                                <w:sz w:val="24"/>
+                                <w:szCs w:val="24"/>
+                              </w:rPr>
+                            </w:pPr>
+                          </w:p>
+                          <w:p>
+                            <w:pPr>
+                              <w:rPr>
+                                <w:rFonts w:ascii="Times New Roman" w:hAnsi="Times New Roman" w:cs="Times New Roman"/>
+                                <w:sz w:val="24"/>
+                                <w:szCs w:val="24"/>
+                              </w:rPr>
+                            </w:pPr>
+                          </w:p>
+                          <w:p>
+                            <w:pPr>
+                              <w:rPr>
+                                <w:rFonts w:ascii="Times New Roman" w:hAnsi="Times New Roman" w:cs="Times New Roman"/>
+                                <w:sz w:val="24"/>
+                                <w:szCs w:val="24"/>
+                              </w:rPr>
+                            </w:pPr>
+                          </w:p>
+                          <w:p>
+                            <w:pPr>
+                              <w:rPr>
+                                <w:rFonts w:ascii="Times New Roman" w:hAnsi="Times New Roman" w:cs="Times New Roman"/>
+                                <w:sz w:val="24"/>
+                                <w:szCs w:val="24"/>
+                              </w:rPr>
+                            </w:pPr>
+                          </w:p>
+                          <w:p>
+                            <w:pPr>
+                              <w:rPr>
+                                <w:rFonts w:ascii="Times New Roman" w:hAnsi="Times New Roman" w:cs="Times New Roman"/>
+                                <w:sz w:val="24"/>
+                                <w:szCs w:val="24"/>
+                              </w:rPr>
+                            </w:pPr>
+                          </w:p>
+                          <w:p>
+                            <w:pPr>
+                              <w:rPr>
+                                <w:rFonts w:ascii="Times New Roman" w:hAnsi="Times New Roman" w:cs="Times New Roman"/>
+                                <w:sz w:val="24"/>
+                                <w:szCs w:val="24"/>
+                              </w:rPr>
+                            </w:pPr>
+                          </w:p>
+                          <w:p>
+                            <w:pPr>
+                              <w:rPr>
+                                <w:rFonts w:ascii="Times New Roman" w:hAnsi="Times New Roman" w:cs="Times New Roman"/>
+                                <w:sz w:val="24"/>
+                                <w:szCs w:val="24"/>
+                              </w:rPr>
+                            </w:pPr>
+                          </w:p>
+                          <w:p>
+                            <w:pPr>
+                              <w:rPr>
+                                <w:rFonts w:ascii="Times New Roman" w:hAnsi="Times New Roman" w:cs="Times New Roman"/>
+                                <w:sz w:val="24"/>
+                                <w:szCs w:val="24"/>
+                              </w:rPr>
+                            </w:pPr>
+                          </w:p>
+                          <w:p>
+                            <w:pPr>
+                              <w:rPr>
+                                <w:rFonts w:ascii="Times New Roman" w:hAnsi="Times New Roman" w:cs="Times New Roman"/>
+                                <w:sz w:val="24"/>
+                                <w:szCs w:val="24"/>
+                              </w:rPr>
+                            </w:pPr>
+                          </w:p>
+                          <w:p>
+                            <w:pPr>
+                              <w:rPr>
+                                <w:rFonts w:ascii="Times New Roman" w:hAnsi="Times New Roman" w:cs="Times New Roman"/>
+                                <w:sz w:val="24"/>
+                                <w:szCs w:val="24"/>
+                              </w:rPr>
+                            </w:pPr>
+                          </w:p>
+                          <w:p>
+                            <w:pPr>
+                              <w:rPr>
+                                <w:rFonts w:ascii="Times New Roman" w:hAnsi="Times New Roman" w:cs="Times New Roman"/>
+                                <w:sz w:val="24"/>
+                                <w:szCs w:val="24"/>
+                              </w:rPr>
+                            </w:pPr>
+                          </w:p>
+                          <w:p>
+                            <w:pPr>
+                              <w:rPr>
+                                <w:rFonts w:ascii="Times New Roman" w:hAnsi="Times New Roman" w:cs="Times New Roman"/>
+                                <w:sz w:val="24"/>
+                                <w:szCs w:val="24"/>
+                              </w:rPr>
+                            </w:pPr>
+                          </w:p>
+                          <w:p>
+                            <w:pPr>
+                              <w:rPr>
+                                <w:rFonts w:ascii="Times New Roman" w:hAnsi="Times New Roman" w:cs="Times New Roman"/>
+                                <w:sz w:val="24"/>
+                                <w:szCs w:val="24"/>
+                              </w:rPr>
+                            </w:pPr>
+                          </w:p>
+                          <w:p>
+                            <w:pPr>
+                              <w:rPr>
+                                <w:rFonts w:ascii="Times New Roman" w:hAnsi="Times New Roman" w:cs="Times New Roman"/>
+                                <w:sz w:val="24"/>
+                                <w:szCs w:val="24"/>
+                              </w:rPr>
+                            </w:pPr>
+                          </w:p>
+                          <w:p>
+                            <w:pPr>
+                              <w:rPr>
+                                <w:rFonts w:ascii="Times New Roman" w:hAnsi="Times New Roman" w:cs="Times New Roman"/>
+                                <w:sz w:val="24"/>
+                                <w:szCs w:val="24"/>
+                              </w:rPr>
+                            </w:pPr>
+                          </w:p>
+                          <w:p>
+                            <w:pPr>
+                              <w:rPr>
+                                <w:rFonts w:ascii="Times New Roman" w:hAnsi="Times New Roman" w:cs="Times New Roman"/>
+                                <w:sz w:val="24"/>
+                                <w:szCs w:val="24"/>
+                              </w:rPr>
+                            </w:pPr>
+                          </w:p>
+                          <w:p>
+                            <w:pPr>
+                              <w:rPr>
+                                <w:rFonts w:ascii="Times New Roman" w:hAnsi="Times New Roman" w:cs="Times New Roman"/>
+                                <w:sz w:val="24"/>
+                                <w:szCs w:val="24"/>
+                              </w:rPr>
+                            </w:pPr>
+                          </w:p>
+                          <w:p>
+                            <w:pPr>
+                              <w:rPr>
+                                <w:rFonts w:ascii="Times New Roman" w:hAnsi="Times New Roman" w:cs="Times New Roman"/>
+                                <w:sz w:val="24"/>
+                                <w:szCs w:val="24"/>
+                              </w:rPr>
+                            </w:pPr>
+                          </w:p>
+                          <w:p>
+                            <w:pPr>
+                              <w:rPr>
+                                <w:rFonts w:ascii="Times New Roman" w:hAnsi="Times New Roman" w:cs="Times New Roman"/>
+                                <w:sz w:val="24"/>
+                                <w:szCs w:val="24"/>
+                              </w:rPr>
+                            </w:pPr>
+                          </w:p>
+                          <w:p>
+                            <w:pPr>
+                              <w:rPr>
+                                <w:rFonts w:ascii="Times New Roman" w:hAnsi="Times New Roman" w:cs="Times New Roman"/>
+                                <w:sz w:val="24"/>
+                                <w:szCs w:val="24"/>
+                              </w:rPr>
+                            </w:pPr>
+                          </w:p>
+                          <w:p>
+                            <w:pPr>
+                              <w:rPr>
+                                <w:rFonts w:ascii="Times New Roman" w:hAnsi="Times New Roman" w:cs="Times New Roman"/>
+                                <w:sz w:val="24"/>
+                                <w:szCs w:val="24"/>
+                              </w:rPr>
+                            </w:pPr>
+                          </w:p>
+                          <w:p>
+                            <w:pPr>
+                              <w:rPr>
+                                <w:rFonts w:ascii="Times New Roman" w:hAnsi="Times New Roman" w:cs="Times New Roman"/>
+                                <w:sz w:val="24"/>
+                                <w:szCs w:val="24"/>
+                              </w:rPr>
+                            </w:pPr>
+                          </w:p>
+                          <w:p>
+                            <w:pPr>
+                              <w:rPr>
+                                <w:rFonts w:ascii="Times New Roman" w:hAnsi="Times New Roman" w:cs="Times New Roman"/>
+                                <w:sz w:val="24"/>
+                                <w:szCs w:val="24"/>
+                              </w:rPr>
+                            </w:pPr>
+                          </w:p>
+                          <w:p>
+                            <w:pPr>
+                              <w:rPr>
+                                <w:rFonts w:ascii="Times New Roman" w:hAnsi="Times New Roman" w:cs="Times New Roman"/>
+                                <w:sz w:val="24"/>
+                                <w:szCs w:val="24"/>
+                              </w:rPr>
+                            </w:pPr>
+                          </w:p>
+                          <w:p>
+                            <w:pPr>
+                              <w:rPr>
+                                <w:rFonts w:ascii="Times New Roman" w:hAnsi="Times New Roman" w:cs="Times New Roman"/>
+                                <w:sz w:val="24"/>
+                                <w:szCs w:val="24"/>
+                              </w:rPr>
+                            </w:pPr>
+                          </w:p>
+                          <w:p>
+                            <w:pPr>
+                              <w:rPr>
+                                <w:rFonts w:ascii="Times New Roman" w:hAnsi="Times New Roman" w:cs="Times New Roman"/>
+                                <w:sz w:val="24"/>
+                                <w:szCs w:val="24"/>
+                              </w:rPr>
+                            </w:pPr>
+                          </w:p>
+                          <w:p>
+                            <w:pPr>
+                              <w:rPr>
+                                <w:rFonts w:ascii="Times New Roman" w:hAnsi="Times New Roman" w:cs="Times New Roman"/>
+                                <w:sz w:val="24"/>
+                                <w:szCs w:val="24"/>
+                              </w:rPr>
+                            </w:pPr>
+                          </w:p>
+                          <w:p>
+                            <w:pPr>
+                              <w:rPr>
+                                <w:rFonts w:ascii="Times New Roman" w:hAnsi="Times New Roman" w:cs="Times New Roman"/>
+                                <w:sz w:val="24"/>
+                                <w:szCs w:val="24"/>
+                              </w:rPr>
+                            </w:pPr>
+                          </w:p>
+                          <w:p>
+                            <w:pPr>
+                              <w:rPr>
+                                <w:rFonts w:ascii="Times New Roman" w:hAnsi="Times New Roman" w:cs="Times New Roman"/>
+                                <w:sz w:val="24"/>
+                                <w:szCs w:val="24"/>
+                              </w:rPr>
+                            </w:pPr>
+                          </w:p>
+                          <w:p>
+                            <w:pPr>
+                              <w:rPr>
+                                <w:rFonts w:ascii="Times New Roman" w:hAnsi="Times New Roman" w:cs="Times New Roman"/>
+                                <w:sz w:val="24"/>
+                                <w:szCs w:val="24"/>
+                              </w:rPr>
+                            </w:pPr>
+                          </w:p>
+                          <w:p>
+                            <w:pPr>
+                              <w:rPr>
+                                <w:rFonts w:ascii="Times New Roman" w:hAnsi="Times New Roman" w:cs="Times New Roman"/>
+                                <w:sz w:val="24"/>
+                                <w:szCs w:val="24"/>
+                              </w:rPr>
+                            </w:pPr>
+                          </w:p>
+                          <w:p>
+                            <w:pPr>
+                              <w:rPr>
+                                <w:rFonts w:ascii="Times New Roman" w:hAnsi="Times New Roman" w:cs="Times New Roman"/>
+                                <w:sz w:val="24"/>
+                                <w:szCs w:val="24"/>
+                              </w:rPr>
+                            </w:pPr>
+                          </w:p>
+                          <w:p>
+                            <w:pPr>
+                              <w:rPr>
+                                <w:rFonts w:ascii="Times New Roman" w:hAnsi="Times New Roman" w:cs="Times New Roman"/>
+                                <w:sz w:val="24"/>
+                                <w:szCs w:val="24"/>
+                              </w:rPr>
+                            </w:pPr>
+                          </w:p>
+                          <w:p>
+                            <w:pPr>
+                              <w:rPr>
+                                <w:rFonts w:ascii="Times New Roman" w:hAnsi="Times New Roman" w:cs="Times New Roman"/>
+                                <w:sz w:val="24"/>
+                                <w:szCs w:val="24"/>
+                              </w:rPr>
+                            </w:pPr>
+                          </w:p>
+                          <w:p>
+                            <w:pPr>
+                              <w:rPr>
+                                <w:rFonts w:ascii="Times New Roman" w:hAnsi="Times New Roman" w:cs="Times New Roman"/>
+                                <w:sz w:val="24"/>
+                                <w:szCs w:val="24"/>
+                              </w:rPr>
+                            </w:pPr>
+                          </w:p>
+                          <w:p>
+                            <w:pPr>
+                              <w:rPr>
+                                <w:rFonts w:ascii="Times New Roman" w:hAnsi="Times New Roman" w:cs="Times New Roman"/>
+                                <w:sz w:val="24"/>
+                                <w:szCs w:val="24"/>
+                              </w:rPr>
+                            </w:pPr>
+                          </w:p>
+                          <w:p>
+                            <w:pPr>
+                              <w:rPr>
+                                <w:rFonts w:ascii="Times New Roman" w:hAnsi="Times New Roman" w:cs="Times New Roman"/>
+                                <w:sz w:val="24"/>
+                                <w:szCs w:val="24"/>
+                              </w:rPr>
+                            </w:pPr>
+                          </w:p>
+                          <w:p>
+                            <w:pPr>
+                              <w:rPr>
+                                <w:rFonts w:ascii="Times New Roman" w:hAnsi="Times New Roman" w:cs="Times New Roman"/>
+                                <w:sz w:val="24"/>
+                                <w:szCs w:val="24"/>
+                              </w:rPr>
+                            </w:pPr>
+                          </w:p>
+                          <w:p>
+                            <w:pPr>
+                              <w:rPr>
+                                <w:rFonts w:ascii="Times New Roman" w:hAnsi="Times New Roman" w:cs="Times New Roman"/>
+                                <w:sz w:val="24"/>
+                                <w:szCs w:val="24"/>
+                              </w:rPr>
+                            </w:pPr>
+                          </w:p>
+                          <w:p>
+                            <w:pPr>
+                              <w:rPr>
+                                <w:rFonts w:ascii="Times New Roman" w:hAnsi="Times New Roman" w:cs="Times New Roman"/>
+                                <w:sz w:val="24"/>
+                                <w:szCs w:val="24"/>
+                              </w:rPr>
+                            </w:pPr>
+                          </w:p>
+                          <w:p>
+                            <w:pPr>
+                              <w:rPr>
+                                <w:rFonts w:ascii="Times New Roman" w:hAnsi="Times New Roman" w:cs="Times New Roman"/>
+                                <w:sz w:val="24"/>
+                                <w:szCs w:val="24"/>
+                              </w:rPr>
+                            </w:pPr>
+                          </w:p>
+                          <w:p>
+                            <w:pPr>
+                              <w:rPr>
+                                <w:rFonts w:ascii="Times New Roman" w:hAnsi="Times New Roman" w:cs="Times New Roman"/>
+                                <w:sz w:val="24"/>
+                                <w:szCs w:val="24"/>
+                              </w:rPr>
+                            </w:pPr>
+                          </w:p>
+                          <w:p>
+                            <w:pPr>
+                              <w:rPr>
+                                <w:rFonts w:ascii="Times New Roman" w:hAnsi="Times New Roman" w:cs="Times New Roman"/>
+                                <w:sz w:val="24"/>
+                                <w:szCs w:val="24"/>
+                              </w:rPr>
+                            </w:pPr>
+                          </w:p>
+                          <w:p>
+                            <w:pPr>
+                              <w:rPr>
+                                <w:rFonts w:ascii="Times New Roman" w:hAnsi="Times New Roman" w:cs="Times New Roman"/>
+                                <w:sz w:val="24"/>
+                                <w:szCs w:val="24"/>
+                              </w:rPr>
+                            </w:pPr>
+                          </w:p>
+                          <w:p>
+                            <w:pPr>
+                              <w:rPr>
+                                <w:rFonts w:ascii="Times New Roman" w:hAnsi="Times New Roman" w:cs="Times New Roman"/>
+                                <w:sz w:val="24"/>
+                                <w:szCs w:val="24"/>
+                              </w:rPr>
+                            </w:pPr>
+                          </w:p>
+                          <w:p>
+                            <w:pPr>
+                              <w:rPr>
+                                <w:rFonts w:ascii="Times New Roman" w:hAnsi="Times New Roman" w:cs="Times New Roman"/>
+                                <w:sz w:val="24"/>
+                                <w:szCs w:val="24"/>
+                              </w:rPr>
+                            </w:pPr>
+                          </w:p>
+                          <w:p>
+                            <w:pPr>
+                              <w:rPr>
+                                <w:rFonts w:ascii="Times New Roman" w:hAnsi="Times New Roman" w:cs="Times New Roman"/>
+                                <w:sz w:val="24"/>
+                                <w:szCs w:val="24"/>
+                              </w:rPr>
+                            </w:pPr>
+                          </w:p>
+                          <w:p>
+                            <w:pPr>
+                              <w:rPr>
+                                <w:rFonts w:ascii="Times New Roman" w:hAnsi="Times New Roman" w:cs="Times New Roman"/>
+                                <w:sz w:val="24"/>
+                                <w:szCs w:val="24"/>
+                              </w:rPr>
+                            </w:pPr>
+                          </w:p>
+                          <w:p>
+                            <w:pPr>
+                              <w:rPr>
+                                <w:rFonts w:ascii="Times New Roman" w:hAnsi="Times New Roman" w:cs="Times New Roman"/>
+                                <w:sz w:val="24"/>
+                                <w:szCs w:val="24"/>
+                              </w:rPr>
+                            </w:pPr>
+                          </w:p>
+                          <w:p>
+                            <w:pPr>
+                              <w:rPr>
+                                <w:rFonts w:ascii="Times New Roman" w:hAnsi="Times New Roman" w:cs="Times New Roman"/>
+                                <w:sz w:val="24"/>
+                                <w:szCs w:val="24"/>
+                              </w:rPr>
+                            </w:pPr>
+                          </w:p>
+                          <w:p>
+                            <w:pPr>
+                              <w:rPr>
+                                <w:rFonts w:ascii="Times New Roman" w:hAnsi="Times New Roman" w:cs="Times New Roman"/>
+                                <w:sz w:val="24"/>
+                                <w:szCs w:val="24"/>
+                              </w:rPr>
+                            </w:pPr>
+                          </w:p>
+                          <w:p>
+                            <w:pPr>
+                              <w:rPr>
+                                <w:rFonts w:ascii="Times New Roman" w:hAnsi="Times New Roman" w:cs="Times New Roman"/>
+                                <w:sz w:val="24"/>
+                                <w:szCs w:val="24"/>
+                              </w:rPr>
+                            </w:pPr>
+                          </w:p>
+                          <w:p>
+                            <w:pPr>
+                              <w:rPr>
+                                <w:rFonts w:ascii="Times New Roman" w:hAnsi="Times New Roman" w:cs="Times New Roman"/>
+                                <w:sz w:val="24"/>
+                                <w:szCs w:val="24"/>
+                              </w:rPr>
+                            </w:pPr>
+                          </w:p>
+                          <w:p>
+                            <w:pPr>
+                              <w:rPr>
+                                <w:rFonts w:ascii="Times New Roman" w:hAnsi="Times New Roman" w:cs="Times New Roman"/>
+                                <w:sz w:val="24"/>
+                                <w:szCs w:val="24"/>
+                              </w:rPr>
+                            </w:pPr>
+                          </w:p>
+                          <w:p>
+                            <w:pPr>
+                              <w:rPr>
+                                <w:rFonts w:ascii="Times New Roman" w:hAnsi="Times New Roman" w:cs="Times New Roman"/>
+                                <w:sz w:val="24"/>
+                                <w:szCs w:val="24"/>
+                              </w:rPr>
+                            </w:pPr>
+                          </w:p>
+                          <w:p>
+                            <w:pPr>
+                              <w:rPr>
+                                <w:rFonts w:ascii="Times New Roman" w:hAnsi="Times New Roman" w:cs="Times New Roman"/>
+                                <w:sz w:val="24"/>
+                                <w:szCs w:val="24"/>
+                              </w:rPr>
+                            </w:pPr>
+                          </w:p>
+                          <w:p>
+                            <w:pPr>
+                              <w:rPr>
+                                <w:rFonts w:ascii="Times New Roman" w:hAnsi="Times New Roman" w:cs="Times New Roman"/>
+                                <w:sz w:val="24"/>
+                                <w:szCs w:val="24"/>
+                              </w:rPr>
+                            </w:pPr>
+                          </w:p>
+                          <w:p>
+                            <w:pPr>
+                              <w:rPr>
+                                <w:rFonts w:ascii="Times New Roman" w:hAnsi="Times New Roman" w:cs="Times New Roman"/>
+                                <w:sz w:val="24"/>
+                                <w:szCs w:val="24"/>
+                              </w:rPr>
+                            </w:pPr>
+                          </w:p>
+                          <w:p>
+                            <w:pPr>
+                              <w:rPr>
+                                <w:rFonts w:ascii="Times New Roman" w:hAnsi="Times New Roman" w:cs="Times New Roman"/>
+                                <w:sz w:val="24"/>
+                                <w:szCs w:val="24"/>
+                              </w:rPr>
+                            </w:pPr>
+                          </w:p>
+                          <w:p>
+                            <w:pPr>
+                              <w:rPr>
+                                <w:rFonts w:ascii="Times New Roman" w:hAnsi="Times New Roman" w:cs="Times New Roman"/>
+                                <w:sz w:val="24"/>
+                                <w:szCs w:val="24"/>
+                              </w:rPr>
+                            </w:pPr>
+                          </w:p>
+                          <w:p>
+                            <w:pPr>
+                              <w:rPr>
+                                <w:rFonts w:ascii="Times New Roman" w:hAnsi="Times New Roman" w:cs="Times New Roman"/>
+                                <w:sz w:val="24"/>
+                                <w:szCs w:val="24"/>
+                              </w:rPr>
+                            </w:pPr>
+                          </w:p>
+                          <w:p>
+                            <w:pPr>
+                              <w:rPr>
+                                <w:rFonts w:ascii="Times New Roman" w:hAnsi="Times New Roman" w:cs="Times New Roman"/>
+                                <w:sz w:val="24"/>
+                                <w:szCs w:val="24"/>
+                              </w:rPr>
+                            </w:pPr>
+                          </w:p>
+                          <w:p>
+                            <w:pPr>
+                              <w:rPr>
+                                <w:rFonts w:ascii="Times New Roman" w:hAnsi="Times New Roman" w:cs="Times New Roman"/>
+                                <w:sz w:val="24"/>
+                                <w:szCs w:val="24"/>
+                              </w:rPr>
+                            </w:pPr>
+                          </w:p>
+                          <w:p>
+                            <w:pPr>
+                              <w:rPr>
+                                <w:rFonts w:ascii="Times New Roman" w:hAnsi="Times New Roman" w:cs="Times New Roman"/>
+                                <w:sz w:val="24"/>
+                                <w:szCs w:val="24"/>
+                              </w:rPr>
+                            </w:pPr>
+                          </w:p>
+                          <w:p>
+                            <w:pPr>
+                              <w:rPr>
+                                <w:rFonts w:ascii="Times New Roman" w:hAnsi="Times New Roman" w:cs="Times New Roman"/>
+                                <w:sz w:val="24"/>
+                                <w:szCs w:val="24"/>
+                              </w:rPr>
+                            </w:pPr>
+                          </w:p>
+                          <w:p>
+                            <w:pPr>
+                              <w:rPr>
+                                <w:rFonts w:ascii="Times New Roman" w:hAnsi="Times New Roman" w:cs="Times New Roman"/>
+                                <w:sz w:val="24"/>
+                                <w:szCs w:val="24"/>
+                              </w:rPr>
+                            </w:pPr>
+                          </w:p>
+                          <w:p>
+                            <w:pPr>
+                              <w:rPr>
+                                <w:rFonts w:ascii="Times New Roman" w:hAnsi="Times New Roman" w:cs="Times New Roman"/>
+                                <w:sz w:val="24"/>
+                                <w:szCs w:val="24"/>
+                              </w:rPr>
+                            </w:pPr>
+                          </w:p>
+                          <w:p>
+                            <w:pPr>
+                              <w:rPr>
+                                <w:rFonts w:ascii="Times New Roman" w:hAnsi="Times New Roman" w:cs="Times New Roman"/>
+                                <w:sz w:val="24"/>
+                                <w:szCs w:val="24"/>
+                              </w:rPr>
+                            </w:pPr>
+                          </w:p>
+                          <w:p>
+                            <w:pPr>
+                              <w:rPr>
+                                <w:rFonts w:ascii="Times New Roman" w:hAnsi="Times New Roman" w:cs="Times New Roman"/>
+                                <w:sz w:val="24"/>
+                                <w:szCs w:val="24"/>
+                              </w:rPr>
+                            </w:pPr>
+                          </w:p>
+                          <w:p>
+                            <w:pPr>
+                              <w:rPr>
+                                <w:rFonts w:ascii="Times New Roman" w:hAnsi="Times New Roman" w:cs="Times New Roman"/>
+                                <w:sz w:val="24"/>
+                                <w:szCs w:val="24"/>
+                              </w:rPr>
+                            </w:pPr>
+                          </w:p>
+                          <w:p>
+                            <w:pPr>
+                              <w:rPr>
+                                <w:rFonts w:ascii="Times New Roman" w:hAnsi="Times New Roman" w:cs="Times New Roman"/>
+                                <w:sz w:val="24"/>
+                                <w:szCs w:val="24"/>
+                              </w:rPr>
+                            </w:pPr>
+                          </w:p>
+                          <w:p>
+                            <w:pPr>
+                              <w:rPr>
+                                <w:rFonts w:ascii="Times New Roman" w:hAnsi="Times New Roman" w:cs="Times New Roman"/>
+                                <w:sz w:val="24"/>
+                                <w:szCs w:val="24"/>
+                              </w:rPr>
+                            </w:pPr>
+                          </w:p>
+                          <w:p>
+                            <w:pPr>
+                              <w:rPr>
+                                <w:rFonts w:ascii="Times New Roman" w:hAnsi="Times New Roman" w:cs="Times New Roman"/>
+                                <w:sz w:val="24"/>
+                                <w:szCs w:val="24"/>
+                              </w:rPr>
+                            </w:pPr>
+                          </w:p>
+                          <w:p>
+                            <w:pPr>
+                              <w:rPr>
+                                <w:rFonts w:ascii="Times New Roman" w:hAnsi="Times New Roman" w:cs="Times New Roman"/>
+                                <w:sz w:val="24"/>
+                                <w:szCs w:val="24"/>
+                              </w:rPr>
+                            </w:pPr>
+                          </w:p>
+                          <w:p>
+                            <w:pPr>
+                              <w:rPr>
+                                <w:rFonts w:ascii="Times New Roman" w:hAnsi="Times New Roman" w:cs="Times New Roman"/>
+                                <w:sz w:val="24"/>
+                                <w:szCs w:val="24"/>
+                              </w:rPr>
+                            </w:pPr>
+                          </w:p>
+                          <w:p>
+                            <w:pPr>
+                              <w:rPr>
+                                <w:rFonts w:ascii="Times New Roman" w:hAnsi="Times New Roman" w:cs="Times New Roman"/>
+                                <w:sz w:val="24"/>
+                                <w:szCs w:val="24"/>
+                              </w:rPr>
+                            </w:pPr>
+                          </w:p>
+                          <w:p>
+                            <w:pPr>
+                              <w:rPr>
+                                <w:rFonts w:ascii="Times New Roman" w:hAnsi="Times New Roman" w:cs="Times New Roman"/>
+                                <w:sz w:val="24"/>
+                                <w:szCs w:val="24"/>
+                              </w:rPr>
+                            </w:pPr>
+                          </w:p>
+                          <w:p>
+                            <w:pPr>
+                              <w:rPr>
+                                <w:rFonts w:ascii="Times New Roman" w:hAnsi="Times New Roman" w:cs="Times New Roman"/>
+                                <w:sz w:val="24"/>
+                                <w:szCs w:val="24"/>
+                              </w:rPr>
+                            </w:pPr>
+                          </w:p>
+                          <w:p>
+                            <w:pPr>
+                              <w:rPr>
+                                <w:rFonts w:ascii="Times New Roman" w:hAnsi="Times New Roman" w:cs="Times New Roman"/>
+                                <w:sz w:val="24"/>
+                                <w:szCs w:val="24"/>
+                              </w:rPr>
+                            </w:pPr>
+                          </w:p>
+                          <w:p>
+                            <w:pPr>
+                              <w:rPr>
+                                <w:rFonts w:ascii="Times New Roman" w:hAnsi="Times New Roman" w:cs="Times New Roman"/>
+                                <w:sz w:val="24"/>
+                                <w:szCs w:val="24"/>
+                              </w:rPr>
+                            </w:pPr>
+                          </w:p>
+                          <w:p>
+                            <w:pPr>
+                              <w:rPr>
+                                <w:rFonts w:ascii="Times New Roman" w:hAnsi="Times New Roman" w:cs="Times New Roman"/>
+                                <w:sz w:val="24"/>
+                                <w:szCs w:val="24"/>
+                              </w:rPr>
+                            </w:pPr>
+                          </w:p>
+                          <w:p>
+                            <w:pPr>
+                              <w:rPr>
+                                <w:rFonts w:ascii="Times New Roman" w:hAnsi="Times New Roman" w:cs="Times New Roman"/>
+                                <w:sz w:val="24"/>
+                                <w:szCs w:val="24"/>
+                              </w:rPr>
+                            </w:pPr>
+                          </w:p>
+                          <w:p>
+                            <w:pPr>
+                              <w:rPr>
+                                <w:rFonts w:ascii="Times New Roman" w:hAnsi="Times New Roman" w:cs="Times New Roman"/>
+                                <w:sz w:val="24"/>
+                                <w:szCs w:val="24"/>
+                              </w:rPr>
+                            </w:pPr>
+                          </w:p>
+                          <w:p>
+                            <w:pPr>
+                              <w:rPr>
+                                <w:rFonts w:ascii="Times New Roman" w:hAnsi="Times New Roman" w:cs="Times New Roman"/>
+                                <w:sz w:val="24"/>
+                                <w:szCs w:val="24"/>
+                              </w:rPr>
+                            </w:pPr>
+                          </w:p>
+                          <w:p>
+                            <w:pPr>
+                              <w:rPr>
+                                <w:rFonts w:ascii="Times New Roman" w:hAnsi="Times New Roman" w:cs="Times New Roman"/>
+                                <w:sz w:val="24"/>
+                                <w:szCs w:val="24"/>
+                              </w:rPr>
+                            </w:pPr>
+                          </w:p>
+                          <w:p>
+                            <w:pPr>
+                              <w:rPr>
+                                <w:rFonts w:ascii="Times New Roman" w:hAnsi="Times New Roman" w:cs="Times New Roman"/>
+                                <w:sz w:val="24"/>
+                                <w:szCs w:val="24"/>
+                              </w:rPr>
+                            </w:pPr>
+                          </w:p>
+                          <w:p>
+                            <w:pPr>
+                              <w:rPr>
+                                <w:rFonts w:ascii="Times New Roman" w:hAnsi="Times New Roman" w:cs="Times New Roman"/>
+                                <w:sz w:val="24"/>
+                                <w:szCs w:val="24"/>
+                              </w:rPr>
+                            </w:pPr>
+                          </w:p>
+                          <w:p>
+                            <w:pPr>
+                              <w:rPr>
+                                <w:rFonts w:ascii="Times New Roman" w:hAnsi="Times New Roman" w:cs="Times New Roman"/>
+                                <w:sz w:val="24"/>
+                                <w:szCs w:val="24"/>
+                              </w:rPr>
+                            </w:pPr>
+                          </w:p>
+                          <w:p>
+                            <w:pPr>
+                              <w:rPr>
+                                <w:rFonts w:ascii="Times New Roman" w:hAnsi="Times New Roman" w:cs="Times New Roman"/>
+                                <w:sz w:val="24"/>
+                                <w:szCs w:val="24"/>
+                              </w:rPr>
+                            </w:pPr>
+                          </w:p>
+                          <w:p>
+                            <w:pPr>
+                              <w:rPr>
+                                <w:rFonts w:ascii="Times New Roman" w:hAnsi="Times New Roman" w:cs="Times New Roman"/>
+                                <w:sz w:val="24"/>
+                                <w:szCs w:val="24"/>
+                              </w:rPr>
+                            </w:pPr>
+                          </w:p>
+                          <w:p>
+                            <w:pPr>
+                              <w:rPr>
+                                <w:rFonts w:ascii="Times New Roman" w:hAnsi="Times New Roman" w:cs="Times New Roman"/>
+                                <w:sz w:val="24"/>
+                                <w:szCs w:val="24"/>
+                              </w:rPr>
+                            </w:pPr>
+                          </w:p>
+                          <w:p>
+                            <w:pPr>
+                              <w:rPr>
+                                <w:rFonts w:ascii="Times New Roman" w:hAnsi="Times New Roman" w:cs="Times New Roman"/>
+                                <w:sz w:val="24"/>
+                                <w:szCs w:val="24"/>
+                              </w:rPr>
+                            </w:pPr>
+                          </w:p>
+                          <w:p>
+                            <w:pPr>
+                              <w:rPr>
+                                <w:rFonts w:ascii="Times New Roman" w:hAnsi="Times New Roman" w:cs="Times New Roman"/>
+                                <w:sz w:val="24"/>
+                                <w:szCs w:val="24"/>
+                              </w:rPr>
+                            </w:pPr>
+                          </w:p>
+                          <w:p>
+                            <w:pPr>
+                              <w:rPr>
+                                <w:rFonts w:ascii="Times New Roman" w:hAnsi="Times New Roman" w:cs="Times New Roman"/>
+                                <w:sz w:val="24"/>
+                                <w:szCs w:val="24"/>
+                              </w:rPr>
+                            </w:pPr>
+                          </w:p>
+                          <w:p>
+                            <w:pPr>
+                              <w:rPr>
+                                <w:rFonts w:ascii="Times New Roman" w:hAnsi="Times New Roman" w:cs="Times New Roman"/>
+                                <w:sz w:val="24"/>
+                                <w:szCs w:val="24"/>
+                              </w:rPr>
+                            </w:pPr>
+                          </w:p>
+                          <w:p>
+                            <w:pPr>
+                              <w:rPr>
+                                <w:rFonts w:ascii="Times New Roman" w:hAnsi="Times New Roman" w:cs="Times New Roman"/>
+                                <w:sz w:val="24"/>
+                                <w:szCs w:val="24"/>
+                              </w:rPr>
+                            </w:pPr>
+                          </w:p>
+                          <w:p>
+                            <w:pPr>
+                              <w:rPr>
+                                <w:rFonts w:ascii="Times New Roman" w:hAnsi="Times New Roman" w:cs="Times New Roman"/>
+                                <w:sz w:val="24"/>
+                                <w:szCs w:val="24"/>
+                              </w:rPr>
+                            </w:pPr>
+                          </w:p>
+                          <w:p>
+                            <w:pPr>
+                              <w:rPr>
+                                <w:rFonts w:ascii="Times New Roman" w:hAnsi="Times New Roman" w:cs="Times New Roman"/>
+                                <w:sz w:val="24"/>
+                                <w:szCs w:val="24"/>
+                              </w:rPr>
+                            </w:pPr>
+                          </w:p>
+                          <w:p>
+                            <w:pPr>
+                              <w:rPr>
+                                <w:rFonts w:ascii="Times New Roman" w:hAnsi="Times New Roman" w:cs="Times New Roman"/>
+                                <w:sz w:val="24"/>
+                                <w:szCs w:val="24"/>
+                              </w:rPr>
+                            </w:pPr>
+                          </w:p>
+                          <w:p>
+                            <w:pPr>
+                              <w:rPr>
+                                <w:rFonts w:ascii="Times New Roman" w:hAnsi="Times New Roman" w:cs="Times New Roman"/>
+                                <w:sz w:val="24"/>
+                                <w:szCs w:val="24"/>
+                              </w:rPr>
+                            </w:pPr>
+                          </w:p>
+                          <w:p>
+                            <w:pPr>
+                              <w:rPr>
+                                <w:rFonts w:ascii="Times New Roman" w:hAnsi="Times New Roman" w:cs="Times New Roman"/>
+                                <w:sz w:val="24"/>
+                                <w:szCs w:val="24"/>
+                              </w:rPr>
+                            </w:pPr>
+                          </w:p>
+                          <w:p>
+                            <w:pPr>
+                              <w:rPr>
+                                <w:rFonts w:ascii="Times New Roman" w:hAnsi="Times New Roman" w:cs="Times New Roman"/>
+                                <w:sz w:val="24"/>
+                                <w:szCs w:val="24"/>
+                              </w:rPr>
+                            </w:pPr>
+                          </w:p>
+                          <w:p>
+                            <w:pPr>
+                              <w:rPr>
+                                <w:rFonts w:ascii="Times New Roman" w:hAnsi="Times New Roman" w:cs="Times New Roman"/>
+                                <w:sz w:val="24"/>
+                                <w:szCs w:val="24"/>
+                              </w:rPr>
+                            </w:pPr>
+                          </w:p>
+                          <w:p>
+                            <w:pPr>
+                              <w:rPr>
+                                <w:rFonts w:ascii="Times New Roman" w:hAnsi="Times New Roman" w:cs="Times New Roman"/>
+                                <w:sz w:val="24"/>
+                                <w:szCs w:val="24"/>
+                              </w:rPr>
+                            </w:pPr>
+                          </w:p>
+                          <w:p>
+                            <w:pPr>
+                              <w:rPr>
+                                <w:rFonts w:ascii="Times New Roman" w:hAnsi="Times New Roman" w:cs="Times New Roman"/>
+                                <w:sz w:val="24"/>
+                                <w:szCs w:val="24"/>
+                              </w:rPr>
+                            </w:pPr>
+                          </w:p>
+                          <w:p>
+                            <w:pPr>
+                              <w:rPr>
+                                <w:rFonts w:ascii="Times New Roman" w:hAnsi="Times New Roman" w:cs="Times New Roman"/>
+                                <w:sz w:val="24"/>
+                                <w:szCs w:val="24"/>
+                              </w:rPr>
+                            </w:pPr>
+                          </w:p>
+                          <w:p>
+                            <w:pPr>
+                              <w:rPr>
+                                <w:rFonts w:ascii="Times New Roman" w:hAnsi="Times New Roman" w:cs="Times New Roman"/>
+                                <w:sz w:val="24"/>
+                                <w:szCs w:val="24"/>
+                              </w:rPr>
+                            </w:pPr>
+                          </w:p>
+                          <w:p>
+                            <w:pPr>
+                              <w:rPr>
+                                <w:rFonts w:ascii="Times New Roman" w:hAnsi="Times New Roman" w:cs="Times New Roman"/>
+                                <w:sz w:val="24"/>
+                                <w:szCs w:val="24"/>
+                              </w:rPr>
+                            </w:pPr>
+                          </w:p>
+                          <w:p>
+                            <w:pPr>
+                              <w:rPr>
+                                <w:rFonts w:ascii="Times New Roman" w:hAnsi="Times New Roman" w:cs="Times New Roman"/>
+                                <w:sz w:val="24"/>
+                                <w:szCs w:val="24"/>
+                              </w:rPr>
+                            </w:pPr>
+                          </w:p>
+                          <w:p>
+                            <w:pPr>
+                              <w:rPr>
+                                <w:rFonts w:ascii="Times New Roman" w:hAnsi="Times New Roman" w:cs="Times New Roman"/>
+                                <w:sz w:val="24"/>
+                                <w:szCs w:val="24"/>
+                              </w:rPr>
+                            </w:pPr>
+                          </w:p>
+                          <w:p>
+                            <w:pPr>
+                              <w:rPr>
+                                <w:rFonts w:ascii="Times New Roman" w:hAnsi="Times New Roman" w:cs="Times New Roman"/>
+                                <w:sz w:val="24"/>
+                                <w:szCs w:val="24"/>
+                              </w:rPr>
+                            </w:pPr>
+                          </w:p>
+                          <w:p>
+                            <w:pPr>
+                              <w:rPr>
+                                <w:rFonts w:ascii="Times New Roman" w:hAnsi="Times New Roman" w:cs="Times New Roman"/>
+                                <w:sz w:val="24"/>
+                                <w:szCs w:val="24"/>
+                              </w:rPr>
+                            </w:pPr>
+                          </w:p>
+                          <w:p>
+                            <w:pPr>
+                              <w:rPr>
+                                <w:rFonts w:ascii="Times New Roman" w:hAnsi="Times New Roman" w:cs="Times New Roman"/>
+                                <w:sz w:val="24"/>
+                                <w:szCs w:val="24"/>
+                              </w:rPr>
+                            </w:pPr>
+                          </w:p>
+                          <w:p>
+                            <w:pPr>
+                              <w:rPr>
+                                <w:rFonts w:ascii="Times New Roman" w:hAnsi="Times New Roman" w:cs="Times New Roman"/>
+                                <w:sz w:val="24"/>
+                                <w:szCs w:val="24"/>
+                              </w:rPr>
+                            </w:pPr>
+                          </w:p>
+                          <w:p>
+                            <w:pPr>
+                              <w:rPr>
+                                <w:rFonts w:ascii="Times New Roman" w:hAnsi="Times New Roman" w:cs="Times New Roman"/>
+                                <w:sz w:val="24"/>
+                                <w:szCs w:val="24"/>
+                              </w:rPr>
+                            </w:pPr>
+                          </w:p>
+                          <w:p>
+                            <w:pPr>
+                              <w:rPr>
+                                <w:rFonts w:ascii="Times New Roman" w:hAnsi="Times New Roman" w:cs="Times New Roman"/>
+                                <w:sz w:val="24"/>
+                                <w:szCs w:val="24"/>
+                              </w:rPr>
+                            </w:pPr>
+                          </w:p>
+                          <w:p>
+                            <w:pPr>
+                              <w:rPr>
+                                <w:rFonts w:ascii="Times New Roman" w:hAnsi="Times New Roman" w:cs="Times New Roman"/>
+                                <w:sz w:val="24"/>
+                                <w:szCs w:val="24"/>
+                              </w:rPr>
+                            </w:pPr>
+                          </w:p>
+                          <w:p>
+                            <w:pPr>
+                              <w:rPr>
+                                <w:rFonts w:ascii="Times New Roman" w:hAnsi="Times New Roman" w:cs="Times New Roman"/>
+                                <w:sz w:val="24"/>
+                                <w:szCs w:val="24"/>
+                              </w:rPr>
+                            </w:pPr>
+                          </w:p>
+                          <w:p>
+                            <w:pPr>
+                              <w:rPr>
+                                <w:rFonts w:ascii="Times New Roman" w:hAnsi="Times New Roman" w:cs="Times New Roman"/>
+                                <w:sz w:val="24"/>
+                                <w:szCs w:val="24"/>
+                              </w:rPr>
+                            </w:pPr>
+                          </w:p>
+                          <w:p>
+                            <w:pPr>
+                              <w:rPr>
+                                <w:rFonts w:ascii="Times New Roman" w:hAnsi="Times New Roman" w:cs="Times New Roman"/>
+                                <w:sz w:val="24"/>
+                                <w:szCs w:val="24"/>
+                              </w:rPr>
+                            </w:pPr>
+                          </w:p>
+                          <w:p>
+                            <w:pPr>
+                              <w:rPr>
+                                <w:rFonts w:ascii="Times New Roman" w:hAnsi="Times New Roman" w:cs="Times New Roman"/>
+                                <w:sz w:val="24"/>
+                                <w:szCs w:val="24"/>
+                              </w:rPr>
+                            </w:pPr>
+                          </w:p>
+                          <w:p>
+                            <w:pPr>
+                              <w:rPr>
+                                <w:rFonts w:ascii="Times New Roman" w:hAnsi="Times New Roman" w:cs="Times New Roman"/>
+                                <w:sz w:val="24"/>
+                                <w:szCs w:val="24"/>
+                              </w:rPr>
+                            </w:pPr>
+                          </w:p>
+                          <w:p>
+                            <w:pPr>
+                              <w:rPr>
+                                <w:rFonts w:ascii="Times New Roman" w:hAnsi="Times New Roman" w:cs="Times New Roman"/>
+                                <w:sz w:val="24"/>
+                                <w:szCs w:val="24"/>
+                              </w:rPr>
+                            </w:pPr>
+                          </w:p>
+                          <w:p>
+                            <w:pPr>
+                              <w:rPr>
+                                <w:rFonts w:ascii="Times New Roman" w:hAnsi="Times New Roman" w:cs="Times New Roman"/>
+                                <w:sz w:val="24"/>
+                                <w:szCs w:val="24"/>
+                              </w:rPr>
+                            </w:pPr>
+                          </w:p>
+                          <w:p>
+                            <w:pPr>
+                              <w:rPr>
+                                <w:rFonts w:ascii="Times New Roman" w:hAnsi="Times New Roman" w:cs="Times New Roman"/>
+                                <w:sz w:val="24"/>
+                                <w:szCs w:val="24"/>
+                              </w:rPr>
+                            </w:pPr>
+                          </w:p>
+                          <w:p>
+                            <w:pPr>
+                              <w:rPr>
+                                <w:rFonts w:ascii="Times New Roman" w:hAnsi="Times New Roman" w:cs="Times New Roman"/>
+                                <w:sz w:val="24"/>
+                                <w:szCs w:val="24"/>
+                              </w:rPr>
+                            </w:pPr>
+                          </w:p>
+                          <w:p>
+                            <w:pPr>
+                              <w:rPr>
+                                <w:rFonts w:ascii="Times New Roman" w:hAnsi="Times New Roman" w:cs="Times New Roman"/>
+                                <w:sz w:val="24"/>
+                                <w:szCs w:val="24"/>
+                              </w:rPr>
+                            </w:pPr>
+                          </w:p>
+                          <w:p>
+                            <w:pPr>
+                              <w:rPr>
+                                <w:rFonts w:ascii="Times New Roman" w:hAnsi="Times New Roman" w:cs="Times New Roman"/>
+                                <w:sz w:val="24"/>
+                                <w:szCs w:val="24"/>
+                              </w:rPr>
+                            </w:pPr>
+                          </w:p>
+                          <w:p>
+                            <w:pPr>
+                              <w:rPr>
+                                <w:rFonts w:ascii="Times New Roman" w:hAnsi="Times New Roman" w:cs="Times New Roman"/>
+                                <w:sz w:val="24"/>
+                                <w:szCs w:val="24"/>
+                              </w:rPr>
+                            </w:pPr>
+                          </w:p>
+                          <w:p>
+                            <w:pPr>
+                              <w:rPr>
+                                <w:rFonts w:ascii="Times New Roman" w:hAnsi="Times New Roman" w:cs="Times New Roman"/>
+                                <w:sz w:val="24"/>
+                                <w:szCs w:val="24"/>
+                              </w:rPr>
+                            </w:pPr>
+                          </w:p>
+                          <w:p>
+                            <w:pPr>
+                              <w:rPr>
+                                <w:rFonts w:ascii="Times New Roman" w:hAnsi="Times New Roman" w:cs="Times New Roman"/>
+                                <w:sz w:val="24"/>
+                                <w:szCs w:val="24"/>
+                              </w:rPr>
+                            </w:pPr>
+                          </w:p>
+                          <w:p>
+                            <w:pPr>
+                              <w:rPr>
+                                <w:rFonts w:ascii="Times New Roman" w:hAnsi="Times New Roman" w:cs="Times New Roman"/>
+                                <w:sz w:val="24"/>
+                                <w:szCs w:val="24"/>
+                              </w:rPr>
+                            </w:pPr>
+                          </w:p>
+                          <w:p>
+                            <w:pPr>
+                              <w:rPr>
+                                <w:rFonts w:ascii="Times New Roman" w:hAnsi="Times New Roman" w:cs="Times New Roman"/>
+                                <w:sz w:val="24"/>
+                                <w:szCs w:val="24"/>
+                              </w:rPr>
+                            </w:pPr>
+                          </w:p>
+                          <w:p>
+                            <w:pPr>
+                              <w:rPr>
+                                <w:rFonts w:ascii="Times New Roman" w:hAnsi="Times New Roman" w:cs="Times New Roman"/>
+                                <w:sz w:val="24"/>
+                                <w:szCs w:val="24"/>
+                              </w:rPr>
+                            </w:pPr>
+                          </w:p>
+                          <w:p>
+                            <w:pPr>
+                              <w:rPr>
+                                <w:rFonts w:ascii="Times New Roman" w:hAnsi="Times New Roman" w:cs="Times New Roman"/>
+                                <w:sz w:val="24"/>
+                                <w:szCs w:val="24"/>
+                              </w:rPr>
+                            </w:pPr>
+                          </w:p>
+                          <w:p>
+                            <w:pPr>
+                              <w:rPr>
+                                <w:rFonts w:ascii="Times New Roman" w:hAnsi="Times New Roman" w:cs="Times New Roman"/>
+                                <w:sz w:val="24"/>
+                                <w:szCs w:val="24"/>
+                              </w:rPr>
+                            </w:pPr>
+                          </w:p>
+                          <w:p>
+                            <w:pPr>
+                              <w:rPr>
+                                <w:rFonts w:ascii="Times New Roman" w:hAnsi="Times New Roman" w:cs="Times New Roman"/>
+                                <w:sz w:val="24"/>
+                                <w:szCs w:val="24"/>
+                              </w:rPr>
+                            </w:pPr>
+                          </w:p>
+                          <w:p>
+                            <w:pPr>
+                              <w:rPr>
+                                <w:rFonts w:ascii="Times New Roman" w:hAnsi="Times New Roman" w:cs="Times New Roman"/>
+                                <w:sz w:val="24"/>
+                                <w:szCs w:val="24"/>
+                              </w:rPr>
+                            </w:pPr>
+                          </w:p>
+                          <w:p>
+                            <w:pPr>
+                              <w:rPr>
+                                <w:rFonts w:ascii="Times New Roman" w:hAnsi="Times New Roman" w:cs="Times New Roman"/>
+                                <w:sz w:val="24"/>
+                                <w:szCs w:val="24"/>
+                              </w:rPr>
+                            </w:pPr>
+                          </w:p>
+                          <w:p>
+                            <w:pPr>
+                              <w:rPr>
+                                <w:rFonts w:ascii="Times New Roman" w:hAnsi="Times New Roman" w:cs="Times New Roman"/>
+                                <w:sz w:val="24"/>
+                                <w:szCs w:val="24"/>
+                              </w:rPr>
+                            </w:pPr>
+                          </w:p>
+                          <w:p>
+                            <w:pPr>
+                              <w:rPr>
+                                <w:rFonts w:ascii="Times New Roman" w:hAnsi="Times New Roman" w:cs="Times New Roman"/>
+                                <w:sz w:val="24"/>
+                                <w:szCs w:val="24"/>
+                              </w:rPr>
+                            </w:pPr>
+                          </w:p>
+                          <w:p>
+                            <w:pPr>
+                              <w:rPr>
+                                <w:rFonts w:ascii="Times New Roman" w:hAnsi="Times New Roman" w:cs="Times New Roman"/>
+                                <w:sz w:val="24"/>
+                                <w:szCs w:val="24"/>
+                              </w:rPr>
+                            </w:pPr>
+                          </w:p>
+                          <w:p>
+                            <w:pPr>
+                              <w:rPr>
+                                <w:rFonts w:ascii="Times New Roman" w:hAnsi="Times New Roman" w:cs="Times New Roman"/>
+                                <w:sz w:val="24"/>
+                                <w:szCs w:val="24"/>
+                              </w:rPr>
+                            </w:pPr>
+                          </w:p>
+                          <w:p>
+                            <w:pPr>
+                              <w:rPr>
+                                <w:rFonts w:ascii="Times New Roman" w:hAnsi="Times New Roman" w:cs="Times New Roman"/>
+                                <w:sz w:val="24"/>
+                                <w:szCs w:val="24"/>
+                              </w:rPr>
+                            </w:pPr>
+                          </w:p>
+                          <w:p>
+                            <w:pPr>
+                              <w:rPr>
+                                <w:rFonts w:ascii="Times New Roman" w:hAnsi="Times New Roman" w:cs="Times New Roman"/>
+                                <w:sz w:val="24"/>
+                                <w:szCs w:val="24"/>
+                              </w:rPr>
+                            </w:pPr>
+                          </w:p>
+                          <w:p>
+                            <w:pPr>
+                              <w:rPr>
+                                <w:rFonts w:ascii="Times New Roman" w:hAnsi="Times New Roman" w:cs="Times New Roman"/>
+                                <w:sz w:val="24"/>
+                                <w:szCs w:val="24"/>
+                              </w:rPr>
+                            </w:pPr>
+                          </w:p>
+                          <w:p>
+                            <w:pPr>
+                              <w:rPr>
+                                <w:rFonts w:ascii="Times New Roman" w:hAnsi="Times New Roman" w:cs="Times New Roman"/>
+                                <w:sz w:val="24"/>
+                                <w:szCs w:val="24"/>
+                              </w:rPr>
+                            </w:pPr>
+                          </w:p>
+                          <w:p>
+                            <w:pPr>
+                              <w:rPr>
+                                <w:rFonts w:ascii="Times New Roman" w:hAnsi="Times New Roman" w:cs="Times New Roman"/>
+                                <w:sz w:val="24"/>
+                                <w:szCs w:val="24"/>
+                              </w:rPr>
+                            </w:pPr>
+                          </w:p>
+                          <w:p>
+                            <w:pPr>
+                              <w:rPr>
+                                <w:rFonts w:ascii="Times New Roman" w:hAnsi="Times New Roman" w:cs="Times New Roman"/>
+                                <w:sz w:val="24"/>
+                                <w:szCs w:val="24"/>
+                              </w:rPr>
+                            </w:pPr>
+                          </w:p>
+                          <w:p>
+                            <w:pPr>
+                              <w:rPr>
+                                <w:rFonts w:ascii="Times New Roman" w:hAnsi="Times New Roman" w:cs="Times New Roman"/>
+                                <w:sz w:val="24"/>
+                                <w:szCs w:val="24"/>
+                              </w:rPr>
+                            </w:pPr>
+                          </w:p>
+                          <w:p>
+                            <w:pPr>
+                              <w:rPr>
+                                <w:rFonts w:ascii="Times New Roman" w:hAnsi="Times New Roman" w:cs="Times New Roman"/>
+                                <w:sz w:val="24"/>
+                                <w:szCs w:val="24"/>
+                              </w:rPr>
+                            </w:pPr>
+                          </w:p>
+                          <w:p>
+                            <w:pPr>
+                              <w:rPr>
+                                <w:rFonts w:ascii="Times New Roman" w:hAnsi="Times New Roman" w:cs="Times New Roman"/>
+                                <w:sz w:val="24"/>
+                                <w:szCs w:val="24"/>
+                              </w:rPr>
+                            </w:pPr>
+                          </w:p>
+                          <w:p>
+                            <w:pPr>
+                              <w:rPr>
+                                <w:rFonts w:ascii="Times New Roman" w:hAnsi="Times New Roman" w:cs="Times New Roman"/>
+                                <w:sz w:val="24"/>
+                                <w:szCs w:val="24"/>
+                              </w:rPr>
+                            </w:pPr>
                           </w:p>
                         </w:txbxContent>
                       </wps:txbx>
@@ -484,16 +2564,2373 @@
           </mc:Choice>
           <mc:Fallback>
             <w:pict>
-              <v:shape w14:anchorId="77C3F126" id="Text Box 5" o:spid="_x0000_s1028" type="#_x0000_t202" style="position:absolute;margin-left:91.45pt;margin-top:0;width:287.25pt;height:60pt;z-index:251664384;visibility:visible;mso-wrap-style:square;mso-width-percent:0;mso-height-percent:0;mso-wrap-distance-left:9pt;mso-wrap-distance-top:0;mso-wrap-distance-right:9pt;mso-wrap-distance-bottom:0;mso-position-horizontal:absolute;mso-position-horizontal-relative:margin;mso-position-vertical:absolute;mso-position-vertical-relative:text;mso-width-percent:0;mso-height-percent:0;mso-width-relative:margin;mso-height-relative:margin;v-text-anchor:top" o:gfxdata="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" fillcolor="white [3201]" stroked="f" strokeweight=".5pt">
+              <v:shape w14:anchorId="303BEB2F" id="Text Box 20" o:spid="_x0000_s1028" type="#_x0000_t202" style="position:absolute;margin-left:0;margin-top:535.5pt;width:302.85pt;height:24.8pt;z-index:251689984;visibility:visible;mso-wrap-style:square;mso-width-percent:0;mso-height-percent:0;mso-wrap-distance-left:9pt;mso-wrap-distance-top:0;mso-wrap-distance-right:9pt;mso-wrap-distance-bottom:0;mso-position-horizontal:left;mso-position-horizontal-relative:margin;mso-position-vertical:absolute;mso-position-vertical-relative:text;mso-width-percent:0;mso-height-percent:0;mso-width-relative:margin;mso-height-relative:margin;v-text-anchor:top" o:gfxdata="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" filled="f" stroked="f" strokeweight=".5pt">
                 <v:textbox>
                   <w:txbxContent>
                     <w:p>
                       <w:pPr>
+                        <w:rPr>
+                          <w:rFonts w:ascii="Times New Roman" w:hAnsi="Times New Roman" w:cs="Times New Roman"/>
+                          <w:sz w:val="24"/>
+                          <w:szCs w:val="24"/>
+                        </w:rPr>
+                      </w:pPr>
+                      <w:r>
+                        <w:rPr>
+                          <w:rFonts w:ascii="Times New Roman" w:hAnsi="Times New Roman" w:cs="Times New Roman"/>
+                          <w:sz w:val="24"/>
+                          <w:szCs w:val="24"/>
+                        </w:rPr>
+                        <w:t>Email</w:t>
+                      </w:r>
+                    </w:p>
+                    <w:p>
+                      <w:pPr>
+                        <w:rPr>
+                          <w:rFonts w:ascii="Times New Roman" w:hAnsi="Times New Roman" w:cs="Times New Roman"/>
+                          <w:sz w:val="24"/>
+                          <w:szCs w:val="24"/>
+                        </w:rPr>
+                      </w:pPr>
+                    </w:p>
+                    <w:p>
+                      <w:pPr>
+                        <w:rPr>
+                          <w:rFonts w:ascii="Times New Roman" w:hAnsi="Times New Roman" w:cs="Times New Roman"/>
+                          <w:sz w:val="24"/>
+                          <w:szCs w:val="24"/>
+                        </w:rPr>
+                      </w:pPr>
+                    </w:p>
+                    <w:p>
+                      <w:pPr>
+                        <w:rPr>
+                          <w:rFonts w:ascii="Times New Roman" w:hAnsi="Times New Roman" w:cs="Times New Roman"/>
+                          <w:sz w:val="24"/>
+                          <w:szCs w:val="24"/>
+                        </w:rPr>
+                      </w:pPr>
+                    </w:p>
+                    <w:p>
+                      <w:pPr>
+                        <w:rPr>
+                          <w:rFonts w:ascii="Times New Roman" w:hAnsi="Times New Roman" w:cs="Times New Roman"/>
+                          <w:sz w:val="24"/>
+                          <w:szCs w:val="24"/>
+                        </w:rPr>
+                      </w:pPr>
+                    </w:p>
+                    <w:p>
+                      <w:pPr>
+                        <w:rPr>
+                          <w:rFonts w:ascii="Times New Roman" w:hAnsi="Times New Roman" w:cs="Times New Roman"/>
+                          <w:sz w:val="24"/>
+                          <w:szCs w:val="24"/>
+                        </w:rPr>
+                      </w:pPr>
+                    </w:p>
+                    <w:p>
+                      <w:pPr>
+                        <w:rPr>
+                          <w:rFonts w:ascii="Times New Roman" w:hAnsi="Times New Roman" w:cs="Times New Roman"/>
+                          <w:sz w:val="24"/>
+                          <w:szCs w:val="24"/>
+                        </w:rPr>
+                      </w:pPr>
+                    </w:p>
+                    <w:p>
+                      <w:pPr>
+                        <w:rPr>
+                          <w:rFonts w:ascii="Times New Roman" w:hAnsi="Times New Roman" w:cs="Times New Roman"/>
+                          <w:sz w:val="24"/>
+                          <w:szCs w:val="24"/>
+                        </w:rPr>
+                      </w:pPr>
+                    </w:p>
+                    <w:p>
+                      <w:pPr>
+                        <w:rPr>
+                          <w:rFonts w:ascii="Times New Roman" w:hAnsi="Times New Roman" w:cs="Times New Roman"/>
+                          <w:sz w:val="24"/>
+                          <w:szCs w:val="24"/>
+                        </w:rPr>
+                      </w:pPr>
+                    </w:p>
+                    <w:p>
+                      <w:pPr>
+                        <w:rPr>
+                          <w:rFonts w:ascii="Times New Roman" w:hAnsi="Times New Roman" w:cs="Times New Roman"/>
+                          <w:sz w:val="24"/>
+                          <w:szCs w:val="24"/>
+                        </w:rPr>
+                      </w:pPr>
+                    </w:p>
+                    <w:p>
+                      <w:pPr>
+                        <w:rPr>
+                          <w:rFonts w:ascii="Times New Roman" w:hAnsi="Times New Roman" w:cs="Times New Roman"/>
+                          <w:sz w:val="24"/>
+                          <w:szCs w:val="24"/>
+                        </w:rPr>
+                      </w:pPr>
+                    </w:p>
+                    <w:p>
+                      <w:pPr>
+                        <w:rPr>
+                          <w:rFonts w:ascii="Times New Roman" w:hAnsi="Times New Roman" w:cs="Times New Roman"/>
+                          <w:sz w:val="24"/>
+                          <w:szCs w:val="24"/>
+                        </w:rPr>
+                      </w:pPr>
+                    </w:p>
+                    <w:p>
+                      <w:pPr>
+                        <w:rPr>
+                          <w:rFonts w:ascii="Times New Roman" w:hAnsi="Times New Roman" w:cs="Times New Roman"/>
+                          <w:sz w:val="24"/>
+                          <w:szCs w:val="24"/>
+                        </w:rPr>
+                      </w:pPr>
+                    </w:p>
+                    <w:p>
+                      <w:pPr>
+                        <w:rPr>
+                          <w:rFonts w:ascii="Times New Roman" w:hAnsi="Times New Roman" w:cs="Times New Roman"/>
+                          <w:sz w:val="24"/>
+                          <w:szCs w:val="24"/>
+                        </w:rPr>
+                      </w:pPr>
+                    </w:p>
+                    <w:p>
+                      <w:pPr>
+                        <w:rPr>
+                          <w:rFonts w:ascii="Times New Roman" w:hAnsi="Times New Roman" w:cs="Times New Roman"/>
+                          <w:sz w:val="24"/>
+                          <w:szCs w:val="24"/>
+                        </w:rPr>
+                      </w:pPr>
+                    </w:p>
+                    <w:p>
+                      <w:pPr>
+                        <w:rPr>
+                          <w:rFonts w:ascii="Times New Roman" w:hAnsi="Times New Roman" w:cs="Times New Roman"/>
+                          <w:sz w:val="24"/>
+                          <w:szCs w:val="24"/>
+                        </w:rPr>
+                      </w:pPr>
+                    </w:p>
+                    <w:p>
+                      <w:pPr>
+                        <w:rPr>
+                          <w:rFonts w:ascii="Times New Roman" w:hAnsi="Times New Roman" w:cs="Times New Roman"/>
+                          <w:sz w:val="24"/>
+                          <w:szCs w:val="24"/>
+                        </w:rPr>
+                      </w:pPr>
+                    </w:p>
+                    <w:p>
+                      <w:pPr>
+                        <w:rPr>
+                          <w:rFonts w:ascii="Times New Roman" w:hAnsi="Times New Roman" w:cs="Times New Roman"/>
+                          <w:sz w:val="24"/>
+                          <w:szCs w:val="24"/>
+                        </w:rPr>
+                      </w:pPr>
+                    </w:p>
+                    <w:p>
+                      <w:pPr>
+                        <w:rPr>
+                          <w:rFonts w:ascii="Times New Roman" w:hAnsi="Times New Roman" w:cs="Times New Roman"/>
+                          <w:sz w:val="24"/>
+                          <w:szCs w:val="24"/>
+                        </w:rPr>
+                      </w:pPr>
+                    </w:p>
+                    <w:p>
+                      <w:pPr>
+                        <w:rPr>
+                          <w:rFonts w:ascii="Times New Roman" w:hAnsi="Times New Roman" w:cs="Times New Roman"/>
+                          <w:sz w:val="24"/>
+                          <w:szCs w:val="24"/>
+                        </w:rPr>
+                      </w:pPr>
+                    </w:p>
+                    <w:p>
+                      <w:pPr>
+                        <w:rPr>
+                          <w:rFonts w:ascii="Times New Roman" w:hAnsi="Times New Roman" w:cs="Times New Roman"/>
+                          <w:sz w:val="24"/>
+                          <w:szCs w:val="24"/>
+                        </w:rPr>
+                      </w:pPr>
+                    </w:p>
+                    <w:p>
+                      <w:pPr>
+                        <w:rPr>
+                          <w:rFonts w:ascii="Times New Roman" w:hAnsi="Times New Roman" w:cs="Times New Roman"/>
+                          <w:sz w:val="24"/>
+                          <w:szCs w:val="24"/>
+                        </w:rPr>
+                      </w:pPr>
+                    </w:p>
+                    <w:p>
+                      <w:pPr>
+                        <w:rPr>
+                          <w:rFonts w:ascii="Times New Roman" w:hAnsi="Times New Roman" w:cs="Times New Roman"/>
+                          <w:sz w:val="24"/>
+                          <w:szCs w:val="24"/>
+                        </w:rPr>
+                      </w:pPr>
+                    </w:p>
+                    <w:p>
+                      <w:pPr>
+                        <w:rPr>
+                          <w:rFonts w:ascii="Times New Roman" w:hAnsi="Times New Roman" w:cs="Times New Roman"/>
+                          <w:sz w:val="24"/>
+                          <w:szCs w:val="24"/>
+                        </w:rPr>
+                      </w:pPr>
+                    </w:p>
+                    <w:p>
+                      <w:pPr>
+                        <w:rPr>
+                          <w:rFonts w:ascii="Times New Roman" w:hAnsi="Times New Roman" w:cs="Times New Roman"/>
+                          <w:sz w:val="24"/>
+                          <w:szCs w:val="24"/>
+                        </w:rPr>
+                      </w:pPr>
+                    </w:p>
+                    <w:p>
+                      <w:pPr>
+                        <w:rPr>
+                          <w:rFonts w:ascii="Times New Roman" w:hAnsi="Times New Roman" w:cs="Times New Roman"/>
+                          <w:sz w:val="24"/>
+                          <w:szCs w:val="24"/>
+                        </w:rPr>
+                      </w:pPr>
+                    </w:p>
+                    <w:p>
+                      <w:pPr>
+                        <w:rPr>
+                          <w:rFonts w:ascii="Times New Roman" w:hAnsi="Times New Roman" w:cs="Times New Roman"/>
+                          <w:sz w:val="24"/>
+                          <w:szCs w:val="24"/>
+                        </w:rPr>
+                      </w:pPr>
+                    </w:p>
+                    <w:p>
+                      <w:pPr>
+                        <w:rPr>
+                          <w:rFonts w:ascii="Times New Roman" w:hAnsi="Times New Roman" w:cs="Times New Roman"/>
+                          <w:sz w:val="24"/>
+                          <w:szCs w:val="24"/>
+                        </w:rPr>
+                      </w:pPr>
+                    </w:p>
+                    <w:p>
+                      <w:pPr>
+                        <w:rPr>
+                          <w:rFonts w:ascii="Times New Roman" w:hAnsi="Times New Roman" w:cs="Times New Roman"/>
+                          <w:sz w:val="24"/>
+                          <w:szCs w:val="24"/>
+                        </w:rPr>
+                      </w:pPr>
+                    </w:p>
+                    <w:p>
+                      <w:pPr>
+                        <w:rPr>
+                          <w:rFonts w:ascii="Times New Roman" w:hAnsi="Times New Roman" w:cs="Times New Roman"/>
+                          <w:sz w:val="24"/>
+                          <w:szCs w:val="24"/>
+                        </w:rPr>
+                      </w:pPr>
+                    </w:p>
+                    <w:p>
+                      <w:pPr>
+                        <w:rPr>
+                          <w:rFonts w:ascii="Times New Roman" w:hAnsi="Times New Roman" w:cs="Times New Roman"/>
+                          <w:sz w:val="24"/>
+                          <w:szCs w:val="24"/>
+                        </w:rPr>
+                      </w:pPr>
+                    </w:p>
+                    <w:p>
+                      <w:pPr>
+                        <w:rPr>
+                          <w:rFonts w:ascii="Times New Roman" w:hAnsi="Times New Roman" w:cs="Times New Roman"/>
+                          <w:sz w:val="24"/>
+                          <w:szCs w:val="24"/>
+                        </w:rPr>
+                      </w:pPr>
+                    </w:p>
+                    <w:p>
+                      <w:pPr>
+                        <w:rPr>
+                          <w:rFonts w:ascii="Times New Roman" w:hAnsi="Times New Roman" w:cs="Times New Roman"/>
+                          <w:sz w:val="24"/>
+                          <w:szCs w:val="24"/>
+                        </w:rPr>
+                      </w:pPr>
+                    </w:p>
+                    <w:p>
+                      <w:pPr>
+                        <w:rPr>
+                          <w:rFonts w:ascii="Times New Roman" w:hAnsi="Times New Roman" w:cs="Times New Roman"/>
+                          <w:sz w:val="24"/>
+                          <w:szCs w:val="24"/>
+                        </w:rPr>
+                      </w:pPr>
+                    </w:p>
+                    <w:p>
+                      <w:pPr>
+                        <w:rPr>
+                          <w:rFonts w:ascii="Times New Roman" w:hAnsi="Times New Roman" w:cs="Times New Roman"/>
+                          <w:sz w:val="24"/>
+                          <w:szCs w:val="24"/>
+                        </w:rPr>
+                      </w:pPr>
+                    </w:p>
+                    <w:p>
+                      <w:pPr>
+                        <w:rPr>
+                          <w:rFonts w:ascii="Times New Roman" w:hAnsi="Times New Roman" w:cs="Times New Roman"/>
+                          <w:sz w:val="24"/>
+                          <w:szCs w:val="24"/>
+                        </w:rPr>
+                      </w:pPr>
+                    </w:p>
+                    <w:p>
+                      <w:pPr>
+                        <w:rPr>
+                          <w:rFonts w:ascii="Times New Roman" w:hAnsi="Times New Roman" w:cs="Times New Roman"/>
+                          <w:sz w:val="24"/>
+                          <w:szCs w:val="24"/>
+                        </w:rPr>
+                      </w:pPr>
+                    </w:p>
+                    <w:p>
+                      <w:pPr>
+                        <w:rPr>
+                          <w:rFonts w:ascii="Times New Roman" w:hAnsi="Times New Roman" w:cs="Times New Roman"/>
+                          <w:sz w:val="24"/>
+                          <w:szCs w:val="24"/>
+                        </w:rPr>
+                      </w:pPr>
+                    </w:p>
+                    <w:p>
+                      <w:pPr>
+                        <w:rPr>
+                          <w:rFonts w:ascii="Times New Roman" w:hAnsi="Times New Roman" w:cs="Times New Roman"/>
+                          <w:sz w:val="24"/>
+                          <w:szCs w:val="24"/>
+                        </w:rPr>
+                      </w:pPr>
+                    </w:p>
+                    <w:p>
+                      <w:pPr>
+                        <w:rPr>
+                          <w:rFonts w:ascii="Times New Roman" w:hAnsi="Times New Roman" w:cs="Times New Roman"/>
+                          <w:sz w:val="24"/>
+                          <w:szCs w:val="24"/>
+                        </w:rPr>
+                      </w:pPr>
+                    </w:p>
+                    <w:p>
+                      <w:pPr>
+                        <w:rPr>
+                          <w:rFonts w:ascii="Times New Roman" w:hAnsi="Times New Roman" w:cs="Times New Roman"/>
+                          <w:sz w:val="24"/>
+                          <w:szCs w:val="24"/>
+                        </w:rPr>
+                      </w:pPr>
+                    </w:p>
+                    <w:p>
+                      <w:pPr>
+                        <w:rPr>
+                          <w:rFonts w:ascii="Times New Roman" w:hAnsi="Times New Roman" w:cs="Times New Roman"/>
+                          <w:sz w:val="24"/>
+                          <w:szCs w:val="24"/>
+                        </w:rPr>
+                      </w:pPr>
+                    </w:p>
+                    <w:p>
+                      <w:pPr>
+                        <w:rPr>
+                          <w:rFonts w:ascii="Times New Roman" w:hAnsi="Times New Roman" w:cs="Times New Roman"/>
+                          <w:sz w:val="24"/>
+                          <w:szCs w:val="24"/>
+                        </w:rPr>
+                      </w:pPr>
+                    </w:p>
+                    <w:p>
+                      <w:pPr>
+                        <w:rPr>
+                          <w:rFonts w:ascii="Times New Roman" w:hAnsi="Times New Roman" w:cs="Times New Roman"/>
+                          <w:sz w:val="24"/>
+                          <w:szCs w:val="24"/>
+                        </w:rPr>
+                      </w:pPr>
+                    </w:p>
+                    <w:p>
+                      <w:pPr>
+                        <w:rPr>
+                          <w:rFonts w:ascii="Times New Roman" w:hAnsi="Times New Roman" w:cs="Times New Roman"/>
+                          <w:sz w:val="24"/>
+                          <w:szCs w:val="24"/>
+                        </w:rPr>
+                      </w:pPr>
+                    </w:p>
+                    <w:p>
+                      <w:pPr>
+                        <w:rPr>
+                          <w:rFonts w:ascii="Times New Roman" w:hAnsi="Times New Roman" w:cs="Times New Roman"/>
+                          <w:sz w:val="24"/>
+                          <w:szCs w:val="24"/>
+                        </w:rPr>
+                      </w:pPr>
+                    </w:p>
+                    <w:p>
+                      <w:pPr>
+                        <w:rPr>
+                          <w:rFonts w:ascii="Times New Roman" w:hAnsi="Times New Roman" w:cs="Times New Roman"/>
+                          <w:sz w:val="24"/>
+                          <w:szCs w:val="24"/>
+                        </w:rPr>
+                      </w:pPr>
+                    </w:p>
+                    <w:p>
+                      <w:pPr>
+                        <w:rPr>
+                          <w:rFonts w:ascii="Times New Roman" w:hAnsi="Times New Roman" w:cs="Times New Roman"/>
+                          <w:sz w:val="24"/>
+                          <w:szCs w:val="24"/>
+                        </w:rPr>
+                      </w:pPr>
+                    </w:p>
+                    <w:p>
+                      <w:pPr>
+                        <w:rPr>
+                          <w:rFonts w:ascii="Times New Roman" w:hAnsi="Times New Roman" w:cs="Times New Roman"/>
+                          <w:sz w:val="24"/>
+                          <w:szCs w:val="24"/>
+                        </w:rPr>
+                      </w:pPr>
+                    </w:p>
+                    <w:p>
+                      <w:pPr>
+                        <w:rPr>
+                          <w:rFonts w:ascii="Times New Roman" w:hAnsi="Times New Roman" w:cs="Times New Roman"/>
+                          <w:sz w:val="24"/>
+                          <w:szCs w:val="24"/>
+                        </w:rPr>
+                      </w:pPr>
+                    </w:p>
+                    <w:p>
+                      <w:pPr>
+                        <w:rPr>
+                          <w:rFonts w:ascii="Times New Roman" w:hAnsi="Times New Roman" w:cs="Times New Roman"/>
+                          <w:sz w:val="24"/>
+                          <w:szCs w:val="24"/>
+                        </w:rPr>
+                      </w:pPr>
+                    </w:p>
+                    <w:p>
+                      <w:pPr>
+                        <w:rPr>
+                          <w:rFonts w:ascii="Times New Roman" w:hAnsi="Times New Roman" w:cs="Times New Roman"/>
+                          <w:sz w:val="24"/>
+                          <w:szCs w:val="24"/>
+                        </w:rPr>
+                      </w:pPr>
+                    </w:p>
+                    <w:p>
+                      <w:pPr>
+                        <w:rPr>
+                          <w:rFonts w:ascii="Times New Roman" w:hAnsi="Times New Roman" w:cs="Times New Roman"/>
+                          <w:sz w:val="24"/>
+                          <w:szCs w:val="24"/>
+                        </w:rPr>
+                      </w:pPr>
+                    </w:p>
+                    <w:p>
+                      <w:pPr>
+                        <w:rPr>
+                          <w:rFonts w:ascii="Times New Roman" w:hAnsi="Times New Roman" w:cs="Times New Roman"/>
+                          <w:sz w:val="24"/>
+                          <w:szCs w:val="24"/>
+                        </w:rPr>
+                      </w:pPr>
+                    </w:p>
+                    <w:p>
+                      <w:pPr>
+                        <w:rPr>
+                          <w:rFonts w:ascii="Times New Roman" w:hAnsi="Times New Roman" w:cs="Times New Roman"/>
+                          <w:sz w:val="24"/>
+                          <w:szCs w:val="24"/>
+                        </w:rPr>
+                      </w:pPr>
+                    </w:p>
+                    <w:p>
+                      <w:pPr>
+                        <w:rPr>
+                          <w:rFonts w:ascii="Times New Roman" w:hAnsi="Times New Roman" w:cs="Times New Roman"/>
+                          <w:sz w:val="24"/>
+                          <w:szCs w:val="24"/>
+                        </w:rPr>
+                      </w:pPr>
+                    </w:p>
+                    <w:p>
+                      <w:pPr>
+                        <w:rPr>
+                          <w:rFonts w:ascii="Times New Roman" w:hAnsi="Times New Roman" w:cs="Times New Roman"/>
+                          <w:sz w:val="24"/>
+                          <w:szCs w:val="24"/>
+                        </w:rPr>
+                      </w:pPr>
+                    </w:p>
+                    <w:p>
+                      <w:pPr>
+                        <w:rPr>
+                          <w:rFonts w:ascii="Times New Roman" w:hAnsi="Times New Roman" w:cs="Times New Roman"/>
+                          <w:sz w:val="24"/>
+                          <w:szCs w:val="24"/>
+                        </w:rPr>
+                      </w:pPr>
+                    </w:p>
+                    <w:p>
+                      <w:pPr>
+                        <w:rPr>
+                          <w:rFonts w:ascii="Times New Roman" w:hAnsi="Times New Roman" w:cs="Times New Roman"/>
+                          <w:sz w:val="24"/>
+                          <w:szCs w:val="24"/>
+                        </w:rPr>
+                      </w:pPr>
+                    </w:p>
+                    <w:p>
+                      <w:pPr>
+                        <w:rPr>
+                          <w:rFonts w:ascii="Times New Roman" w:hAnsi="Times New Roman" w:cs="Times New Roman"/>
+                          <w:sz w:val="24"/>
+                          <w:szCs w:val="24"/>
+                        </w:rPr>
+                      </w:pPr>
+                    </w:p>
+                    <w:p>
+                      <w:pPr>
+                        <w:rPr>
+                          <w:rFonts w:ascii="Times New Roman" w:hAnsi="Times New Roman" w:cs="Times New Roman"/>
+                          <w:sz w:val="24"/>
+                          <w:szCs w:val="24"/>
+                        </w:rPr>
+                      </w:pPr>
+                    </w:p>
+                    <w:p>
+                      <w:pPr>
+                        <w:rPr>
+                          <w:rFonts w:ascii="Times New Roman" w:hAnsi="Times New Roman" w:cs="Times New Roman"/>
+                          <w:sz w:val="24"/>
+                          <w:szCs w:val="24"/>
+                        </w:rPr>
+                      </w:pPr>
+                    </w:p>
+                    <w:p>
+                      <w:pPr>
+                        <w:rPr>
+                          <w:rFonts w:ascii="Times New Roman" w:hAnsi="Times New Roman" w:cs="Times New Roman"/>
+                          <w:sz w:val="24"/>
+                          <w:szCs w:val="24"/>
+                        </w:rPr>
+                      </w:pPr>
+                    </w:p>
+                    <w:p>
+                      <w:pPr>
+                        <w:rPr>
+                          <w:rFonts w:ascii="Times New Roman" w:hAnsi="Times New Roman" w:cs="Times New Roman"/>
+                          <w:sz w:val="24"/>
+                          <w:szCs w:val="24"/>
+                        </w:rPr>
+                      </w:pPr>
+                    </w:p>
+                    <w:p>
+                      <w:pPr>
+                        <w:rPr>
+                          <w:rFonts w:ascii="Times New Roman" w:hAnsi="Times New Roman" w:cs="Times New Roman"/>
+                          <w:sz w:val="24"/>
+                          <w:szCs w:val="24"/>
+                        </w:rPr>
+                      </w:pPr>
+                    </w:p>
+                    <w:p>
+                      <w:pPr>
+                        <w:rPr>
+                          <w:rFonts w:ascii="Times New Roman" w:hAnsi="Times New Roman" w:cs="Times New Roman"/>
+                          <w:sz w:val="24"/>
+                          <w:szCs w:val="24"/>
+                        </w:rPr>
+                      </w:pPr>
+                    </w:p>
+                    <w:p>
+                      <w:pPr>
+                        <w:rPr>
+                          <w:rFonts w:ascii="Times New Roman" w:hAnsi="Times New Roman" w:cs="Times New Roman"/>
+                          <w:sz w:val="24"/>
+                          <w:szCs w:val="24"/>
+                        </w:rPr>
+                      </w:pPr>
+                    </w:p>
+                    <w:p>
+                      <w:pPr>
+                        <w:rPr>
+                          <w:rFonts w:ascii="Times New Roman" w:hAnsi="Times New Roman" w:cs="Times New Roman"/>
+                          <w:sz w:val="24"/>
+                          <w:szCs w:val="24"/>
+                        </w:rPr>
+                      </w:pPr>
+                    </w:p>
+                    <w:p>
+                      <w:pPr>
+                        <w:rPr>
+                          <w:rFonts w:ascii="Times New Roman" w:hAnsi="Times New Roman" w:cs="Times New Roman"/>
+                          <w:sz w:val="24"/>
+                          <w:szCs w:val="24"/>
+                        </w:rPr>
+                      </w:pPr>
+                    </w:p>
+                    <w:p>
+                      <w:pPr>
+                        <w:rPr>
+                          <w:rFonts w:ascii="Times New Roman" w:hAnsi="Times New Roman" w:cs="Times New Roman"/>
+                          <w:sz w:val="24"/>
+                          <w:szCs w:val="24"/>
+                        </w:rPr>
+                      </w:pPr>
+                    </w:p>
+                    <w:p>
+                      <w:pPr>
+                        <w:rPr>
+                          <w:rFonts w:ascii="Times New Roman" w:hAnsi="Times New Roman" w:cs="Times New Roman"/>
+                          <w:sz w:val="24"/>
+                          <w:szCs w:val="24"/>
+                        </w:rPr>
+                      </w:pPr>
+                    </w:p>
+                    <w:p>
+                      <w:pPr>
+                        <w:rPr>
+                          <w:rFonts w:ascii="Times New Roman" w:hAnsi="Times New Roman" w:cs="Times New Roman"/>
+                          <w:sz w:val="24"/>
+                          <w:szCs w:val="24"/>
+                        </w:rPr>
+                      </w:pPr>
+                    </w:p>
+                    <w:p>
+                      <w:pPr>
+                        <w:rPr>
+                          <w:rFonts w:ascii="Times New Roman" w:hAnsi="Times New Roman" w:cs="Times New Roman"/>
+                          <w:sz w:val="24"/>
+                          <w:szCs w:val="24"/>
+                        </w:rPr>
+                      </w:pPr>
+                    </w:p>
+                    <w:p>
+                      <w:pPr>
+                        <w:rPr>
+                          <w:rFonts w:ascii="Times New Roman" w:hAnsi="Times New Roman" w:cs="Times New Roman"/>
+                          <w:sz w:val="24"/>
+                          <w:szCs w:val="24"/>
+                        </w:rPr>
+                      </w:pPr>
+                    </w:p>
+                    <w:p>
+                      <w:pPr>
+                        <w:rPr>
+                          <w:rFonts w:ascii="Times New Roman" w:hAnsi="Times New Roman" w:cs="Times New Roman"/>
+                          <w:sz w:val="24"/>
+                          <w:szCs w:val="24"/>
+                        </w:rPr>
+                      </w:pPr>
+                    </w:p>
+                    <w:p>
+                      <w:pPr>
+                        <w:rPr>
+                          <w:rFonts w:ascii="Times New Roman" w:hAnsi="Times New Roman" w:cs="Times New Roman"/>
+                          <w:sz w:val="24"/>
+                          <w:szCs w:val="24"/>
+                        </w:rPr>
+                      </w:pPr>
+                    </w:p>
+                    <w:p>
+                      <w:pPr>
+                        <w:rPr>
+                          <w:rFonts w:ascii="Times New Roman" w:hAnsi="Times New Roman" w:cs="Times New Roman"/>
+                          <w:sz w:val="24"/>
+                          <w:szCs w:val="24"/>
+                        </w:rPr>
+                      </w:pPr>
+                    </w:p>
+                    <w:p>
+                      <w:pPr>
+                        <w:rPr>
+                          <w:rFonts w:ascii="Times New Roman" w:hAnsi="Times New Roman" w:cs="Times New Roman"/>
+                          <w:sz w:val="24"/>
+                          <w:szCs w:val="24"/>
+                        </w:rPr>
+                      </w:pPr>
+                    </w:p>
+                    <w:p>
+                      <w:pPr>
+                        <w:rPr>
+                          <w:rFonts w:ascii="Times New Roman" w:hAnsi="Times New Roman" w:cs="Times New Roman"/>
+                          <w:sz w:val="24"/>
+                          <w:szCs w:val="24"/>
+                        </w:rPr>
+                      </w:pPr>
+                    </w:p>
+                    <w:p>
+                      <w:pPr>
+                        <w:rPr>
+                          <w:rFonts w:ascii="Times New Roman" w:hAnsi="Times New Roman" w:cs="Times New Roman"/>
+                          <w:sz w:val="24"/>
+                          <w:szCs w:val="24"/>
+                        </w:rPr>
+                      </w:pPr>
+                    </w:p>
+                    <w:p>
+                      <w:pPr>
+                        <w:rPr>
+                          <w:rFonts w:ascii="Times New Roman" w:hAnsi="Times New Roman" w:cs="Times New Roman"/>
+                          <w:sz w:val="24"/>
+                          <w:szCs w:val="24"/>
+                        </w:rPr>
+                      </w:pPr>
+                    </w:p>
+                    <w:p>
+                      <w:pPr>
+                        <w:rPr>
+                          <w:rFonts w:ascii="Times New Roman" w:hAnsi="Times New Roman" w:cs="Times New Roman"/>
+                          <w:sz w:val="24"/>
+                          <w:szCs w:val="24"/>
+                        </w:rPr>
+                      </w:pPr>
+                    </w:p>
+                    <w:p>
+                      <w:pPr>
+                        <w:rPr>
+                          <w:rFonts w:ascii="Times New Roman" w:hAnsi="Times New Roman" w:cs="Times New Roman"/>
+                          <w:sz w:val="24"/>
+                          <w:szCs w:val="24"/>
+                        </w:rPr>
+                      </w:pPr>
+                    </w:p>
+                    <w:p>
+                      <w:pPr>
+                        <w:rPr>
+                          <w:rFonts w:ascii="Times New Roman" w:hAnsi="Times New Roman" w:cs="Times New Roman"/>
+                          <w:sz w:val="24"/>
+                          <w:szCs w:val="24"/>
+                        </w:rPr>
+                      </w:pPr>
+                    </w:p>
+                    <w:p>
+                      <w:pPr>
+                        <w:rPr>
+                          <w:rFonts w:ascii="Times New Roman" w:hAnsi="Times New Roman" w:cs="Times New Roman"/>
+                          <w:sz w:val="24"/>
+                          <w:szCs w:val="24"/>
+                        </w:rPr>
+                      </w:pPr>
+                    </w:p>
+                    <w:p>
+                      <w:pPr>
+                        <w:rPr>
+                          <w:rFonts w:ascii="Times New Roman" w:hAnsi="Times New Roman" w:cs="Times New Roman"/>
+                          <w:sz w:val="24"/>
+                          <w:szCs w:val="24"/>
+                        </w:rPr>
+                      </w:pPr>
+                    </w:p>
+                    <w:p>
+                      <w:pPr>
+                        <w:rPr>
+                          <w:rFonts w:ascii="Times New Roman" w:hAnsi="Times New Roman" w:cs="Times New Roman"/>
+                          <w:sz w:val="24"/>
+                          <w:szCs w:val="24"/>
+                        </w:rPr>
+                      </w:pPr>
+                    </w:p>
+                    <w:p>
+                      <w:pPr>
+                        <w:rPr>
+                          <w:rFonts w:ascii="Times New Roman" w:hAnsi="Times New Roman" w:cs="Times New Roman"/>
+                          <w:sz w:val="24"/>
+                          <w:szCs w:val="24"/>
+                        </w:rPr>
+                      </w:pPr>
+                    </w:p>
+                    <w:p>
+                      <w:pPr>
+                        <w:rPr>
+                          <w:rFonts w:ascii="Times New Roman" w:hAnsi="Times New Roman" w:cs="Times New Roman"/>
+                          <w:sz w:val="24"/>
+                          <w:szCs w:val="24"/>
+                        </w:rPr>
+                      </w:pPr>
+                    </w:p>
+                    <w:p>
+                      <w:pPr>
+                        <w:rPr>
+                          <w:rFonts w:ascii="Times New Roman" w:hAnsi="Times New Roman" w:cs="Times New Roman"/>
+                          <w:sz w:val="24"/>
+                          <w:szCs w:val="24"/>
+                        </w:rPr>
+                      </w:pPr>
+                    </w:p>
+                    <w:p>
+                      <w:pPr>
+                        <w:rPr>
+                          <w:rFonts w:ascii="Times New Roman" w:hAnsi="Times New Roman" w:cs="Times New Roman"/>
+                          <w:sz w:val="24"/>
+                          <w:szCs w:val="24"/>
+                        </w:rPr>
+                      </w:pPr>
+                    </w:p>
+                    <w:p>
+                      <w:pPr>
+                        <w:rPr>
+                          <w:rFonts w:ascii="Times New Roman" w:hAnsi="Times New Roman" w:cs="Times New Roman"/>
+                          <w:sz w:val="24"/>
+                          <w:szCs w:val="24"/>
+                        </w:rPr>
+                      </w:pPr>
+                    </w:p>
+                    <w:p>
+                      <w:pPr>
+                        <w:rPr>
+                          <w:rFonts w:ascii="Times New Roman" w:hAnsi="Times New Roman" w:cs="Times New Roman"/>
+                          <w:sz w:val="24"/>
+                          <w:szCs w:val="24"/>
+                        </w:rPr>
+                      </w:pPr>
+                    </w:p>
+                    <w:p>
+                      <w:pPr>
+                        <w:rPr>
+                          <w:rFonts w:ascii="Times New Roman" w:hAnsi="Times New Roman" w:cs="Times New Roman"/>
+                          <w:sz w:val="24"/>
+                          <w:szCs w:val="24"/>
+                        </w:rPr>
+                      </w:pPr>
+                    </w:p>
+                    <w:p>
+                      <w:pPr>
+                        <w:rPr>
+                          <w:rFonts w:ascii="Times New Roman" w:hAnsi="Times New Roman" w:cs="Times New Roman"/>
+                          <w:sz w:val="24"/>
+                          <w:szCs w:val="24"/>
+                        </w:rPr>
+                      </w:pPr>
+                    </w:p>
+                    <w:p>
+                      <w:pPr>
+                        <w:rPr>
+                          <w:rFonts w:ascii="Times New Roman" w:hAnsi="Times New Roman" w:cs="Times New Roman"/>
+                          <w:sz w:val="24"/>
+                          <w:szCs w:val="24"/>
+                        </w:rPr>
+                      </w:pPr>
+                    </w:p>
+                    <w:p>
+                      <w:pPr>
+                        <w:rPr>
+                          <w:rFonts w:ascii="Times New Roman" w:hAnsi="Times New Roman" w:cs="Times New Roman"/>
+                          <w:sz w:val="24"/>
+                          <w:szCs w:val="24"/>
+                        </w:rPr>
+                      </w:pPr>
+                    </w:p>
+                    <w:p>
+                      <w:pPr>
+                        <w:rPr>
+                          <w:rFonts w:ascii="Times New Roman" w:hAnsi="Times New Roman" w:cs="Times New Roman"/>
+                          <w:sz w:val="24"/>
+                          <w:szCs w:val="24"/>
+                        </w:rPr>
+                      </w:pPr>
+                    </w:p>
+                    <w:p>
+                      <w:pPr>
+                        <w:rPr>
+                          <w:rFonts w:ascii="Times New Roman" w:hAnsi="Times New Roman" w:cs="Times New Roman"/>
+                          <w:sz w:val="24"/>
+                          <w:szCs w:val="24"/>
+                        </w:rPr>
+                      </w:pPr>
+                    </w:p>
+                    <w:p>
+                      <w:pPr>
+                        <w:rPr>
+                          <w:rFonts w:ascii="Times New Roman" w:hAnsi="Times New Roman" w:cs="Times New Roman"/>
+                          <w:sz w:val="24"/>
+                          <w:szCs w:val="24"/>
+                        </w:rPr>
+                      </w:pPr>
+                    </w:p>
+                    <w:p>
+                      <w:pPr>
+                        <w:rPr>
+                          <w:rFonts w:ascii="Times New Roman" w:hAnsi="Times New Roman" w:cs="Times New Roman"/>
+                          <w:sz w:val="24"/>
+                          <w:szCs w:val="24"/>
+                        </w:rPr>
+                      </w:pPr>
+                    </w:p>
+                    <w:p>
+                      <w:pPr>
+                        <w:rPr>
+                          <w:rFonts w:ascii="Times New Roman" w:hAnsi="Times New Roman" w:cs="Times New Roman"/>
+                          <w:sz w:val="24"/>
+                          <w:szCs w:val="24"/>
+                        </w:rPr>
+                      </w:pPr>
+                    </w:p>
+                    <w:p>
+                      <w:pPr>
+                        <w:rPr>
+                          <w:rFonts w:ascii="Times New Roman" w:hAnsi="Times New Roman" w:cs="Times New Roman"/>
+                          <w:sz w:val="24"/>
+                          <w:szCs w:val="24"/>
+                        </w:rPr>
+                      </w:pPr>
+                    </w:p>
+                    <w:p>
+                      <w:pPr>
+                        <w:rPr>
+                          <w:rFonts w:ascii="Times New Roman" w:hAnsi="Times New Roman" w:cs="Times New Roman"/>
+                          <w:sz w:val="24"/>
+                          <w:szCs w:val="24"/>
+                        </w:rPr>
+                      </w:pPr>
+                    </w:p>
+                    <w:p>
+                      <w:pPr>
+                        <w:rPr>
+                          <w:rFonts w:ascii="Times New Roman" w:hAnsi="Times New Roman" w:cs="Times New Roman"/>
+                          <w:sz w:val="24"/>
+                          <w:szCs w:val="24"/>
+                        </w:rPr>
+                      </w:pPr>
+                    </w:p>
+                    <w:p>
+                      <w:pPr>
+                        <w:rPr>
+                          <w:rFonts w:ascii="Times New Roman" w:hAnsi="Times New Roman" w:cs="Times New Roman"/>
+                          <w:sz w:val="24"/>
+                          <w:szCs w:val="24"/>
+                        </w:rPr>
+                      </w:pPr>
+                    </w:p>
+                    <w:p>
+                      <w:pPr>
+                        <w:rPr>
+                          <w:rFonts w:ascii="Times New Roman" w:hAnsi="Times New Roman" w:cs="Times New Roman"/>
+                          <w:sz w:val="24"/>
+                          <w:szCs w:val="24"/>
+                        </w:rPr>
+                      </w:pPr>
+                    </w:p>
+                    <w:p>
+                      <w:pPr>
+                        <w:rPr>
+                          <w:rFonts w:ascii="Times New Roman" w:hAnsi="Times New Roman" w:cs="Times New Roman"/>
+                          <w:sz w:val="24"/>
+                          <w:szCs w:val="24"/>
+                        </w:rPr>
+                      </w:pPr>
+                    </w:p>
+                    <w:p>
+                      <w:pPr>
+                        <w:rPr>
+                          <w:rFonts w:ascii="Times New Roman" w:hAnsi="Times New Roman" w:cs="Times New Roman"/>
+                          <w:sz w:val="24"/>
+                          <w:szCs w:val="24"/>
+                        </w:rPr>
+                      </w:pPr>
+                    </w:p>
+                    <w:p>
+                      <w:pPr>
+                        <w:rPr>
+                          <w:rFonts w:ascii="Times New Roman" w:hAnsi="Times New Roman" w:cs="Times New Roman"/>
+                          <w:sz w:val="24"/>
+                          <w:szCs w:val="24"/>
+                        </w:rPr>
+                      </w:pPr>
+                    </w:p>
+                    <w:p>
+                      <w:pPr>
+                        <w:rPr>
+                          <w:rFonts w:ascii="Times New Roman" w:hAnsi="Times New Roman" w:cs="Times New Roman"/>
+                          <w:sz w:val="24"/>
+                          <w:szCs w:val="24"/>
+                        </w:rPr>
+                      </w:pPr>
+                    </w:p>
+                    <w:p>
+                      <w:pPr>
+                        <w:rPr>
+                          <w:rFonts w:ascii="Times New Roman" w:hAnsi="Times New Roman" w:cs="Times New Roman"/>
+                          <w:sz w:val="24"/>
+                          <w:szCs w:val="24"/>
+                        </w:rPr>
+                      </w:pPr>
+                    </w:p>
+                    <w:p>
+                      <w:pPr>
+                        <w:rPr>
+                          <w:rFonts w:ascii="Times New Roman" w:hAnsi="Times New Roman" w:cs="Times New Roman"/>
+                          <w:sz w:val="24"/>
+                          <w:szCs w:val="24"/>
+                        </w:rPr>
+                      </w:pPr>
+                    </w:p>
+                    <w:p>
+                      <w:pPr>
+                        <w:rPr>
+                          <w:rFonts w:ascii="Times New Roman" w:hAnsi="Times New Roman" w:cs="Times New Roman"/>
+                          <w:sz w:val="24"/>
+                          <w:szCs w:val="24"/>
+                        </w:rPr>
+                      </w:pPr>
+                    </w:p>
+                    <w:p>
+                      <w:pPr>
+                        <w:rPr>
+                          <w:rFonts w:ascii="Times New Roman" w:hAnsi="Times New Roman" w:cs="Times New Roman"/>
+                          <w:sz w:val="24"/>
+                          <w:szCs w:val="24"/>
+                        </w:rPr>
+                      </w:pPr>
+                    </w:p>
+                    <w:p>
+                      <w:pPr>
+                        <w:rPr>
+                          <w:rFonts w:ascii="Times New Roman" w:hAnsi="Times New Roman" w:cs="Times New Roman"/>
+                          <w:sz w:val="24"/>
+                          <w:szCs w:val="24"/>
+                        </w:rPr>
+                      </w:pPr>
+                    </w:p>
+                    <w:p>
+                      <w:pPr>
+                        <w:rPr>
+                          <w:rFonts w:ascii="Times New Roman" w:hAnsi="Times New Roman" w:cs="Times New Roman"/>
+                          <w:sz w:val="24"/>
+                          <w:szCs w:val="24"/>
+                        </w:rPr>
+                      </w:pPr>
+                    </w:p>
+                    <w:p>
+                      <w:pPr>
+                        <w:rPr>
+                          <w:rFonts w:ascii="Times New Roman" w:hAnsi="Times New Roman" w:cs="Times New Roman"/>
+                          <w:sz w:val="24"/>
+                          <w:szCs w:val="24"/>
+                        </w:rPr>
+                      </w:pPr>
+                    </w:p>
+                    <w:p>
+                      <w:pPr>
+                        <w:rPr>
+                          <w:rFonts w:ascii="Times New Roman" w:hAnsi="Times New Roman" w:cs="Times New Roman"/>
+                          <w:sz w:val="24"/>
+                          <w:szCs w:val="24"/>
+                        </w:rPr>
+                      </w:pPr>
+                    </w:p>
+                    <w:p>
+                      <w:pPr>
+                        <w:rPr>
+                          <w:rFonts w:ascii="Times New Roman" w:hAnsi="Times New Roman" w:cs="Times New Roman"/>
+                          <w:sz w:val="24"/>
+                          <w:szCs w:val="24"/>
+                        </w:rPr>
+                      </w:pPr>
+                    </w:p>
+                    <w:p>
+                      <w:pPr>
+                        <w:rPr>
+                          <w:rFonts w:ascii="Times New Roman" w:hAnsi="Times New Roman" w:cs="Times New Roman"/>
+                          <w:sz w:val="24"/>
+                          <w:szCs w:val="24"/>
+                        </w:rPr>
+                      </w:pPr>
+                    </w:p>
+                    <w:p>
+                      <w:pPr>
+                        <w:rPr>
+                          <w:rFonts w:ascii="Times New Roman" w:hAnsi="Times New Roman" w:cs="Times New Roman"/>
+                          <w:sz w:val="24"/>
+                          <w:szCs w:val="24"/>
+                        </w:rPr>
+                      </w:pPr>
+                    </w:p>
+                    <w:p>
+                      <w:pPr>
+                        <w:rPr>
+                          <w:rFonts w:ascii="Times New Roman" w:hAnsi="Times New Roman" w:cs="Times New Roman"/>
+                          <w:sz w:val="24"/>
+                          <w:szCs w:val="24"/>
+                        </w:rPr>
+                      </w:pPr>
+                    </w:p>
+                    <w:p>
+                      <w:pPr>
+                        <w:rPr>
+                          <w:rFonts w:ascii="Times New Roman" w:hAnsi="Times New Roman" w:cs="Times New Roman"/>
+                          <w:sz w:val="24"/>
+                          <w:szCs w:val="24"/>
+                        </w:rPr>
+                      </w:pPr>
+                    </w:p>
+                    <w:p>
+                      <w:pPr>
+                        <w:rPr>
+                          <w:rFonts w:ascii="Times New Roman" w:hAnsi="Times New Roman" w:cs="Times New Roman"/>
+                          <w:sz w:val="24"/>
+                          <w:szCs w:val="24"/>
+                        </w:rPr>
+                      </w:pPr>
+                    </w:p>
+                    <w:p>
+                      <w:pPr>
+                        <w:rPr>
+                          <w:rFonts w:ascii="Times New Roman" w:hAnsi="Times New Roman" w:cs="Times New Roman"/>
+                          <w:sz w:val="24"/>
+                          <w:szCs w:val="24"/>
+                        </w:rPr>
+                      </w:pPr>
+                    </w:p>
+                    <w:p>
+                      <w:pPr>
+                        <w:rPr>
+                          <w:rFonts w:ascii="Times New Roman" w:hAnsi="Times New Roman" w:cs="Times New Roman"/>
+                          <w:sz w:val="24"/>
+                          <w:szCs w:val="24"/>
+                        </w:rPr>
+                      </w:pPr>
+                    </w:p>
+                    <w:p>
+                      <w:pPr>
+                        <w:rPr>
+                          <w:rFonts w:ascii="Times New Roman" w:hAnsi="Times New Roman" w:cs="Times New Roman"/>
+                          <w:sz w:val="24"/>
+                          <w:szCs w:val="24"/>
+                        </w:rPr>
+                      </w:pPr>
+                    </w:p>
+                    <w:p>
+                      <w:pPr>
+                        <w:rPr>
+                          <w:rFonts w:ascii="Times New Roman" w:hAnsi="Times New Roman" w:cs="Times New Roman"/>
+                          <w:sz w:val="24"/>
+                          <w:szCs w:val="24"/>
+                        </w:rPr>
+                      </w:pPr>
+                    </w:p>
+                    <w:p>
+                      <w:pPr>
+                        <w:rPr>
+                          <w:rFonts w:ascii="Times New Roman" w:hAnsi="Times New Roman" w:cs="Times New Roman"/>
+                          <w:sz w:val="24"/>
+                          <w:szCs w:val="24"/>
+                        </w:rPr>
+                      </w:pPr>
+                    </w:p>
+                    <w:p>
+                      <w:pPr>
+                        <w:rPr>
+                          <w:rFonts w:ascii="Times New Roman" w:hAnsi="Times New Roman" w:cs="Times New Roman"/>
+                          <w:sz w:val="24"/>
+                          <w:szCs w:val="24"/>
+                        </w:rPr>
+                      </w:pPr>
+                    </w:p>
+                    <w:p>
+                      <w:pPr>
+                        <w:rPr>
+                          <w:rFonts w:ascii="Times New Roman" w:hAnsi="Times New Roman" w:cs="Times New Roman"/>
+                          <w:sz w:val="24"/>
+                          <w:szCs w:val="24"/>
+                        </w:rPr>
+                      </w:pPr>
+                    </w:p>
+                    <w:p>
+                      <w:pPr>
+                        <w:rPr>
+                          <w:rFonts w:ascii="Times New Roman" w:hAnsi="Times New Roman" w:cs="Times New Roman"/>
+                          <w:sz w:val="24"/>
+                          <w:szCs w:val="24"/>
+                        </w:rPr>
+                      </w:pPr>
+                    </w:p>
+                    <w:p>
+                      <w:pPr>
+                        <w:rPr>
+                          <w:rFonts w:ascii="Times New Roman" w:hAnsi="Times New Roman" w:cs="Times New Roman"/>
+                          <w:sz w:val="24"/>
+                          <w:szCs w:val="24"/>
+                        </w:rPr>
+                      </w:pPr>
+                    </w:p>
+                    <w:p>
+                      <w:pPr>
+                        <w:rPr>
+                          <w:rFonts w:ascii="Times New Roman" w:hAnsi="Times New Roman" w:cs="Times New Roman"/>
+                          <w:sz w:val="24"/>
+                          <w:szCs w:val="24"/>
+                        </w:rPr>
+                      </w:pPr>
+                    </w:p>
+                    <w:p>
+                      <w:pPr>
+                        <w:rPr>
+                          <w:rFonts w:ascii="Times New Roman" w:hAnsi="Times New Roman" w:cs="Times New Roman"/>
+                          <w:sz w:val="24"/>
+                          <w:szCs w:val="24"/>
+                        </w:rPr>
+                      </w:pPr>
+                    </w:p>
+                    <w:p>
+                      <w:pPr>
+                        <w:rPr>
+                          <w:rFonts w:ascii="Times New Roman" w:hAnsi="Times New Roman" w:cs="Times New Roman"/>
+                          <w:sz w:val="24"/>
+                          <w:szCs w:val="24"/>
+                        </w:rPr>
+                      </w:pPr>
+                    </w:p>
+                    <w:p>
+                      <w:pPr>
+                        <w:rPr>
+                          <w:rFonts w:ascii="Times New Roman" w:hAnsi="Times New Roman" w:cs="Times New Roman"/>
+                          <w:sz w:val="24"/>
+                          <w:szCs w:val="24"/>
+                        </w:rPr>
+                      </w:pPr>
+                    </w:p>
+                    <w:p>
+                      <w:pPr>
+                        <w:rPr>
+                          <w:rFonts w:ascii="Times New Roman" w:hAnsi="Times New Roman" w:cs="Times New Roman"/>
+                          <w:sz w:val="24"/>
+                          <w:szCs w:val="24"/>
+                        </w:rPr>
+                      </w:pPr>
+                    </w:p>
+                    <w:p>
+                      <w:pPr>
+                        <w:rPr>
+                          <w:rFonts w:ascii="Times New Roman" w:hAnsi="Times New Roman" w:cs="Times New Roman"/>
+                          <w:sz w:val="24"/>
+                          <w:szCs w:val="24"/>
+                        </w:rPr>
+                      </w:pPr>
+                    </w:p>
+                    <w:p>
+                      <w:pPr>
+                        <w:rPr>
+                          <w:rFonts w:ascii="Times New Roman" w:hAnsi="Times New Roman" w:cs="Times New Roman"/>
+                          <w:sz w:val="24"/>
+                          <w:szCs w:val="24"/>
+                        </w:rPr>
+                      </w:pPr>
+                    </w:p>
+                    <w:p>
+                      <w:pPr>
+                        <w:rPr>
+                          <w:rFonts w:ascii="Times New Roman" w:hAnsi="Times New Roman" w:cs="Times New Roman"/>
+                          <w:sz w:val="24"/>
+                          <w:szCs w:val="24"/>
+                        </w:rPr>
+                      </w:pPr>
+                    </w:p>
+                    <w:p>
+                      <w:pPr>
+                        <w:rPr>
+                          <w:rFonts w:ascii="Times New Roman" w:hAnsi="Times New Roman" w:cs="Times New Roman"/>
+                          <w:sz w:val="24"/>
+                          <w:szCs w:val="24"/>
+                        </w:rPr>
+                      </w:pPr>
+                    </w:p>
+                    <w:p>
+                      <w:pPr>
+                        <w:rPr>
+                          <w:rFonts w:ascii="Times New Roman" w:hAnsi="Times New Roman" w:cs="Times New Roman"/>
+                          <w:sz w:val="24"/>
+                          <w:szCs w:val="24"/>
+                        </w:rPr>
+                      </w:pPr>
+                    </w:p>
+                    <w:p>
+                      <w:pPr>
+                        <w:rPr>
+                          <w:rFonts w:ascii="Times New Roman" w:hAnsi="Times New Roman" w:cs="Times New Roman"/>
+                          <w:sz w:val="24"/>
+                          <w:szCs w:val="24"/>
+                        </w:rPr>
+                      </w:pPr>
+                    </w:p>
+                    <w:p>
+                      <w:pPr>
+                        <w:rPr>
+                          <w:rFonts w:ascii="Times New Roman" w:hAnsi="Times New Roman" w:cs="Times New Roman"/>
+                          <w:sz w:val="24"/>
+                          <w:szCs w:val="24"/>
+                        </w:rPr>
+                      </w:pPr>
+                    </w:p>
+                    <w:p>
+                      <w:pPr>
+                        <w:rPr>
+                          <w:rFonts w:ascii="Times New Roman" w:hAnsi="Times New Roman" w:cs="Times New Roman"/>
+                          <w:sz w:val="24"/>
+                          <w:szCs w:val="24"/>
+                        </w:rPr>
+                      </w:pPr>
+                    </w:p>
+                    <w:p>
+                      <w:pPr>
+                        <w:rPr>
+                          <w:rFonts w:ascii="Times New Roman" w:hAnsi="Times New Roman" w:cs="Times New Roman"/>
+                          <w:sz w:val="24"/>
+                          <w:szCs w:val="24"/>
+                        </w:rPr>
+                      </w:pPr>
+                    </w:p>
+                    <w:p>
+                      <w:pPr>
+                        <w:rPr>
+                          <w:rFonts w:ascii="Times New Roman" w:hAnsi="Times New Roman" w:cs="Times New Roman"/>
+                          <w:sz w:val="24"/>
+                          <w:szCs w:val="24"/>
+                        </w:rPr>
+                      </w:pPr>
+                    </w:p>
+                    <w:p>
+                      <w:pPr>
+                        <w:rPr>
+                          <w:rFonts w:ascii="Times New Roman" w:hAnsi="Times New Roman" w:cs="Times New Roman"/>
+                          <w:sz w:val="24"/>
+                          <w:szCs w:val="24"/>
+                        </w:rPr>
+                      </w:pPr>
+                    </w:p>
+                    <w:p>
+                      <w:pPr>
+                        <w:rPr>
+                          <w:rFonts w:ascii="Times New Roman" w:hAnsi="Times New Roman" w:cs="Times New Roman"/>
+                          <w:sz w:val="24"/>
+                          <w:szCs w:val="24"/>
+                        </w:rPr>
+                      </w:pPr>
+                    </w:p>
+                    <w:p>
+                      <w:pPr>
+                        <w:rPr>
+                          <w:rFonts w:ascii="Times New Roman" w:hAnsi="Times New Roman" w:cs="Times New Roman"/>
+                          <w:sz w:val="24"/>
+                          <w:szCs w:val="24"/>
+                        </w:rPr>
+                      </w:pPr>
+                    </w:p>
+                    <w:p>
+                      <w:pPr>
+                        <w:rPr>
+                          <w:rFonts w:ascii="Times New Roman" w:hAnsi="Times New Roman" w:cs="Times New Roman"/>
+                          <w:sz w:val="24"/>
+                          <w:szCs w:val="24"/>
+                        </w:rPr>
+                      </w:pPr>
+                    </w:p>
+                    <w:p>
+                      <w:pPr>
+                        <w:rPr>
+                          <w:rFonts w:ascii="Times New Roman" w:hAnsi="Times New Roman" w:cs="Times New Roman"/>
+                          <w:sz w:val="24"/>
+                          <w:szCs w:val="24"/>
+                        </w:rPr>
+                      </w:pPr>
+                    </w:p>
+                    <w:p>
+                      <w:pPr>
+                        <w:rPr>
+                          <w:rFonts w:ascii="Times New Roman" w:hAnsi="Times New Roman" w:cs="Times New Roman"/>
+                          <w:sz w:val="24"/>
+                          <w:szCs w:val="24"/>
+                        </w:rPr>
+                      </w:pPr>
+                    </w:p>
+                    <w:p>
+                      <w:pPr>
+                        <w:rPr>
+                          <w:rFonts w:ascii="Times New Roman" w:hAnsi="Times New Roman" w:cs="Times New Roman"/>
+                          <w:sz w:val="24"/>
+                          <w:szCs w:val="24"/>
+                        </w:rPr>
+                      </w:pPr>
+                    </w:p>
+                    <w:p>
+                      <w:pPr>
+                        <w:rPr>
+                          <w:rFonts w:ascii="Times New Roman" w:hAnsi="Times New Roman" w:cs="Times New Roman"/>
+                          <w:sz w:val="24"/>
+                          <w:szCs w:val="24"/>
+                        </w:rPr>
+                      </w:pPr>
+                    </w:p>
+                    <w:p>
+                      <w:pPr>
+                        <w:rPr>
+                          <w:rFonts w:ascii="Times New Roman" w:hAnsi="Times New Roman" w:cs="Times New Roman"/>
+                          <w:sz w:val="24"/>
+                          <w:szCs w:val="24"/>
+                        </w:rPr>
+                      </w:pPr>
+                    </w:p>
+                    <w:p>
+                      <w:pPr>
+                        <w:rPr>
+                          <w:rFonts w:ascii="Times New Roman" w:hAnsi="Times New Roman" w:cs="Times New Roman"/>
+                          <w:sz w:val="24"/>
+                          <w:szCs w:val="24"/>
+                        </w:rPr>
+                      </w:pPr>
+                    </w:p>
+                    <w:p>
+                      <w:pPr>
+                        <w:rPr>
+                          <w:rFonts w:ascii="Times New Roman" w:hAnsi="Times New Roman" w:cs="Times New Roman"/>
+                          <w:sz w:val="24"/>
+                          <w:szCs w:val="24"/>
+                        </w:rPr>
+                      </w:pPr>
+                    </w:p>
+                    <w:p>
+                      <w:pPr>
+                        <w:rPr>
+                          <w:rFonts w:ascii="Times New Roman" w:hAnsi="Times New Roman" w:cs="Times New Roman"/>
+                          <w:sz w:val="24"/>
+                          <w:szCs w:val="24"/>
+                        </w:rPr>
+                      </w:pPr>
+                    </w:p>
+                    <w:p>
+                      <w:pPr>
+                        <w:rPr>
+                          <w:rFonts w:ascii="Times New Roman" w:hAnsi="Times New Roman" w:cs="Times New Roman"/>
+                          <w:sz w:val="24"/>
+                          <w:szCs w:val="24"/>
+                        </w:rPr>
+                      </w:pPr>
+                    </w:p>
+                    <w:p>
+                      <w:pPr>
+                        <w:rPr>
+                          <w:rFonts w:ascii="Times New Roman" w:hAnsi="Times New Roman" w:cs="Times New Roman"/>
+                          <w:sz w:val="24"/>
+                          <w:szCs w:val="24"/>
+                        </w:rPr>
+                      </w:pPr>
+                    </w:p>
+                    <w:p>
+                      <w:pPr>
+                        <w:rPr>
+                          <w:rFonts w:ascii="Times New Roman" w:hAnsi="Times New Roman" w:cs="Times New Roman"/>
+                          <w:sz w:val="24"/>
+                          <w:szCs w:val="24"/>
+                        </w:rPr>
+                      </w:pPr>
+                    </w:p>
+                    <w:p>
+                      <w:pPr>
+                        <w:rPr>
+                          <w:rFonts w:ascii="Times New Roman" w:hAnsi="Times New Roman" w:cs="Times New Roman"/>
+                          <w:sz w:val="24"/>
+                          <w:szCs w:val="24"/>
+                        </w:rPr>
+                      </w:pPr>
+                    </w:p>
+                    <w:p>
+                      <w:pPr>
+                        <w:rPr>
+                          <w:rFonts w:ascii="Times New Roman" w:hAnsi="Times New Roman" w:cs="Times New Roman"/>
+                          <w:sz w:val="24"/>
+                          <w:szCs w:val="24"/>
+                        </w:rPr>
+                      </w:pPr>
+                    </w:p>
+                    <w:p>
+                      <w:pPr>
+                        <w:rPr>
+                          <w:rFonts w:ascii="Times New Roman" w:hAnsi="Times New Roman" w:cs="Times New Roman"/>
+                          <w:sz w:val="24"/>
+                          <w:szCs w:val="24"/>
+                        </w:rPr>
+                      </w:pPr>
+                    </w:p>
+                    <w:p>
+                      <w:pPr>
+                        <w:rPr>
+                          <w:rFonts w:ascii="Times New Roman" w:hAnsi="Times New Roman" w:cs="Times New Roman"/>
+                          <w:sz w:val="24"/>
+                          <w:szCs w:val="24"/>
+                        </w:rPr>
+                      </w:pPr>
+                    </w:p>
+                    <w:p>
+                      <w:pPr>
+                        <w:rPr>
+                          <w:rFonts w:ascii="Times New Roman" w:hAnsi="Times New Roman" w:cs="Times New Roman"/>
+                          <w:sz w:val="24"/>
+                          <w:szCs w:val="24"/>
+                        </w:rPr>
+                      </w:pPr>
+                    </w:p>
+                    <w:p>
+                      <w:pPr>
+                        <w:rPr>
+                          <w:rFonts w:ascii="Times New Roman" w:hAnsi="Times New Roman" w:cs="Times New Roman"/>
+                          <w:sz w:val="24"/>
+                          <w:szCs w:val="24"/>
+                        </w:rPr>
+                      </w:pPr>
+                    </w:p>
+                    <w:p>
+                      <w:pPr>
+                        <w:rPr>
+                          <w:rFonts w:ascii="Times New Roman" w:hAnsi="Times New Roman" w:cs="Times New Roman"/>
+                          <w:sz w:val="24"/>
+                          <w:szCs w:val="24"/>
+                        </w:rPr>
+                      </w:pPr>
+                    </w:p>
+                    <w:p>
+                      <w:pPr>
+                        <w:rPr>
+                          <w:rFonts w:ascii="Times New Roman" w:hAnsi="Times New Roman" w:cs="Times New Roman"/>
+                          <w:sz w:val="24"/>
+                          <w:szCs w:val="24"/>
+                        </w:rPr>
+                      </w:pPr>
+                    </w:p>
+                    <w:p>
+                      <w:pPr>
+                        <w:rPr>
+                          <w:rFonts w:ascii="Times New Roman" w:hAnsi="Times New Roman" w:cs="Times New Roman"/>
+                          <w:sz w:val="24"/>
+                          <w:szCs w:val="24"/>
+                        </w:rPr>
+                      </w:pPr>
+                    </w:p>
+                    <w:p>
+                      <w:pPr>
+                        <w:rPr>
+                          <w:rFonts w:ascii="Times New Roman" w:hAnsi="Times New Roman" w:cs="Times New Roman"/>
+                          <w:sz w:val="24"/>
+                          <w:szCs w:val="24"/>
+                        </w:rPr>
+                      </w:pPr>
+                    </w:p>
+                    <w:p>
+                      <w:pPr>
+                        <w:rPr>
+                          <w:rFonts w:ascii="Times New Roman" w:hAnsi="Times New Roman" w:cs="Times New Roman"/>
+                          <w:sz w:val="24"/>
+                          <w:szCs w:val="24"/>
+                        </w:rPr>
+                      </w:pPr>
+                    </w:p>
+                    <w:p>
+                      <w:pPr>
+                        <w:rPr>
+                          <w:rFonts w:ascii="Times New Roman" w:hAnsi="Times New Roman" w:cs="Times New Roman"/>
+                          <w:sz w:val="24"/>
+                          <w:szCs w:val="24"/>
+                        </w:rPr>
+                      </w:pPr>
+                    </w:p>
+                    <w:p>
+                      <w:pPr>
+                        <w:rPr>
+                          <w:rFonts w:ascii="Times New Roman" w:hAnsi="Times New Roman" w:cs="Times New Roman"/>
+                          <w:sz w:val="24"/>
+                          <w:szCs w:val="24"/>
+                        </w:rPr>
+                      </w:pPr>
+                    </w:p>
+                    <w:p>
+                      <w:pPr>
+                        <w:rPr>
+                          <w:rFonts w:ascii="Times New Roman" w:hAnsi="Times New Roman" w:cs="Times New Roman"/>
+                          <w:sz w:val="24"/>
+                          <w:szCs w:val="24"/>
+                        </w:rPr>
+                      </w:pPr>
+                    </w:p>
+                    <w:p>
+                      <w:pPr>
+                        <w:rPr>
+                          <w:rFonts w:ascii="Times New Roman" w:hAnsi="Times New Roman" w:cs="Times New Roman"/>
+                          <w:sz w:val="24"/>
+                          <w:szCs w:val="24"/>
+                        </w:rPr>
+                      </w:pPr>
+                    </w:p>
+                    <w:p>
+                      <w:pPr>
+                        <w:rPr>
+                          <w:rFonts w:ascii="Times New Roman" w:hAnsi="Times New Roman" w:cs="Times New Roman"/>
+                          <w:sz w:val="24"/>
+                          <w:szCs w:val="24"/>
+                        </w:rPr>
+                      </w:pPr>
+                    </w:p>
+                    <w:p>
+                      <w:pPr>
+                        <w:rPr>
+                          <w:rFonts w:ascii="Times New Roman" w:hAnsi="Times New Roman" w:cs="Times New Roman"/>
+                          <w:sz w:val="24"/>
+                          <w:szCs w:val="24"/>
+                        </w:rPr>
+                      </w:pPr>
+                    </w:p>
+                    <w:p>
+                      <w:pPr>
+                        <w:rPr>
+                          <w:rFonts w:ascii="Times New Roman" w:hAnsi="Times New Roman" w:cs="Times New Roman"/>
+                          <w:sz w:val="24"/>
+                          <w:szCs w:val="24"/>
+                        </w:rPr>
+                      </w:pPr>
+                    </w:p>
+                    <w:p>
+                      <w:pPr>
+                        <w:rPr>
+                          <w:rFonts w:ascii="Times New Roman" w:hAnsi="Times New Roman" w:cs="Times New Roman"/>
+                          <w:sz w:val="24"/>
+                          <w:szCs w:val="24"/>
+                        </w:rPr>
+                      </w:pPr>
+                    </w:p>
+                    <w:p>
+                      <w:pPr>
+                        <w:rPr>
+                          <w:rFonts w:ascii="Times New Roman" w:hAnsi="Times New Roman" w:cs="Times New Roman"/>
+                          <w:sz w:val="24"/>
+                          <w:szCs w:val="24"/>
+                        </w:rPr>
+                      </w:pPr>
+                    </w:p>
+                    <w:p>
+                      <w:pPr>
+                        <w:rPr>
+                          <w:rFonts w:ascii="Times New Roman" w:hAnsi="Times New Roman" w:cs="Times New Roman"/>
+                          <w:sz w:val="24"/>
+                          <w:szCs w:val="24"/>
+                        </w:rPr>
+                      </w:pPr>
+                    </w:p>
+                    <w:p>
+                      <w:pPr>
+                        <w:rPr>
+                          <w:rFonts w:ascii="Times New Roman" w:hAnsi="Times New Roman" w:cs="Times New Roman"/>
+                          <w:sz w:val="24"/>
+                          <w:szCs w:val="24"/>
+                        </w:rPr>
+                      </w:pPr>
+                    </w:p>
+                    <w:p>
+                      <w:pPr>
+                        <w:rPr>
+                          <w:rFonts w:ascii="Times New Roman" w:hAnsi="Times New Roman" w:cs="Times New Roman"/>
+                          <w:sz w:val="24"/>
+                          <w:szCs w:val="24"/>
+                        </w:rPr>
+                      </w:pPr>
+                    </w:p>
+                    <w:p>
+                      <w:pPr>
+                        <w:rPr>
+                          <w:rFonts w:ascii="Times New Roman" w:hAnsi="Times New Roman" w:cs="Times New Roman"/>
+                          <w:sz w:val="24"/>
+                          <w:szCs w:val="24"/>
+                        </w:rPr>
+                      </w:pPr>
+                    </w:p>
+                    <w:p>
+                      <w:pPr>
+                        <w:rPr>
+                          <w:rFonts w:ascii="Times New Roman" w:hAnsi="Times New Roman" w:cs="Times New Roman"/>
+                          <w:sz w:val="24"/>
+                          <w:szCs w:val="24"/>
+                        </w:rPr>
+                      </w:pPr>
+                    </w:p>
+                    <w:p>
+                      <w:pPr>
+                        <w:rPr>
+                          <w:rFonts w:ascii="Times New Roman" w:hAnsi="Times New Roman" w:cs="Times New Roman"/>
+                          <w:sz w:val="24"/>
+                          <w:szCs w:val="24"/>
+                        </w:rPr>
+                      </w:pPr>
+                    </w:p>
+                    <w:p>
+                      <w:pPr>
+                        <w:rPr>
+                          <w:rFonts w:ascii="Times New Roman" w:hAnsi="Times New Roman" w:cs="Times New Roman"/>
+                          <w:sz w:val="24"/>
+                          <w:szCs w:val="24"/>
+                        </w:rPr>
+                      </w:pPr>
+                    </w:p>
+                    <w:p>
+                      <w:pPr>
+                        <w:rPr>
+                          <w:rFonts w:ascii="Times New Roman" w:hAnsi="Times New Roman" w:cs="Times New Roman"/>
+                          <w:sz w:val="24"/>
+                          <w:szCs w:val="24"/>
+                        </w:rPr>
+                      </w:pPr>
+                    </w:p>
+                    <w:p>
+                      <w:pPr>
+                        <w:rPr>
+                          <w:rFonts w:ascii="Times New Roman" w:hAnsi="Times New Roman" w:cs="Times New Roman"/>
+                          <w:sz w:val="24"/>
+                          <w:szCs w:val="24"/>
+                        </w:rPr>
+                      </w:pPr>
+                    </w:p>
+                    <w:p>
+                      <w:pPr>
+                        <w:rPr>
+                          <w:rFonts w:ascii="Times New Roman" w:hAnsi="Times New Roman" w:cs="Times New Roman"/>
+                          <w:sz w:val="24"/>
+                          <w:szCs w:val="24"/>
+                        </w:rPr>
+                      </w:pPr>
+                    </w:p>
+                    <w:p>
+                      <w:pPr>
+                        <w:rPr>
+                          <w:rFonts w:ascii="Times New Roman" w:hAnsi="Times New Roman" w:cs="Times New Roman"/>
+                          <w:sz w:val="24"/>
+                          <w:szCs w:val="24"/>
+                        </w:rPr>
+                      </w:pPr>
+                    </w:p>
+                    <w:p>
+                      <w:pPr>
+                        <w:rPr>
+                          <w:rFonts w:ascii="Times New Roman" w:hAnsi="Times New Roman" w:cs="Times New Roman"/>
+                          <w:sz w:val="24"/>
+                          <w:szCs w:val="24"/>
+                        </w:rPr>
+                      </w:pPr>
+                    </w:p>
+                    <w:p>
+                      <w:pPr>
+                        <w:rPr>
+                          <w:rFonts w:ascii="Times New Roman" w:hAnsi="Times New Roman" w:cs="Times New Roman"/>
+                          <w:sz w:val="24"/>
+                          <w:szCs w:val="24"/>
+                        </w:rPr>
+                      </w:pPr>
+                    </w:p>
+                    <w:p>
+                      <w:pPr>
+                        <w:rPr>
+                          <w:rFonts w:ascii="Times New Roman" w:hAnsi="Times New Roman" w:cs="Times New Roman"/>
+                          <w:sz w:val="24"/>
+                          <w:szCs w:val="24"/>
+                        </w:rPr>
+                      </w:pPr>
+                    </w:p>
+                    <w:p>
+                      <w:pPr>
+                        <w:rPr>
+                          <w:rFonts w:ascii="Times New Roman" w:hAnsi="Times New Roman" w:cs="Times New Roman"/>
+                          <w:sz w:val="24"/>
+                          <w:szCs w:val="24"/>
+                        </w:rPr>
+                      </w:pPr>
+                    </w:p>
+                    <w:p>
+                      <w:pPr>
+                        <w:rPr>
+                          <w:rFonts w:ascii="Times New Roman" w:hAnsi="Times New Roman" w:cs="Times New Roman"/>
+                          <w:sz w:val="24"/>
+                          <w:szCs w:val="24"/>
+                        </w:rPr>
+                      </w:pPr>
+                    </w:p>
+                    <w:p>
+                      <w:pPr>
+                        <w:rPr>
+                          <w:rFonts w:ascii="Times New Roman" w:hAnsi="Times New Roman" w:cs="Times New Roman"/>
+                          <w:sz w:val="24"/>
+                          <w:szCs w:val="24"/>
+                        </w:rPr>
+                      </w:pPr>
+                    </w:p>
+                    <w:p>
+                      <w:pPr>
+                        <w:rPr>
+                          <w:rFonts w:ascii="Times New Roman" w:hAnsi="Times New Roman" w:cs="Times New Roman"/>
+                          <w:sz w:val="24"/>
+                          <w:szCs w:val="24"/>
+                        </w:rPr>
+                      </w:pPr>
+                    </w:p>
+                    <w:p>
+                      <w:pPr>
+                        <w:rPr>
+                          <w:rFonts w:ascii="Times New Roman" w:hAnsi="Times New Roman" w:cs="Times New Roman"/>
+                          <w:sz w:val="24"/>
+                          <w:szCs w:val="24"/>
+                        </w:rPr>
+                      </w:pPr>
+                    </w:p>
+                    <w:p>
+                      <w:pPr>
+                        <w:rPr>
+                          <w:rFonts w:ascii="Times New Roman" w:hAnsi="Times New Roman" w:cs="Times New Roman"/>
+                          <w:sz w:val="24"/>
+                          <w:szCs w:val="24"/>
+                        </w:rPr>
+                      </w:pPr>
+                    </w:p>
+                    <w:p>
+                      <w:pPr>
+                        <w:rPr>
+                          <w:rFonts w:ascii="Times New Roman" w:hAnsi="Times New Roman" w:cs="Times New Roman"/>
+                          <w:sz w:val="24"/>
+                          <w:szCs w:val="24"/>
+                        </w:rPr>
+                      </w:pPr>
+                    </w:p>
+                    <w:p>
+                      <w:pPr>
+                        <w:rPr>
+                          <w:rFonts w:ascii="Times New Roman" w:hAnsi="Times New Roman" w:cs="Times New Roman"/>
+                          <w:sz w:val="24"/>
+                          <w:szCs w:val="24"/>
+                        </w:rPr>
+                      </w:pPr>
+                    </w:p>
+                    <w:p>
+                      <w:pPr>
+                        <w:rPr>
+                          <w:rFonts w:ascii="Times New Roman" w:hAnsi="Times New Roman" w:cs="Times New Roman"/>
+                          <w:sz w:val="24"/>
+                          <w:szCs w:val="24"/>
+                        </w:rPr>
+                      </w:pPr>
+                    </w:p>
+                    <w:p>
+                      <w:pPr>
+                        <w:rPr>
+                          <w:rFonts w:ascii="Times New Roman" w:hAnsi="Times New Roman" w:cs="Times New Roman"/>
+                          <w:sz w:val="24"/>
+                          <w:szCs w:val="24"/>
+                        </w:rPr>
+                      </w:pPr>
+                    </w:p>
+                    <w:p>
+                      <w:pPr>
+                        <w:rPr>
+                          <w:rFonts w:ascii="Times New Roman" w:hAnsi="Times New Roman" w:cs="Times New Roman"/>
+                          <w:sz w:val="24"/>
+                          <w:szCs w:val="24"/>
+                        </w:rPr>
+                      </w:pPr>
+                    </w:p>
+                    <w:p>
+                      <w:pPr>
+                        <w:rPr>
+                          <w:rFonts w:ascii="Times New Roman" w:hAnsi="Times New Roman" w:cs="Times New Roman"/>
+                          <w:sz w:val="24"/>
+                          <w:szCs w:val="24"/>
+                        </w:rPr>
+                      </w:pPr>
+                    </w:p>
+                    <w:p>
+                      <w:pPr>
+                        <w:rPr>
+                          <w:rFonts w:ascii="Times New Roman" w:hAnsi="Times New Roman" w:cs="Times New Roman"/>
+                          <w:sz w:val="24"/>
+                          <w:szCs w:val="24"/>
+                        </w:rPr>
+                      </w:pPr>
+                    </w:p>
+                    <w:p>
+                      <w:pPr>
+                        <w:rPr>
+                          <w:rFonts w:ascii="Times New Roman" w:hAnsi="Times New Roman" w:cs="Times New Roman"/>
+                          <w:sz w:val="24"/>
+                          <w:szCs w:val="24"/>
+                        </w:rPr>
+                      </w:pPr>
+                    </w:p>
+                    <w:p>
+                      <w:pPr>
+                        <w:rPr>
+                          <w:rFonts w:ascii="Times New Roman" w:hAnsi="Times New Roman" w:cs="Times New Roman"/>
+                          <w:sz w:val="24"/>
+                          <w:szCs w:val="24"/>
+                        </w:rPr>
+                      </w:pPr>
+                    </w:p>
+                    <w:p>
+                      <w:pPr>
+                        <w:rPr>
+                          <w:rFonts w:ascii="Times New Roman" w:hAnsi="Times New Roman" w:cs="Times New Roman"/>
+                          <w:sz w:val="24"/>
+                          <w:szCs w:val="24"/>
+                        </w:rPr>
+                      </w:pPr>
+                    </w:p>
+                    <w:p>
+                      <w:pPr>
+                        <w:rPr>
+                          <w:rFonts w:ascii="Times New Roman" w:hAnsi="Times New Roman" w:cs="Times New Roman"/>
+                          <w:sz w:val="24"/>
+                          <w:szCs w:val="24"/>
+                        </w:rPr>
+                      </w:pPr>
+                    </w:p>
+                    <w:p>
+                      <w:pPr>
+                        <w:rPr>
+                          <w:rFonts w:ascii="Times New Roman" w:hAnsi="Times New Roman" w:cs="Times New Roman"/>
+                          <w:sz w:val="24"/>
+                          <w:szCs w:val="24"/>
+                        </w:rPr>
+                      </w:pPr>
+                    </w:p>
+                    <w:p>
+                      <w:pPr>
+                        <w:rPr>
+                          <w:rFonts w:ascii="Times New Roman" w:hAnsi="Times New Roman" w:cs="Times New Roman"/>
+                          <w:sz w:val="24"/>
+                          <w:szCs w:val="24"/>
+                        </w:rPr>
+                      </w:pPr>
+                    </w:p>
+                    <w:p>
+                      <w:pPr>
+                        <w:rPr>
+                          <w:rFonts w:ascii="Times New Roman" w:hAnsi="Times New Roman" w:cs="Times New Roman"/>
+                          <w:sz w:val="24"/>
+                          <w:szCs w:val="24"/>
+                        </w:rPr>
+                      </w:pPr>
+                    </w:p>
+                    <w:p>
+                      <w:pPr>
+                        <w:rPr>
+                          <w:rFonts w:ascii="Times New Roman" w:hAnsi="Times New Roman" w:cs="Times New Roman"/>
+                          <w:sz w:val="24"/>
+                          <w:szCs w:val="24"/>
+                        </w:rPr>
+                      </w:pPr>
+                    </w:p>
+                    <w:p>
+                      <w:pPr>
+                        <w:rPr>
+                          <w:rFonts w:ascii="Times New Roman" w:hAnsi="Times New Roman" w:cs="Times New Roman"/>
+                          <w:sz w:val="24"/>
+                          <w:szCs w:val="24"/>
+                        </w:rPr>
+                      </w:pPr>
+                    </w:p>
+                    <w:p>
+                      <w:pPr>
+                        <w:rPr>
+                          <w:rFonts w:ascii="Times New Roman" w:hAnsi="Times New Roman" w:cs="Times New Roman"/>
+                          <w:sz w:val="24"/>
+                          <w:szCs w:val="24"/>
+                        </w:rPr>
+                      </w:pPr>
+                    </w:p>
+                    <w:p>
+                      <w:pPr>
+                        <w:rPr>
+                          <w:rFonts w:ascii="Times New Roman" w:hAnsi="Times New Roman" w:cs="Times New Roman"/>
+                          <w:sz w:val="24"/>
+                          <w:szCs w:val="24"/>
+                        </w:rPr>
+                      </w:pPr>
+                    </w:p>
+                    <w:p>
+                      <w:pPr>
+                        <w:rPr>
+                          <w:rFonts w:ascii="Times New Roman" w:hAnsi="Times New Roman" w:cs="Times New Roman"/>
+                          <w:sz w:val="24"/>
+                          <w:szCs w:val="24"/>
+                        </w:rPr>
+                      </w:pPr>
+                    </w:p>
+                    <w:p>
+                      <w:pPr>
+                        <w:rPr>
+                          <w:rFonts w:ascii="Times New Roman" w:hAnsi="Times New Roman" w:cs="Times New Roman"/>
+                          <w:sz w:val="24"/>
+                          <w:szCs w:val="24"/>
+                        </w:rPr>
+                      </w:pPr>
+                    </w:p>
+                    <w:p>
+                      <w:pPr>
+                        <w:rPr>
+                          <w:rFonts w:ascii="Times New Roman" w:hAnsi="Times New Roman" w:cs="Times New Roman"/>
+                          <w:sz w:val="24"/>
+                          <w:szCs w:val="24"/>
+                        </w:rPr>
+                      </w:pPr>
+                    </w:p>
+                    <w:p>
+                      <w:pPr>
+                        <w:rPr>
+                          <w:rFonts w:ascii="Times New Roman" w:hAnsi="Times New Roman" w:cs="Times New Roman"/>
+                          <w:sz w:val="24"/>
+                          <w:szCs w:val="24"/>
+                        </w:rPr>
+                      </w:pPr>
+                    </w:p>
+                    <w:p>
+                      <w:pPr>
+                        <w:rPr>
+                          <w:rFonts w:ascii="Times New Roman" w:hAnsi="Times New Roman" w:cs="Times New Roman"/>
+                          <w:sz w:val="24"/>
+                          <w:szCs w:val="24"/>
+                        </w:rPr>
+                      </w:pPr>
+                    </w:p>
+                    <w:p>
+                      <w:pPr>
+                        <w:rPr>
+                          <w:rFonts w:ascii="Times New Roman" w:hAnsi="Times New Roman" w:cs="Times New Roman"/>
+                          <w:sz w:val="24"/>
+                          <w:szCs w:val="24"/>
+                        </w:rPr>
+                      </w:pPr>
+                    </w:p>
+                    <w:p>
+                      <w:pPr>
+                        <w:rPr>
+                          <w:rFonts w:ascii="Times New Roman" w:hAnsi="Times New Roman" w:cs="Times New Roman"/>
+                          <w:sz w:val="24"/>
+                          <w:szCs w:val="24"/>
+                        </w:rPr>
+                      </w:pPr>
+                    </w:p>
+                    <w:p>
+                      <w:pPr>
+                        <w:rPr>
+                          <w:rFonts w:ascii="Times New Roman" w:hAnsi="Times New Roman" w:cs="Times New Roman"/>
+                          <w:sz w:val="24"/>
+                          <w:szCs w:val="24"/>
+                        </w:rPr>
+                      </w:pPr>
+                    </w:p>
+                    <w:p>
+                      <w:pPr>
+                        <w:rPr>
+                          <w:rFonts w:ascii="Times New Roman" w:hAnsi="Times New Roman" w:cs="Times New Roman"/>
+                          <w:sz w:val="24"/>
+                          <w:szCs w:val="24"/>
+                        </w:rPr>
+                      </w:pPr>
+                    </w:p>
+                    <w:p>
+                      <w:pPr>
+                        <w:rPr>
+                          <w:rFonts w:ascii="Times New Roman" w:hAnsi="Times New Roman" w:cs="Times New Roman"/>
+                          <w:sz w:val="24"/>
+                          <w:szCs w:val="24"/>
+                        </w:rPr>
+                      </w:pPr>
+                    </w:p>
+                    <w:p>
+                      <w:pPr>
+                        <w:rPr>
+                          <w:rFonts w:ascii="Times New Roman" w:hAnsi="Times New Roman" w:cs="Times New Roman"/>
+                          <w:sz w:val="24"/>
+                          <w:szCs w:val="24"/>
+                        </w:rPr>
+                      </w:pPr>
+                    </w:p>
+                    <w:p>
+                      <w:pPr>
+                        <w:rPr>
+                          <w:rFonts w:ascii="Times New Roman" w:hAnsi="Times New Roman" w:cs="Times New Roman"/>
+                          <w:sz w:val="24"/>
+                          <w:szCs w:val="24"/>
+                        </w:rPr>
+                      </w:pPr>
+                    </w:p>
+                    <w:p>
+                      <w:pPr>
+                        <w:rPr>
+                          <w:rFonts w:ascii="Times New Roman" w:hAnsi="Times New Roman" w:cs="Times New Roman"/>
+                          <w:sz w:val="24"/>
+                          <w:szCs w:val="24"/>
+                        </w:rPr>
+                      </w:pPr>
+                    </w:p>
+                    <w:p>
+                      <w:pPr>
+                        <w:rPr>
+                          <w:rFonts w:ascii="Times New Roman" w:hAnsi="Times New Roman" w:cs="Times New Roman"/>
+                          <w:sz w:val="24"/>
+                          <w:szCs w:val="24"/>
+                        </w:rPr>
+                      </w:pPr>
+                    </w:p>
+                    <w:p>
+                      <w:pPr>
+                        <w:rPr>
+                          <w:rFonts w:ascii="Times New Roman" w:hAnsi="Times New Roman" w:cs="Times New Roman"/>
+                          <w:sz w:val="24"/>
+                          <w:szCs w:val="24"/>
+                        </w:rPr>
+                      </w:pPr>
+                    </w:p>
+                    <w:p>
+                      <w:pPr>
+                        <w:rPr>
+                          <w:rFonts w:ascii="Times New Roman" w:hAnsi="Times New Roman" w:cs="Times New Roman"/>
+                          <w:sz w:val="24"/>
+                          <w:szCs w:val="24"/>
+                        </w:rPr>
+                      </w:pPr>
+                    </w:p>
+                    <w:p>
+                      <w:pPr>
+                        <w:rPr>
+                          <w:rFonts w:ascii="Times New Roman" w:hAnsi="Times New Roman" w:cs="Times New Roman"/>
+                          <w:sz w:val="24"/>
+                          <w:szCs w:val="24"/>
+                        </w:rPr>
+                      </w:pPr>
+                    </w:p>
+                    <w:p>
+                      <w:pPr>
+                        <w:rPr>
+                          <w:rFonts w:ascii="Times New Roman" w:hAnsi="Times New Roman" w:cs="Times New Roman"/>
+                          <w:sz w:val="24"/>
+                          <w:szCs w:val="24"/>
+                        </w:rPr>
+                      </w:pPr>
+                    </w:p>
+                    <w:p>
+                      <w:pPr>
+                        <w:rPr>
+                          <w:rFonts w:ascii="Times New Roman" w:hAnsi="Times New Roman" w:cs="Times New Roman"/>
+                          <w:sz w:val="24"/>
+                          <w:szCs w:val="24"/>
+                        </w:rPr>
+                      </w:pPr>
+                    </w:p>
+                    <w:p>
+                      <w:pPr>
+                        <w:rPr>
+                          <w:rFonts w:ascii="Times New Roman" w:hAnsi="Times New Roman" w:cs="Times New Roman"/>
+                          <w:sz w:val="24"/>
+                          <w:szCs w:val="24"/>
+                        </w:rPr>
+                      </w:pPr>
+                    </w:p>
+                    <w:p>
+                      <w:pPr>
+                        <w:rPr>
+                          <w:rFonts w:ascii="Times New Roman" w:hAnsi="Times New Roman" w:cs="Times New Roman"/>
+                          <w:sz w:val="24"/>
+                          <w:szCs w:val="24"/>
+                        </w:rPr>
+                      </w:pPr>
+                    </w:p>
+                    <w:p>
+                      <w:pPr>
+                        <w:rPr>
+                          <w:rFonts w:ascii="Times New Roman" w:hAnsi="Times New Roman" w:cs="Times New Roman"/>
+                          <w:sz w:val="24"/>
+                          <w:szCs w:val="24"/>
+                        </w:rPr>
+                      </w:pPr>
+                    </w:p>
+                    <w:p>
+                      <w:pPr>
+                        <w:rPr>
+                          <w:rFonts w:ascii="Times New Roman" w:hAnsi="Times New Roman" w:cs="Times New Roman"/>
+                          <w:sz w:val="24"/>
+                          <w:szCs w:val="24"/>
+                        </w:rPr>
+                      </w:pPr>
+                    </w:p>
+                    <w:p>
+                      <w:pPr>
+                        <w:rPr>
+                          <w:rFonts w:ascii="Times New Roman" w:hAnsi="Times New Roman" w:cs="Times New Roman"/>
+                          <w:sz w:val="24"/>
+                          <w:szCs w:val="24"/>
+                        </w:rPr>
+                      </w:pPr>
+                    </w:p>
+                    <w:p>
+                      <w:pPr>
+                        <w:rPr>
+                          <w:rFonts w:ascii="Times New Roman" w:hAnsi="Times New Roman" w:cs="Times New Roman"/>
+                          <w:sz w:val="24"/>
+                          <w:szCs w:val="24"/>
+                        </w:rPr>
+                      </w:pPr>
+                    </w:p>
+                    <w:p>
+                      <w:pPr>
+                        <w:rPr>
+                          <w:rFonts w:ascii="Times New Roman" w:hAnsi="Times New Roman" w:cs="Times New Roman"/>
+                          <w:sz w:val="24"/>
+                          <w:szCs w:val="24"/>
+                        </w:rPr>
+                      </w:pPr>
+                    </w:p>
+                    <w:p>
+                      <w:pPr>
+                        <w:rPr>
+                          <w:rFonts w:ascii="Times New Roman" w:hAnsi="Times New Roman" w:cs="Times New Roman"/>
+                          <w:sz w:val="24"/>
+                          <w:szCs w:val="24"/>
+                        </w:rPr>
+                      </w:pPr>
+                    </w:p>
+                  </w:txbxContent>
+                </v:textbox>
+                <w10:wrap anchorx="margin"/>
+              </v:shape>
+            </w:pict>
+          </mc:Fallback>
+        </mc:AlternateContent>
+      </w:r>
+      <w:r>
+        <w:rPr>
+          <w:noProof/>
+        </w:rPr>
+        <mc:AlternateContent>
+          <mc:Choice Requires="wps">
+            <w:drawing>
+              <wp:anchor distT="0" distB="0" distL="114300" distR="114300" simplePos="0" relativeHeight="251663360" behindDoc="0" locked="0" layoutInCell="1" allowOverlap="1">
+                <wp:simplePos x="0" y="0"/>
+                <wp:positionH relativeFrom="page">
+                  <wp:align>center</wp:align>
+                </wp:positionH>
+                <wp:positionV relativeFrom="paragraph">
+                  <wp:posOffset>936187</wp:posOffset>
+                </wp:positionV>
+                <wp:extent cx="3168869" cy="457200"/>
+                <wp:effectExtent l="0" t="0" r="0" b="0"/>
+                <wp:wrapNone/>
+                <wp:docPr id="1" name="Text Box 1"/>
+                <wp:cNvGraphicFramePr/>
+                <a:graphic xmlns:a="http://schemas.openxmlformats.org/drawingml/2006/main">
+                  <a:graphicData uri="http://schemas.microsoft.com/office/word/2010/wordprocessingShape">
+                    <wps:wsp>
+                      <wps:cNvSpPr txBox="1"/>
+                      <wps:spPr>
+                        <a:xfrm>
+                          <a:off x="0" y="0"/>
+                          <a:ext cx="3168869" cy="457200"/>
+                        </a:xfrm>
+                        <a:prstGeom prst="rect">
+                          <a:avLst/>
+                        </a:prstGeom>
+                        <a:noFill/>
+                        <a:ln w="6350">
+                          <a:noFill/>
+                        </a:ln>
+                      </wps:spPr>
+                      <wps:txbx>
+                        <w:txbxContent>
+                          <w:p>
+                            <w:pPr>
+                              <w:jc w:val="center"/>
+                              <w:rPr>
+                                <w:rFonts w:ascii="Times New Roman" w:hAnsi="Times New Roman" w:cs="Times New Roman"/>
+                                <w:b/>
+                                <w:color w:val="0D0D0D" w:themeColor="text1" w:themeTint="F2"/>
+                                <w:sz w:val="32"/>
+                                <w:szCs w:val="32"/>
+                                <w14:shadow w14:blurRad="38100" w14:dist="19050" w14:dir="2700000" w14:sx="100000" w14:sy="100000" w14:kx="0" w14:ky="0" w14:algn="tl">
+                                  <w14:schemeClr w14:val="dk1">
+                                    <w14:alpha w14:val="60000"/>
+                                  </w14:schemeClr>
+                                </w14:shadow>
+                                <w14:textOutline w14:w="0" w14:cap="flat" w14:cmpd="sng" w14:algn="ctr">
+                                  <w14:noFill/>
+                                  <w14:prstDash w14:val="solid"/>
+                                  <w14:round/>
+                                </w14:textOutline>
+                              </w:rPr>
+                            </w:pPr>
+                            <w:r>
+                              <w:rPr>
+                                <w:rFonts w:ascii="Times New Roman" w:hAnsi="Times New Roman" w:cs="Times New Roman"/>
+                                <w:b/>
+                                <w:color w:val="0D0D0D" w:themeColor="text1" w:themeTint="F2"/>
+                                <w:sz w:val="32"/>
+                                <w:szCs w:val="32"/>
+                                <w14:shadow w14:blurRad="38100" w14:dist="19050" w14:dir="2700000" w14:sx="100000" w14:sy="100000" w14:kx="0" w14:ky="0" w14:algn="tl">
+                                  <w14:schemeClr w14:val="dk1">
+                                    <w14:alpha w14:val="60000"/>
+                                  </w14:schemeClr>
+                                </w14:shadow>
+                                <w14:textOutline w14:w="0" w14:cap="flat" w14:cmpd="sng" w14:algn="ctr">
+                                  <w14:noFill/>
+                                  <w14:prstDash w14:val="solid"/>
+                                  <w14:round/>
+                                </w14:textOutline>
+                              </w:rPr>
+                              <w:t>BUNNY GYM</w:t>
+                            </w:r>
+                          </w:p>
+                        </w:txbxContent>
+                      </wps:txbx>
+                      <wps:bodyPr rot="0" spcFirstLastPara="0" vertOverflow="overflow" horzOverflow="overflow" vert="horz" wrap="square" lIns="91440" tIns="45720" rIns="91440" bIns="45720" numCol="1" spcCol="0" rtlCol="0" fromWordArt="0" anchor="t" anchorCtr="0" forceAA="0" compatLnSpc="1">
+                        <a:prstTxWarp prst="textNoShape">
+                          <a:avLst/>
+                        </a:prstTxWarp>
+                        <a:noAutofit/>
+                      </wps:bodyPr>
+                    </wps:wsp>
+                  </a:graphicData>
+                </a:graphic>
+              </wp:anchor>
+            </w:drawing>
+          </mc:Choice>
+          <mc:Fallback>
+            <w:pict>
+              <v:shape id="Text Box 1" o:spid="_x0000_s1029" type="#_x0000_t202" style="position:absolute;margin-left:0;margin-top:73.7pt;width:249.5pt;height:36pt;z-index:251663360;visibility:visible;mso-wrap-style:square;mso-wrap-distance-left:9pt;mso-wrap-distance-top:0;mso-wrap-distance-right:9pt;mso-wrap-distance-bottom:0;mso-position-horizontal:center;mso-position-horizontal-relative:page;mso-position-vertical:absolute;mso-position-vertical-relative:text;v-text-anchor:top" o:gfxdata="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" filled="f" stroked="f" strokeweight=".5pt">
+                <v:textbox>
+                  <w:txbxContent>
+                    <w:p>
+                      <w:pPr>
                         <w:jc w:val="center"/>
                         <w:rPr>
                           <w:rFonts w:ascii="Times New Roman" w:hAnsi="Times New Roman" w:cs="Times New Roman"/>
                           <w:b/>
-                          <w:color w:val="000000" w:themeColor="text1"/>
+                          <w:color w:val="0D0D0D" w:themeColor="text1" w:themeTint="F2"/>
                           <w:sz w:val="32"/>
                           <w:szCs w:val="32"/>
                           <w14:shadow w14:blurRad="38100" w14:dist="19050" w14:dir="2700000" w14:sx="100000" w14:sy="100000" w14:kx="0" w14:ky="0" w14:algn="tl">
@@ -512,7 +4949,7 @@
                         <w:rPr>
                           <w:rFonts w:ascii="Times New Roman" w:hAnsi="Times New Roman" w:cs="Times New Roman"/>
                           <w:b/>
-                          <w:color w:val="000000" w:themeColor="text1"/>
+                          <w:color w:val="0D0D0D" w:themeColor="text1" w:themeTint="F2"/>
                           <w:sz w:val="32"/>
                           <w:szCs w:val="32"/>
                           <w14:shadow w14:blurRad="38100" w14:dist="19050" w14:dir="2700000" w14:sx="100000" w14:sy="100000" w14:kx="0" w14:ky="0" w14:algn="tl">
@@ -526,92 +4963,101 @@
                             <w14:round/>
                           </w14:textOutline>
                         </w:rPr>
-                        <w:t>BUNNY GYM CENTER</w:t>
+                        <w:t>BUNNY GYM</w:t>
                       </w:r>
                     </w:p>
-                    <w:p>
-                      <w:pPr>
-                        <w:jc w:val="center"/>
-                        <w:rPr>
-                          <w:rFonts w:ascii="Times New Roman" w:hAnsi="Times New Roman" w:cs="Times New Roman"/>
-                          <w:color w:val="000000" w:themeColor="text1"/>
-                          <w:sz w:val="28"/>
-                          <w:szCs w:val="28"/>
-                          <w14:shadow w14:blurRad="38100" w14:dist="19050" w14:dir="2700000" w14:sx="100000" w14:sy="100000" w14:kx="0" w14:ky="0" w14:algn="tl">
-                            <w14:schemeClr w14:val="dk1">
-                              <w14:alpha w14:val="60000"/>
-                            </w14:schemeClr>
-                          </w14:shadow>
-                          <w14:textOutline w14:w="0" w14:cap="flat" w14:cmpd="sng" w14:algn="ctr">
-                            <w14:noFill/>
-                            <w14:prstDash w14:val="solid"/>
-                            <w14:round/>
-                          </w14:textOutline>
-                        </w:rPr>
-                      </w:pPr>
-                      <w:proofErr w:type="spellStart"/>
-                      <w:proofErr w:type="gramStart"/>
+                  </w:txbxContent>
+                </v:textbox>
+                <w10:wrap anchorx="page"/>
+              </v:shape>
+            </w:pict>
+          </mc:Fallback>
+        </mc:AlternateContent>
+      </w:r>
+      <w:r>
+        <w:rPr>
+          <w:noProof/>
+          <w:color w:val="00B0F0"/>
+        </w:rPr>
+        <mc:AlternateContent>
+          <mc:Choice Requires="wps">
+            <w:drawing>
+              <wp:anchor distT="0" distB="0" distL="114300" distR="114300" simplePos="0" relativeHeight="251685888" behindDoc="0" locked="0" layoutInCell="1" allowOverlap="1" wp14:anchorId="5CC66CDE" wp14:editId="434B6EA5">
+                <wp:simplePos x="0" y="0"/>
+                <wp:positionH relativeFrom="margin">
+                  <wp:align>right</wp:align>
+                </wp:positionH>
+                <wp:positionV relativeFrom="paragraph">
+                  <wp:posOffset>6384071</wp:posOffset>
+                </wp:positionV>
+                <wp:extent cx="2569210" cy="283780"/>
+                <wp:effectExtent l="0" t="0" r="21590" b="21590"/>
+                <wp:wrapNone/>
+                <wp:docPr id="18" name="Text Box 18"/>
+                <wp:cNvGraphicFramePr/>
+                <a:graphic xmlns:a="http://schemas.openxmlformats.org/drawingml/2006/main">
+                  <a:graphicData uri="http://schemas.microsoft.com/office/word/2010/wordprocessingShape">
+                    <wps:wsp>
+                      <wps:cNvSpPr txBox="1"/>
+                      <wps:spPr>
+                        <a:xfrm>
+                          <a:off x="0" y="0"/>
+                          <a:ext cx="2569210" cy="283780"/>
+                        </a:xfrm>
+                        <a:prstGeom prst="rect">
+                          <a:avLst/>
+                        </a:prstGeom>
+                        <a:solidFill>
+                          <a:schemeClr val="lt1"/>
+                        </a:solidFill>
+                        <a:ln w="6350">
+                          <a:solidFill>
+                            <a:prstClr val="black"/>
+                          </a:solidFill>
+                        </a:ln>
+                      </wps:spPr>
+                      <wps:txbx>
+                        <w:txbxContent>
+                          <w:p>
+                            <w:r>
+                              <w:t>Guardian</w:t>
+                            </w:r>
+                            <w:r>
+                              <w:t xml:space="preserve"> (0000000000)</w:t>
+                            </w:r>
+                          </w:p>
+                        </w:txbxContent>
+                      </wps:txbx>
+                      <wps:bodyPr rot="0" spcFirstLastPara="0" vertOverflow="overflow" horzOverflow="overflow" vert="horz" wrap="square" lIns="91440" tIns="45720" rIns="91440" bIns="45720" numCol="1" spcCol="0" rtlCol="0" fromWordArt="0" anchor="t" anchorCtr="0" forceAA="0" compatLnSpc="1">
+                        <a:prstTxWarp prst="textNoShape">
+                          <a:avLst/>
+                        </a:prstTxWarp>
+                        <a:noAutofit/>
+                      </wps:bodyPr>
+                    </wps:wsp>
+                  </a:graphicData>
+                </a:graphic>
+                <wp14:sizeRelH relativeFrom="margin">
+                  <wp14:pctWidth>0</wp14:pctWidth>
+                </wp14:sizeRelH>
+                <wp14:sizeRelV relativeFrom="margin">
+                  <wp14:pctHeight>0</wp14:pctHeight>
+                </wp14:sizeRelV>
+              </wp:anchor>
+            </w:drawing>
+          </mc:Choice>
+          <mc:Fallback>
+            <w:pict>
+              <v:shape w14:anchorId="5CC66CDE" id="Text Box 18" o:spid="_x0000_s1030" type="#_x0000_t202" style="position:absolute;margin-left:151.1pt;margin-top:502.7pt;width:202.3pt;height:22.35pt;z-index:251685888;visibility:visible;mso-wrap-style:square;mso-width-percent:0;mso-height-percent:0;mso-wrap-distance-left:9pt;mso-wrap-distance-top:0;mso-wrap-distance-right:9pt;mso-wrap-distance-bottom:0;mso-position-horizontal:right;mso-position-horizontal-relative:margin;mso-position-vertical:absolute;mso-position-vertical-relative:text;mso-width-percent:0;mso-height-percent:0;mso-width-relative:margin;mso-height-relative:margin;v-text-anchor:top" o:gfxdata="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" fillcolor="white [3201]" strokeweight=".5pt">
+                <v:textbox>
+                  <w:txbxContent>
+                    <w:p>
                       <w:r>
-                        <w:rPr>
-                          <w:rFonts w:ascii="Times New Roman" w:hAnsi="Times New Roman" w:cs="Times New Roman"/>
-                          <w:color w:val="000000" w:themeColor="text1"/>
-                          <w:sz w:val="28"/>
-                          <w:szCs w:val="28"/>
-                          <w14:shadow w14:blurRad="38100" w14:dist="19050" w14:dir="2700000" w14:sx="100000" w14:sy="100000" w14:kx="0" w14:ky="0" w14:algn="tl">
-                            <w14:schemeClr w14:val="dk1">
-                              <w14:alpha w14:val="60000"/>
-                            </w14:schemeClr>
-                          </w14:shadow>
-                          <w14:textOutline w14:w="0" w14:cap="flat" w14:cmpd="sng" w14:algn="ctr">
-                            <w14:noFill/>
-                            <w14:prstDash w14:val="solid"/>
-                            <w14:round/>
-                          </w14:textOutline>
-                        </w:rPr>
-                        <w:t>Banasthali</w:t>
+                        <w:t>Guardian</w:t>
                       </w:r>
-                      <w:proofErr w:type="spellEnd"/>
                       <w:r>
-                        <w:rPr>
-                          <w:rFonts w:ascii="Times New Roman" w:hAnsi="Times New Roman" w:cs="Times New Roman"/>
-                          <w:color w:val="000000" w:themeColor="text1"/>
-                          <w:sz w:val="28"/>
-                          <w:szCs w:val="28"/>
-                          <w14:shadow w14:blurRad="38100" w14:dist="19050" w14:dir="2700000" w14:sx="100000" w14:sy="100000" w14:kx="0" w14:ky="0" w14:algn="tl">
-                            <w14:schemeClr w14:val="dk1">
-                              <w14:alpha w14:val="60000"/>
-                            </w14:schemeClr>
-                          </w14:shadow>
-                          <w14:textOutline w14:w="0" w14:cap="flat" w14:cmpd="sng" w14:algn="ctr">
-                            <w14:noFill/>
-                            <w14:prstDash w14:val="solid"/>
-                            <w14:round/>
-                          </w14:textOutline>
-                        </w:rPr>
-                        <w:t>,  Kathma</w:t>
+                        <w:t xml:space="preserve"> (0000000000)</w:t>
                       </w:r>
-                      <w:bookmarkStart w:id="1" w:name="_GoBack"/>
-                      <w:bookmarkEnd w:id="1"/>
-                      <w:r>
-                        <w:rPr>
-                          <w:rFonts w:ascii="Times New Roman" w:hAnsi="Times New Roman" w:cs="Times New Roman"/>
-                          <w:color w:val="000000" w:themeColor="text1"/>
-                          <w:sz w:val="28"/>
-                          <w:szCs w:val="28"/>
-                          <w14:shadow w14:blurRad="38100" w14:dist="19050" w14:dir="2700000" w14:sx="100000" w14:sy="100000" w14:kx="0" w14:ky="0" w14:algn="tl">
-                            <w14:schemeClr w14:val="dk1">
-                              <w14:alpha w14:val="60000"/>
-                            </w14:schemeClr>
-                          </w14:shadow>
-                          <w14:textOutline w14:w="0" w14:cap="flat" w14:cmpd="sng" w14:algn="ctr">
-                            <w14:noFill/>
-                            <w14:prstDash w14:val="solid"/>
-                            <w14:round/>
-                          </w14:textOutline>
-                        </w:rPr>
-                        <w:t>ndu</w:t>
-                      </w:r>
-                      <w:proofErr w:type="gramEnd"/>
                     </w:p>
                   </w:txbxContent>
                 </v:textbox>
@@ -624,15 +5070,1292 @@
       <w:r>
         <w:rPr>
           <w:noProof/>
+          <w:color w:val="00B0F0"/>
+        </w:rPr>
+        <mc:AlternateContent>
+          <mc:Choice Requires="wps">
+            <w:drawing>
+              <wp:anchor distT="0" distB="0" distL="114300" distR="114300" simplePos="0" relativeHeight="251687936" behindDoc="0" locked="0" layoutInCell="1" allowOverlap="1" wp14:anchorId="5CC66CDE" wp14:editId="434B6EA5">
+                <wp:simplePos x="0" y="0"/>
+                <wp:positionH relativeFrom="margin">
+                  <wp:align>left</wp:align>
+                </wp:positionH>
+                <wp:positionV relativeFrom="paragraph">
+                  <wp:posOffset>6379779</wp:posOffset>
+                </wp:positionV>
+                <wp:extent cx="2569210" cy="283780"/>
+                <wp:effectExtent l="0" t="0" r="21590" b="21590"/>
+                <wp:wrapNone/>
+                <wp:docPr id="19" name="Text Box 19"/>
+                <wp:cNvGraphicFramePr/>
+                <a:graphic xmlns:a="http://schemas.openxmlformats.org/drawingml/2006/main">
+                  <a:graphicData uri="http://schemas.microsoft.com/office/word/2010/wordprocessingShape">
+                    <wps:wsp>
+                      <wps:cNvSpPr txBox="1"/>
+                      <wps:spPr>
+                        <a:xfrm>
+                          <a:off x="0" y="0"/>
+                          <a:ext cx="2569210" cy="283780"/>
+                        </a:xfrm>
+                        <a:prstGeom prst="rect">
+                          <a:avLst/>
+                        </a:prstGeom>
+                        <a:solidFill>
+                          <a:schemeClr val="lt1"/>
+                        </a:solidFill>
+                        <a:ln w="6350">
+                          <a:solidFill>
+                            <a:prstClr val="black"/>
+                          </a:solidFill>
+                        </a:ln>
+                      </wps:spPr>
+                      <wps:txbx>
+                        <w:txbxContent>
+                          <w:p>
+                            <w:proofErr w:type="gramStart"/>
+                            <w:r>
+                              <w:t xml:space="preserve">Personal </w:t>
+                            </w:r>
+                            <w:r>
+                              <w:t xml:space="preserve"> (</w:t>
+                            </w:r>
+                            <w:proofErr w:type="gramEnd"/>
+                            <w:r>
+                              <w:t>0000000000)</w:t>
+                            </w:r>
+                          </w:p>
+                        </w:txbxContent>
+                      </wps:txbx>
+                      <wps:bodyPr rot="0" spcFirstLastPara="0" vertOverflow="overflow" horzOverflow="overflow" vert="horz" wrap="square" lIns="91440" tIns="45720" rIns="91440" bIns="45720" numCol="1" spcCol="0" rtlCol="0" fromWordArt="0" anchor="t" anchorCtr="0" forceAA="0" compatLnSpc="1">
+                        <a:prstTxWarp prst="textNoShape">
+                          <a:avLst/>
+                        </a:prstTxWarp>
+                        <a:noAutofit/>
+                      </wps:bodyPr>
+                    </wps:wsp>
+                  </a:graphicData>
+                </a:graphic>
+                <wp14:sizeRelH relativeFrom="margin">
+                  <wp14:pctWidth>0</wp14:pctWidth>
+                </wp14:sizeRelH>
+                <wp14:sizeRelV relativeFrom="margin">
+                  <wp14:pctHeight>0</wp14:pctHeight>
+                </wp14:sizeRelV>
+              </wp:anchor>
+            </w:drawing>
+          </mc:Choice>
+          <mc:Fallback>
+            <w:pict>
+              <v:shape w14:anchorId="5CC66CDE" id="Text Box 19" o:spid="_x0000_s1031" type="#_x0000_t202" style="position:absolute;margin-left:0;margin-top:502.35pt;width:202.3pt;height:22.35pt;z-index:251687936;visibility:visible;mso-wrap-style:square;mso-width-percent:0;mso-height-percent:0;mso-wrap-distance-left:9pt;mso-wrap-distance-top:0;mso-wrap-distance-right:9pt;mso-wrap-distance-bottom:0;mso-position-horizontal:left;mso-position-horizontal-relative:margin;mso-position-vertical:absolute;mso-position-vertical-relative:text;mso-width-percent:0;mso-height-percent:0;mso-width-relative:margin;mso-height-relative:margin;v-text-anchor:top" o:gfxdata="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" fillcolor="white [3201]" strokeweight=".5pt">
+                <v:textbox>
+                  <w:txbxContent>
+                    <w:p>
+                      <w:proofErr w:type="gramStart"/>
+                      <w:r>
+                        <w:t xml:space="preserve">Personal </w:t>
+                      </w:r>
+                      <w:r>
+                        <w:t xml:space="preserve"> (</w:t>
+                      </w:r>
+                      <w:proofErr w:type="gramEnd"/>
+                      <w:r>
+                        <w:t>0000000000)</w:t>
+                      </w:r>
+                    </w:p>
+                  </w:txbxContent>
+                </v:textbox>
+                <w10:wrap anchorx="margin"/>
+              </v:shape>
+            </w:pict>
+          </mc:Fallback>
+        </mc:AlternateContent>
+      </w:r>
+      <w:r>
+        <w:rPr>
+          <w:noProof/>
+          <w:color w:val="00B0F0"/>
+        </w:rPr>
+        <mc:AlternateContent>
+          <mc:Choice Requires="wps">
+            <w:drawing>
+              <wp:anchor distT="0" distB="0" distL="114300" distR="114300" simplePos="0" relativeHeight="251683840" behindDoc="0" locked="0" layoutInCell="1" allowOverlap="1" wp14:anchorId="7789A8B3" wp14:editId="7719C98B">
+                <wp:simplePos x="0" y="0"/>
+                <wp:positionH relativeFrom="margin">
+                  <wp:align>left</wp:align>
+                </wp:positionH>
+                <wp:positionV relativeFrom="paragraph">
+                  <wp:posOffset>6038193</wp:posOffset>
+                </wp:positionV>
+                <wp:extent cx="3846195" cy="314960"/>
+                <wp:effectExtent l="0" t="0" r="0" b="0"/>
+                <wp:wrapNone/>
+                <wp:docPr id="17" name="Text Box 17"/>
+                <wp:cNvGraphicFramePr/>
+                <a:graphic xmlns:a="http://schemas.openxmlformats.org/drawingml/2006/main">
+                  <a:graphicData uri="http://schemas.microsoft.com/office/word/2010/wordprocessingShape">
+                    <wps:wsp>
+                      <wps:cNvSpPr txBox="1"/>
+                      <wps:spPr>
+                        <a:xfrm>
+                          <a:off x="0" y="0"/>
+                          <a:ext cx="3846195" cy="314960"/>
+                        </a:xfrm>
+                        <a:prstGeom prst="rect">
+                          <a:avLst/>
+                        </a:prstGeom>
+                        <a:noFill/>
+                        <a:ln w="6350">
+                          <a:noFill/>
+                        </a:ln>
+                      </wps:spPr>
+                      <wps:txbx>
+                        <w:txbxContent>
+                          <w:p>
+                            <w:pPr>
+                              <w:rPr>
+                                <w:rFonts w:ascii="Times New Roman" w:hAnsi="Times New Roman" w:cs="Times New Roman"/>
+                                <w:sz w:val="24"/>
+                                <w:szCs w:val="24"/>
+                              </w:rPr>
+                            </w:pPr>
+                            <w:r>
+                              <w:rPr>
+                                <w:rFonts w:ascii="Times New Roman" w:hAnsi="Times New Roman" w:cs="Times New Roman"/>
+                                <w:sz w:val="24"/>
+                                <w:szCs w:val="24"/>
+                              </w:rPr>
+                              <w:t>Phone number</w:t>
+                            </w:r>
+                          </w:p>
+                        </w:txbxContent>
+                      </wps:txbx>
+                      <wps:bodyPr rot="0" spcFirstLastPara="0" vertOverflow="overflow" horzOverflow="overflow" vert="horz" wrap="square" lIns="91440" tIns="45720" rIns="91440" bIns="45720" numCol="1" spcCol="0" rtlCol="0" fromWordArt="0" anchor="t" anchorCtr="0" forceAA="0" compatLnSpc="1">
+                        <a:prstTxWarp prst="textNoShape">
+                          <a:avLst/>
+                        </a:prstTxWarp>
+                        <a:noAutofit/>
+                      </wps:bodyPr>
+                    </wps:wsp>
+                  </a:graphicData>
+                </a:graphic>
+                <wp14:sizeRelH relativeFrom="margin">
+                  <wp14:pctWidth>0</wp14:pctWidth>
+                </wp14:sizeRelH>
+                <wp14:sizeRelV relativeFrom="margin">
+                  <wp14:pctHeight>0</wp14:pctHeight>
+                </wp14:sizeRelV>
+              </wp:anchor>
+            </w:drawing>
+          </mc:Choice>
+          <mc:Fallback>
+            <w:pict>
+              <v:shape w14:anchorId="7789A8B3" id="Text Box 17" o:spid="_x0000_s1032" type="#_x0000_t202" style="position:absolute;margin-left:0;margin-top:475.45pt;width:302.85pt;height:24.8pt;z-index:251683840;visibility:visible;mso-wrap-style:square;mso-width-percent:0;mso-height-percent:0;mso-wrap-distance-left:9pt;mso-wrap-distance-top:0;mso-wrap-distance-right:9pt;mso-wrap-distance-bottom:0;mso-position-horizontal:left;mso-position-horizontal-relative:margin;mso-position-vertical:absolute;mso-position-vertical-relative:text;mso-width-percent:0;mso-height-percent:0;mso-width-relative:margin;mso-height-relative:margin;v-text-anchor:top" o:gfxdata="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" filled="f" stroked="f" strokeweight=".5pt">
+                <v:textbox>
+                  <w:txbxContent>
+                    <w:p>
+                      <w:pPr>
+                        <w:rPr>
+                          <w:rFonts w:ascii="Times New Roman" w:hAnsi="Times New Roman" w:cs="Times New Roman"/>
+                          <w:sz w:val="24"/>
+                          <w:szCs w:val="24"/>
+                        </w:rPr>
+                      </w:pPr>
+                      <w:r>
+                        <w:rPr>
+                          <w:rFonts w:ascii="Times New Roman" w:hAnsi="Times New Roman" w:cs="Times New Roman"/>
+                          <w:sz w:val="24"/>
+                          <w:szCs w:val="24"/>
+                        </w:rPr>
+                        <w:t>Phone number</w:t>
+                      </w:r>
+                    </w:p>
+                  </w:txbxContent>
+                </v:textbox>
+                <w10:wrap anchorx="margin"/>
+              </v:shape>
+            </w:pict>
+          </mc:Fallback>
+        </mc:AlternateContent>
+      </w:r>
+      <w:r>
+        <w:rPr>
+          <w:noProof/>
+          <w:color w:val="00B0F0"/>
+        </w:rPr>
+        <mc:AlternateContent>
+          <mc:Choice Requires="wps">
+            <w:drawing>
+              <wp:anchor distT="0" distB="0" distL="114300" distR="114300" simplePos="0" relativeHeight="251681792" behindDoc="0" locked="0" layoutInCell="1" allowOverlap="1" wp14:anchorId="442A7A2A" wp14:editId="2C9D6B2F">
+                <wp:simplePos x="0" y="0"/>
+                <wp:positionH relativeFrom="margin">
+                  <wp:align>right</wp:align>
+                </wp:positionH>
+                <wp:positionV relativeFrom="paragraph">
+                  <wp:posOffset>5638405</wp:posOffset>
+                </wp:positionV>
+                <wp:extent cx="2569210" cy="283780"/>
+                <wp:effectExtent l="0" t="0" r="21590" b="21590"/>
+                <wp:wrapNone/>
+                <wp:docPr id="16" name="Text Box 16"/>
+                <wp:cNvGraphicFramePr/>
+                <a:graphic xmlns:a="http://schemas.openxmlformats.org/drawingml/2006/main">
+                  <a:graphicData uri="http://schemas.microsoft.com/office/word/2010/wordprocessingShape">
+                    <wps:wsp>
+                      <wps:cNvSpPr txBox="1"/>
+                      <wps:spPr>
+                        <a:xfrm>
+                          <a:off x="0" y="0"/>
+                          <a:ext cx="2569210" cy="283780"/>
+                        </a:xfrm>
+                        <a:prstGeom prst="rect">
+                          <a:avLst/>
+                        </a:prstGeom>
+                        <a:solidFill>
+                          <a:schemeClr val="lt1"/>
+                        </a:solidFill>
+                        <a:ln w="6350">
+                          <a:solidFill>
+                            <a:prstClr val="black"/>
+                          </a:solidFill>
+                        </a:ln>
+                      </wps:spPr>
+                      <wps:txbx>
+                        <w:txbxContent>
+                          <w:p>
+                            <w:r>
+                              <w:t>City</w:t>
+                            </w:r>
+                          </w:p>
+                        </w:txbxContent>
+                      </wps:txbx>
+                      <wps:bodyPr rot="0" spcFirstLastPara="0" vertOverflow="overflow" horzOverflow="overflow" vert="horz" wrap="square" lIns="91440" tIns="45720" rIns="91440" bIns="45720" numCol="1" spcCol="0" rtlCol="0" fromWordArt="0" anchor="t" anchorCtr="0" forceAA="0" compatLnSpc="1">
+                        <a:prstTxWarp prst="textNoShape">
+                          <a:avLst/>
+                        </a:prstTxWarp>
+                        <a:noAutofit/>
+                      </wps:bodyPr>
+                    </wps:wsp>
+                  </a:graphicData>
+                </a:graphic>
+                <wp14:sizeRelH relativeFrom="margin">
+                  <wp14:pctWidth>0</wp14:pctWidth>
+                </wp14:sizeRelH>
+                <wp14:sizeRelV relativeFrom="margin">
+                  <wp14:pctHeight>0</wp14:pctHeight>
+                </wp14:sizeRelV>
+              </wp:anchor>
+            </w:drawing>
+          </mc:Choice>
+          <mc:Fallback>
+            <w:pict>
+              <v:shape w14:anchorId="442A7A2A" id="Text Box 16" o:spid="_x0000_s1033" type="#_x0000_t202" style="position:absolute;margin-left:151.1pt;margin-top:443.95pt;width:202.3pt;height:22.35pt;z-index:251681792;visibility:visible;mso-wrap-style:square;mso-width-percent:0;mso-height-percent:0;mso-wrap-distance-left:9pt;mso-wrap-distance-top:0;mso-wrap-distance-right:9pt;mso-wrap-distance-bottom:0;mso-position-horizontal:right;mso-position-horizontal-relative:margin;mso-position-vertical:absolute;mso-position-vertical-relative:text;mso-width-percent:0;mso-height-percent:0;mso-width-relative:margin;mso-height-relative:margin;v-text-anchor:top" o:gfxdata="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" fillcolor="white [3201]" strokeweight=".5pt">
+                <v:textbox>
+                  <w:txbxContent>
+                    <w:p>
+                      <w:r>
+                        <w:t>City</w:t>
+                      </w:r>
+                    </w:p>
+                  </w:txbxContent>
+                </v:textbox>
+                <w10:wrap anchorx="margin"/>
+              </v:shape>
+            </w:pict>
+          </mc:Fallback>
+        </mc:AlternateContent>
+      </w:r>
+      <w:r>
+        <w:rPr>
+          <w:noProof/>
+          <w:color w:val="00B0F0"/>
+        </w:rPr>
+        <mc:AlternateContent>
+          <mc:Choice Requires="wps">
+            <w:drawing>
+              <wp:anchor distT="0" distB="0" distL="114300" distR="114300" simplePos="0" relativeHeight="251679744" behindDoc="0" locked="0" layoutInCell="1" allowOverlap="1" wp14:anchorId="0EC102BF" wp14:editId="1D930BAB">
+                <wp:simplePos x="0" y="0"/>
+                <wp:positionH relativeFrom="margin">
+                  <wp:align>left</wp:align>
+                </wp:positionH>
+                <wp:positionV relativeFrom="paragraph">
+                  <wp:posOffset>5612524</wp:posOffset>
+                </wp:positionV>
+                <wp:extent cx="2569210" cy="283780"/>
+                <wp:effectExtent l="0" t="0" r="21590" b="21590"/>
+                <wp:wrapNone/>
+                <wp:docPr id="15" name="Text Box 15"/>
+                <wp:cNvGraphicFramePr/>
+                <a:graphic xmlns:a="http://schemas.openxmlformats.org/drawingml/2006/main">
+                  <a:graphicData uri="http://schemas.microsoft.com/office/word/2010/wordprocessingShape">
+                    <wps:wsp>
+                      <wps:cNvSpPr txBox="1"/>
+                      <wps:spPr>
+                        <a:xfrm>
+                          <a:off x="0" y="0"/>
+                          <a:ext cx="2569210" cy="283780"/>
+                        </a:xfrm>
+                        <a:prstGeom prst="rect">
+                          <a:avLst/>
+                        </a:prstGeom>
+                        <a:solidFill>
+                          <a:schemeClr val="lt1"/>
+                        </a:solidFill>
+                        <a:ln w="6350">
+                          <a:solidFill>
+                            <a:prstClr val="black"/>
+                          </a:solidFill>
+                        </a:ln>
+                      </wps:spPr>
+                      <wps:txbx>
+                        <w:txbxContent>
+                          <w:p>
+                            <w:r>
+                              <w:t>Province</w:t>
+                            </w:r>
+                          </w:p>
+                        </w:txbxContent>
+                      </wps:txbx>
+                      <wps:bodyPr rot="0" spcFirstLastPara="0" vertOverflow="overflow" horzOverflow="overflow" vert="horz" wrap="square" lIns="91440" tIns="45720" rIns="91440" bIns="45720" numCol="1" spcCol="0" rtlCol="0" fromWordArt="0" anchor="t" anchorCtr="0" forceAA="0" compatLnSpc="1">
+                        <a:prstTxWarp prst="textNoShape">
+                          <a:avLst/>
+                        </a:prstTxWarp>
+                        <a:noAutofit/>
+                      </wps:bodyPr>
+                    </wps:wsp>
+                  </a:graphicData>
+                </a:graphic>
+                <wp14:sizeRelH relativeFrom="margin">
+                  <wp14:pctWidth>0</wp14:pctWidth>
+                </wp14:sizeRelH>
+                <wp14:sizeRelV relativeFrom="margin">
+                  <wp14:pctHeight>0</wp14:pctHeight>
+                </wp14:sizeRelV>
+              </wp:anchor>
+            </w:drawing>
+          </mc:Choice>
+          <mc:Fallback>
+            <w:pict>
+              <v:shape w14:anchorId="0EC102BF" id="Text Box 15" o:spid="_x0000_s1034" type="#_x0000_t202" style="position:absolute;margin-left:0;margin-top:441.95pt;width:202.3pt;height:22.35pt;z-index:251679744;visibility:visible;mso-wrap-style:square;mso-width-percent:0;mso-height-percent:0;mso-wrap-distance-left:9pt;mso-wrap-distance-top:0;mso-wrap-distance-right:9pt;mso-wrap-distance-bottom:0;mso-position-horizontal:left;mso-position-horizontal-relative:margin;mso-position-vertical:absolute;mso-position-vertical-relative:text;mso-width-percent:0;mso-height-percent:0;mso-width-relative:margin;mso-height-relative:margin;v-text-anchor:top" o:gfxdata="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" fillcolor="white [3201]" strokeweight=".5pt">
+                <v:textbox>
+                  <w:txbxContent>
+                    <w:p>
+                      <w:r>
+                        <w:t>Province</w:t>
+                      </w:r>
+                    </w:p>
+                  </w:txbxContent>
+                </v:textbox>
+                <w10:wrap anchorx="margin"/>
+              </v:shape>
+            </w:pict>
+          </mc:Fallback>
+        </mc:AlternateContent>
+      </w:r>
+      <w:r>
+        <w:rPr>
+          <w:noProof/>
+          <w:color w:val="00B0F0"/>
+        </w:rPr>
+        <mc:AlternateContent>
+          <mc:Choice Requires="wps">
+            <w:drawing>
+              <wp:anchor distT="0" distB="0" distL="114300" distR="114300" simplePos="0" relativeHeight="251677696" behindDoc="0" locked="0" layoutInCell="1" allowOverlap="1" wp14:anchorId="4DD5C0B5" wp14:editId="1C4EBB18">
+                <wp:simplePos x="0" y="0"/>
+                <wp:positionH relativeFrom="margin">
+                  <wp:posOffset>33896</wp:posOffset>
+                </wp:positionH>
+                <wp:positionV relativeFrom="paragraph">
+                  <wp:posOffset>5196774</wp:posOffset>
+                </wp:positionV>
+                <wp:extent cx="3846195" cy="314960"/>
+                <wp:effectExtent l="0" t="0" r="0" b="0"/>
+                <wp:wrapNone/>
+                <wp:docPr id="14" name="Text Box 14"/>
+                <wp:cNvGraphicFramePr/>
+                <a:graphic xmlns:a="http://schemas.openxmlformats.org/drawingml/2006/main">
+                  <a:graphicData uri="http://schemas.microsoft.com/office/word/2010/wordprocessingShape">
+                    <wps:wsp>
+                      <wps:cNvSpPr txBox="1"/>
+                      <wps:spPr>
+                        <a:xfrm>
+                          <a:off x="0" y="0"/>
+                          <a:ext cx="3846195" cy="314960"/>
+                        </a:xfrm>
+                        <a:prstGeom prst="rect">
+                          <a:avLst/>
+                        </a:prstGeom>
+                        <a:noFill/>
+                        <a:ln w="6350">
+                          <a:noFill/>
+                        </a:ln>
+                      </wps:spPr>
+                      <wps:txbx>
+                        <w:txbxContent>
+                          <w:p>
+                            <w:pPr>
+                              <w:rPr>
+                                <w:rFonts w:ascii="Times New Roman" w:hAnsi="Times New Roman" w:cs="Times New Roman"/>
+                                <w:sz w:val="24"/>
+                                <w:szCs w:val="24"/>
+                              </w:rPr>
+                            </w:pPr>
+                            <w:r>
+                              <w:rPr>
+                                <w:rFonts w:ascii="Times New Roman" w:hAnsi="Times New Roman" w:cs="Times New Roman"/>
+                                <w:sz w:val="24"/>
+                                <w:szCs w:val="24"/>
+                              </w:rPr>
+                              <w:t>Address</w:t>
+                            </w:r>
+                          </w:p>
+                        </w:txbxContent>
+                      </wps:txbx>
+                      <wps:bodyPr rot="0" spcFirstLastPara="0" vertOverflow="overflow" horzOverflow="overflow" vert="horz" wrap="square" lIns="91440" tIns="45720" rIns="91440" bIns="45720" numCol="1" spcCol="0" rtlCol="0" fromWordArt="0" anchor="t" anchorCtr="0" forceAA="0" compatLnSpc="1">
+                        <a:prstTxWarp prst="textNoShape">
+                          <a:avLst/>
+                        </a:prstTxWarp>
+                        <a:noAutofit/>
+                      </wps:bodyPr>
+                    </wps:wsp>
+                  </a:graphicData>
+                </a:graphic>
+                <wp14:sizeRelH relativeFrom="margin">
+                  <wp14:pctWidth>0</wp14:pctWidth>
+                </wp14:sizeRelH>
+                <wp14:sizeRelV relativeFrom="margin">
+                  <wp14:pctHeight>0</wp14:pctHeight>
+                </wp14:sizeRelV>
+              </wp:anchor>
+            </w:drawing>
+          </mc:Choice>
+          <mc:Fallback>
+            <w:pict>
+              <v:shape w14:anchorId="4DD5C0B5" id="Text Box 14" o:spid="_x0000_s1035" type="#_x0000_t202" style="position:absolute;margin-left:2.65pt;margin-top:409.2pt;width:302.85pt;height:24.8pt;z-index:251677696;visibility:visible;mso-wrap-style:square;mso-width-percent:0;mso-height-percent:0;mso-wrap-distance-left:9pt;mso-wrap-distance-top:0;mso-wrap-distance-right:9pt;mso-wrap-distance-bottom:0;mso-position-horizontal:absolute;mso-position-horizontal-relative:margin;mso-position-vertical:absolute;mso-position-vertical-relative:text;mso-width-percent:0;mso-height-percent:0;mso-width-relative:margin;mso-height-relative:margin;v-text-anchor:top" o:gfxdata="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" filled="f" stroked="f" strokeweight=".5pt">
+                <v:textbox>
+                  <w:txbxContent>
+                    <w:p>
+                      <w:pPr>
+                        <w:rPr>
+                          <w:rFonts w:ascii="Times New Roman" w:hAnsi="Times New Roman" w:cs="Times New Roman"/>
+                          <w:sz w:val="24"/>
+                          <w:szCs w:val="24"/>
+                        </w:rPr>
+                      </w:pPr>
+                      <w:r>
+                        <w:rPr>
+                          <w:rFonts w:ascii="Times New Roman" w:hAnsi="Times New Roman" w:cs="Times New Roman"/>
+                          <w:sz w:val="24"/>
+                          <w:szCs w:val="24"/>
+                        </w:rPr>
+                        <w:t>Address</w:t>
+                      </w:r>
+                    </w:p>
+                  </w:txbxContent>
+                </v:textbox>
+                <w10:wrap anchorx="margin"/>
+              </v:shape>
+            </w:pict>
+          </mc:Fallback>
+        </mc:AlternateContent>
+      </w:r>
+      <w:r>
+        <w:rPr>
+          <w:noProof/>
+          <w:color w:val="00B0F0"/>
+        </w:rPr>
+        <mc:AlternateContent>
+          <mc:Choice Requires="wps">
+            <w:drawing>
+              <wp:anchor distT="0" distB="0" distL="114300" distR="114300" simplePos="0" relativeHeight="251675648" behindDoc="0" locked="0" layoutInCell="1" allowOverlap="1" wp14:anchorId="2E684394" wp14:editId="70F55802">
+                <wp:simplePos x="0" y="0"/>
+                <wp:positionH relativeFrom="margin">
+                  <wp:align>right</wp:align>
+                </wp:positionH>
+                <wp:positionV relativeFrom="paragraph">
+                  <wp:posOffset>4682359</wp:posOffset>
+                </wp:positionV>
+                <wp:extent cx="5674995" cy="299544"/>
+                <wp:effectExtent l="0" t="0" r="20955" b="24765"/>
+                <wp:wrapNone/>
+                <wp:docPr id="13" name="Text Box 13"/>
+                <wp:cNvGraphicFramePr/>
+                <a:graphic xmlns:a="http://schemas.openxmlformats.org/drawingml/2006/main">
+                  <a:graphicData uri="http://schemas.microsoft.com/office/word/2010/wordprocessingShape">
+                    <wps:wsp>
+                      <wps:cNvSpPr txBox="1"/>
+                      <wps:spPr>
+                        <a:xfrm>
+                          <a:off x="0" y="0"/>
+                          <a:ext cx="5674995" cy="299544"/>
+                        </a:xfrm>
+                        <a:prstGeom prst="rect">
+                          <a:avLst/>
+                        </a:prstGeom>
+                        <a:solidFill>
+                          <a:schemeClr val="lt1"/>
+                        </a:solidFill>
+                        <a:ln w="6350">
+                          <a:solidFill>
+                            <a:prstClr val="black"/>
+                          </a:solidFill>
+                        </a:ln>
+                      </wps:spPr>
+                      <wps:txbx>
+                        <w:txbxContent>
+                          <w:p>
+                            <w:r>
+                              <w:t>MM-DD-YYYY</w:t>
+                            </w:r>
+                          </w:p>
+                        </w:txbxContent>
+                      </wps:txbx>
+                      <wps:bodyPr rot="0" spcFirstLastPara="0" vertOverflow="overflow" horzOverflow="overflow" vert="horz" wrap="square" lIns="91440" tIns="45720" rIns="91440" bIns="45720" numCol="1" spcCol="0" rtlCol="0" fromWordArt="0" anchor="t" anchorCtr="0" forceAA="0" compatLnSpc="1">
+                        <a:prstTxWarp prst="textNoShape">
+                          <a:avLst/>
+                        </a:prstTxWarp>
+                        <a:noAutofit/>
+                      </wps:bodyPr>
+                    </wps:wsp>
+                  </a:graphicData>
+                </a:graphic>
+                <wp14:sizeRelH relativeFrom="margin">
+                  <wp14:pctWidth>0</wp14:pctWidth>
+                </wp14:sizeRelH>
+                <wp14:sizeRelV relativeFrom="margin">
+                  <wp14:pctHeight>0</wp14:pctHeight>
+                </wp14:sizeRelV>
+              </wp:anchor>
+            </w:drawing>
+          </mc:Choice>
+          <mc:Fallback>
+            <w:pict>
+              <v:shape w14:anchorId="2E684394" id="Text Box 13" o:spid="_x0000_s1036" type="#_x0000_t202" style="position:absolute;margin-left:395.65pt;margin-top:368.7pt;width:446.85pt;height:23.6pt;z-index:251675648;visibility:visible;mso-wrap-style:square;mso-width-percent:0;mso-height-percent:0;mso-wrap-distance-left:9pt;mso-wrap-distance-top:0;mso-wrap-distance-right:9pt;mso-wrap-distance-bottom:0;mso-position-horizontal:right;mso-position-horizontal-relative:margin;mso-position-vertical:absolute;mso-position-vertical-relative:text;mso-width-percent:0;mso-height-percent:0;mso-width-relative:margin;mso-height-relative:margin;v-text-anchor:top" o:gfxdata="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" fillcolor="white [3201]" strokeweight=".5pt">
+                <v:textbox>
+                  <w:txbxContent>
+                    <w:p>
+                      <w:r>
+                        <w:t>MM-DD-YYYY</w:t>
+                      </w:r>
+                    </w:p>
+                  </w:txbxContent>
+                </v:textbox>
+                <w10:wrap anchorx="margin"/>
+              </v:shape>
+            </w:pict>
+          </mc:Fallback>
+        </mc:AlternateContent>
+      </w:r>
+      <w:r>
+        <w:rPr>
+          <w:noProof/>
+          <w:color w:val="00B0F0"/>
+        </w:rPr>
+        <mc:AlternateContent>
+          <mc:Choice Requires="wps">
+            <w:drawing>
+              <wp:anchor distT="0" distB="0" distL="114300" distR="114300" simplePos="0" relativeHeight="251671552" behindDoc="0" locked="0" layoutInCell="1" allowOverlap="1" wp14:anchorId="2E2BBAC7" wp14:editId="5EA91E10">
+                <wp:simplePos x="0" y="0"/>
+                <wp:positionH relativeFrom="margin">
+                  <wp:align>right</wp:align>
+                </wp:positionH>
+                <wp:positionV relativeFrom="paragraph">
+                  <wp:posOffset>3846786</wp:posOffset>
+                </wp:positionV>
+                <wp:extent cx="2805671" cy="283210"/>
+                <wp:effectExtent l="0" t="0" r="13970" b="21590"/>
+                <wp:wrapNone/>
+                <wp:docPr id="11" name="Text Box 11"/>
+                <wp:cNvGraphicFramePr/>
+                <a:graphic xmlns:a="http://schemas.openxmlformats.org/drawingml/2006/main">
+                  <a:graphicData uri="http://schemas.microsoft.com/office/word/2010/wordprocessingShape">
+                    <wps:wsp>
+                      <wps:cNvSpPr txBox="1"/>
+                      <wps:spPr>
+                        <a:xfrm>
+                          <a:off x="0" y="0"/>
+                          <a:ext cx="2805671" cy="283210"/>
+                        </a:xfrm>
+                        <a:prstGeom prst="rect">
+                          <a:avLst/>
+                        </a:prstGeom>
+                        <a:solidFill>
+                          <a:schemeClr val="lt1"/>
+                        </a:solidFill>
+                        <a:ln w="6350">
+                          <a:solidFill>
+                            <a:prstClr val="black"/>
+                          </a:solidFill>
+                        </a:ln>
+                      </wps:spPr>
+                      <wps:txbx>
+                        <w:txbxContent>
+                          <w:p>
+                            <w:r>
+                              <w:t>Last name</w:t>
+                            </w:r>
+                          </w:p>
+                        </w:txbxContent>
+                      </wps:txbx>
+                      <wps:bodyPr rot="0" spcFirstLastPara="0" vertOverflow="overflow" horzOverflow="overflow" vert="horz" wrap="square" lIns="91440" tIns="45720" rIns="91440" bIns="45720" numCol="1" spcCol="0" rtlCol="0" fromWordArt="0" anchor="t" anchorCtr="0" forceAA="0" compatLnSpc="1">
+                        <a:prstTxWarp prst="textNoShape">
+                          <a:avLst/>
+                        </a:prstTxWarp>
+                        <a:noAutofit/>
+                      </wps:bodyPr>
+                    </wps:wsp>
+                  </a:graphicData>
+                </a:graphic>
+                <wp14:sizeRelH relativeFrom="margin">
+                  <wp14:pctWidth>0</wp14:pctWidth>
+                </wp14:sizeRelH>
+                <wp14:sizeRelV relativeFrom="margin">
+                  <wp14:pctHeight>0</wp14:pctHeight>
+                </wp14:sizeRelV>
+              </wp:anchor>
+            </w:drawing>
+          </mc:Choice>
+          <mc:Fallback>
+            <w:pict>
+              <v:shape w14:anchorId="2E2BBAC7" id="Text Box 11" o:spid="_x0000_s1037" type="#_x0000_t202" style="position:absolute;margin-left:169.7pt;margin-top:302.9pt;width:220.9pt;height:22.3pt;z-index:251671552;visibility:visible;mso-wrap-style:square;mso-width-percent:0;mso-height-percent:0;mso-wrap-distance-left:9pt;mso-wrap-distance-top:0;mso-wrap-distance-right:9pt;mso-wrap-distance-bottom:0;mso-position-horizontal:right;mso-position-horizontal-relative:margin;mso-position-vertical:absolute;mso-position-vertical-relative:text;mso-width-percent:0;mso-height-percent:0;mso-width-relative:margin;mso-height-relative:margin;v-text-anchor:top" o:gfxdata="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" fillcolor="white [3201]" strokeweight=".5pt">
+                <v:textbox>
+                  <w:txbxContent>
+                    <w:p>
+                      <w:r>
+                        <w:t>Last name</w:t>
+                      </w:r>
+                    </w:p>
+                  </w:txbxContent>
+                </v:textbox>
+                <w10:wrap anchorx="margin"/>
+              </v:shape>
+            </w:pict>
+          </mc:Fallback>
+        </mc:AlternateContent>
+      </w:r>
+      <w:r>
+        <w:rPr>
+          <w:noProof/>
+          <w:color w:val="00B0F0"/>
+        </w:rPr>
+        <mc:AlternateContent>
+          <mc:Choice Requires="wps">
+            <w:drawing>
+              <wp:anchor distT="0" distB="0" distL="114300" distR="114300" simplePos="0" relativeHeight="251673600" behindDoc="0" locked="0" layoutInCell="1" allowOverlap="1" wp14:anchorId="18BA0B02" wp14:editId="344504E6">
+                <wp:simplePos x="0" y="0"/>
+                <wp:positionH relativeFrom="margin">
+                  <wp:align>left</wp:align>
+                </wp:positionH>
+                <wp:positionV relativeFrom="paragraph">
+                  <wp:posOffset>4303395</wp:posOffset>
+                </wp:positionV>
+                <wp:extent cx="3846195" cy="314960"/>
+                <wp:effectExtent l="0" t="0" r="0" b="0"/>
+                <wp:wrapNone/>
+                <wp:docPr id="12" name="Text Box 12"/>
+                <wp:cNvGraphicFramePr/>
+                <a:graphic xmlns:a="http://schemas.openxmlformats.org/drawingml/2006/main">
+                  <a:graphicData uri="http://schemas.microsoft.com/office/word/2010/wordprocessingShape">
+                    <wps:wsp>
+                      <wps:cNvSpPr txBox="1"/>
+                      <wps:spPr>
+                        <a:xfrm>
+                          <a:off x="0" y="0"/>
+                          <a:ext cx="3846195" cy="314960"/>
+                        </a:xfrm>
+                        <a:prstGeom prst="rect">
+                          <a:avLst/>
+                        </a:prstGeom>
+                        <a:noFill/>
+                        <a:ln w="6350">
+                          <a:noFill/>
+                        </a:ln>
+                      </wps:spPr>
+                      <wps:txbx>
+                        <w:txbxContent>
+                          <w:p>
+                            <w:pPr>
+                              <w:rPr>
+                                <w:rFonts w:ascii="Times New Roman" w:hAnsi="Times New Roman" w:cs="Times New Roman"/>
+                                <w:sz w:val="24"/>
+                                <w:szCs w:val="24"/>
+                              </w:rPr>
+                            </w:pPr>
+                            <w:r>
+                              <w:rPr>
+                                <w:rFonts w:ascii="Times New Roman" w:hAnsi="Times New Roman" w:cs="Times New Roman"/>
+                                <w:sz w:val="24"/>
+                                <w:szCs w:val="24"/>
+                              </w:rPr>
+                              <w:t>Date of Birth</w:t>
+                            </w:r>
+                          </w:p>
+                        </w:txbxContent>
+                      </wps:txbx>
+                      <wps:bodyPr rot="0" spcFirstLastPara="0" vertOverflow="overflow" horzOverflow="overflow" vert="horz" wrap="square" lIns="91440" tIns="45720" rIns="91440" bIns="45720" numCol="1" spcCol="0" rtlCol="0" fromWordArt="0" anchor="t" anchorCtr="0" forceAA="0" compatLnSpc="1">
+                        <a:prstTxWarp prst="textNoShape">
+                          <a:avLst/>
+                        </a:prstTxWarp>
+                        <a:noAutofit/>
+                      </wps:bodyPr>
+                    </wps:wsp>
+                  </a:graphicData>
+                </a:graphic>
+                <wp14:sizeRelH relativeFrom="margin">
+                  <wp14:pctWidth>0</wp14:pctWidth>
+                </wp14:sizeRelH>
+                <wp14:sizeRelV relativeFrom="margin">
+                  <wp14:pctHeight>0</wp14:pctHeight>
+                </wp14:sizeRelV>
+              </wp:anchor>
+            </w:drawing>
+          </mc:Choice>
+          <mc:Fallback>
+            <w:pict>
+              <v:shape w14:anchorId="18BA0B02" id="Text Box 12" o:spid="_x0000_s1038" type="#_x0000_t202" style="position:absolute;margin-left:0;margin-top:338.85pt;width:302.85pt;height:24.8pt;z-index:251673600;visibility:visible;mso-wrap-style:square;mso-width-percent:0;mso-height-percent:0;mso-wrap-distance-left:9pt;mso-wrap-distance-top:0;mso-wrap-distance-right:9pt;mso-wrap-distance-bottom:0;mso-position-horizontal:left;mso-position-horizontal-relative:margin;mso-position-vertical:absolute;mso-position-vertical-relative:text;mso-width-percent:0;mso-height-percent:0;mso-width-relative:margin;mso-height-relative:margin;v-text-anchor:top" o:gfxdata="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" filled="f" stroked="f" strokeweight=".5pt">
+                <v:textbox>
+                  <w:txbxContent>
+                    <w:p>
+                      <w:pPr>
+                        <w:rPr>
+                          <w:rFonts w:ascii="Times New Roman" w:hAnsi="Times New Roman" w:cs="Times New Roman"/>
+                          <w:sz w:val="24"/>
+                          <w:szCs w:val="24"/>
+                        </w:rPr>
+                      </w:pPr>
+                      <w:r>
+                        <w:rPr>
+                          <w:rFonts w:ascii="Times New Roman" w:hAnsi="Times New Roman" w:cs="Times New Roman"/>
+                          <w:sz w:val="24"/>
+                          <w:szCs w:val="24"/>
+                        </w:rPr>
+                        <w:t>Date of Birth</w:t>
+                      </w:r>
+                    </w:p>
+                  </w:txbxContent>
+                </v:textbox>
+                <w10:wrap anchorx="margin"/>
+              </v:shape>
+            </w:pict>
+          </mc:Fallback>
+        </mc:AlternateContent>
+      </w:r>
+      <w:r>
+        <w:rPr>
+          <w:noProof/>
+          <w:color w:val="00B0F0"/>
+        </w:rPr>
+        <mc:AlternateContent>
+          <mc:Choice Requires="wps">
+            <w:drawing>
+              <wp:anchor distT="0" distB="0" distL="114300" distR="114300" simplePos="0" relativeHeight="251669504" behindDoc="0" locked="0" layoutInCell="1" allowOverlap="1">
+                <wp:simplePos x="0" y="0"/>
+                <wp:positionH relativeFrom="column">
+                  <wp:posOffset>39414</wp:posOffset>
+                </wp:positionH>
+                <wp:positionV relativeFrom="paragraph">
+                  <wp:posOffset>3846787</wp:posOffset>
+                </wp:positionV>
+                <wp:extent cx="2569210" cy="283780"/>
+                <wp:effectExtent l="0" t="0" r="21590" b="21590"/>
+                <wp:wrapNone/>
+                <wp:docPr id="10" name="Text Box 10"/>
+                <wp:cNvGraphicFramePr/>
+                <a:graphic xmlns:a="http://schemas.openxmlformats.org/drawingml/2006/main">
+                  <a:graphicData uri="http://schemas.microsoft.com/office/word/2010/wordprocessingShape">
+                    <wps:wsp>
+                      <wps:cNvSpPr txBox="1"/>
+                      <wps:spPr>
+                        <a:xfrm>
+                          <a:off x="0" y="0"/>
+                          <a:ext cx="2569210" cy="283780"/>
+                        </a:xfrm>
+                        <a:prstGeom prst="rect">
+                          <a:avLst/>
+                        </a:prstGeom>
+                        <a:solidFill>
+                          <a:schemeClr val="lt1"/>
+                        </a:solidFill>
+                        <a:ln w="6350">
+                          <a:solidFill>
+                            <a:prstClr val="black"/>
+                          </a:solidFill>
+                        </a:ln>
+                      </wps:spPr>
+                      <wps:txbx>
+                        <w:txbxContent>
+                          <w:p>
+                            <w:r>
+                              <w:t>First name</w:t>
+                            </w:r>
+                          </w:p>
+                        </w:txbxContent>
+                      </wps:txbx>
+                      <wps:bodyPr rot="0" spcFirstLastPara="0" vertOverflow="overflow" horzOverflow="overflow" vert="horz" wrap="square" lIns="91440" tIns="45720" rIns="91440" bIns="45720" numCol="1" spcCol="0" rtlCol="0" fromWordArt="0" anchor="t" anchorCtr="0" forceAA="0" compatLnSpc="1">
+                        <a:prstTxWarp prst="textNoShape">
+                          <a:avLst/>
+                        </a:prstTxWarp>
+                        <a:noAutofit/>
+                      </wps:bodyPr>
+                    </wps:wsp>
+                  </a:graphicData>
+                </a:graphic>
+                <wp14:sizeRelH relativeFrom="margin">
+                  <wp14:pctWidth>0</wp14:pctWidth>
+                </wp14:sizeRelH>
+                <wp14:sizeRelV relativeFrom="margin">
+                  <wp14:pctHeight>0</wp14:pctHeight>
+                </wp14:sizeRelV>
+              </wp:anchor>
+            </w:drawing>
+          </mc:Choice>
+          <mc:Fallback>
+            <w:pict>
+              <v:shape id="Text Box 10" o:spid="_x0000_s1039" type="#_x0000_t202" style="position:absolute;margin-left:3.1pt;margin-top:302.9pt;width:202.3pt;height:22.35pt;z-index:251669504;visibility:visible;mso-wrap-style:square;mso-width-percent:0;mso-height-percent:0;mso-wrap-distance-left:9pt;mso-wrap-distance-top:0;mso-wrap-distance-right:9pt;mso-wrap-distance-bottom:0;mso-position-horizontal:absolute;mso-position-horizontal-relative:text;mso-position-vertical:absolute;mso-position-vertical-relative:text;mso-width-percent:0;mso-height-percent:0;mso-width-relative:margin;mso-height-relative:margin;v-text-anchor:top" o:gfxdata="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" fillcolor="white [3201]" strokeweight=".5pt">
+                <v:textbox>
+                  <w:txbxContent>
+                    <w:p>
+                      <w:r>
+                        <w:t>First name</w:t>
+                      </w:r>
+                    </w:p>
+                  </w:txbxContent>
+                </v:textbox>
+              </v:shape>
+            </w:pict>
+          </mc:Fallback>
+        </mc:AlternateContent>
+      </w:r>
+      <w:r>
+        <w:rPr>
+          <w:noProof/>
+          <w:color w:val="00B0F0"/>
+        </w:rPr>
+        <mc:AlternateContent>
+          <mc:Choice Requires="wps">
+            <w:drawing>
+              <wp:anchor distT="0" distB="0" distL="114300" distR="114300" simplePos="0" relativeHeight="251665408" behindDoc="0" locked="0" layoutInCell="1" allowOverlap="1">
+                <wp:simplePos x="0" y="0"/>
+                <wp:positionH relativeFrom="page">
+                  <wp:align>center</wp:align>
+                </wp:positionH>
+                <wp:positionV relativeFrom="paragraph">
+                  <wp:posOffset>1528840</wp:posOffset>
+                </wp:positionV>
+                <wp:extent cx="5327103" cy="378372"/>
+                <wp:effectExtent l="0" t="0" r="0" b="3175"/>
+                <wp:wrapNone/>
+                <wp:docPr id="7" name="Text Box 7"/>
+                <wp:cNvGraphicFramePr/>
+                <a:graphic xmlns:a="http://schemas.openxmlformats.org/drawingml/2006/main">
+                  <a:graphicData uri="http://schemas.microsoft.com/office/word/2010/wordprocessingShape">
+                    <wps:wsp>
+                      <wps:cNvSpPr txBox="1"/>
+                      <wps:spPr>
+                        <a:xfrm>
+                          <a:off x="0" y="0"/>
+                          <a:ext cx="5327103" cy="378372"/>
+                        </a:xfrm>
+                        <a:prstGeom prst="rect">
+                          <a:avLst/>
+                        </a:prstGeom>
+                        <a:noFill/>
+                        <a:ln w="6350">
+                          <a:noFill/>
+                        </a:ln>
+                      </wps:spPr>
+                      <wps:txbx>
+                        <w:txbxContent>
+                          <w:p>
+                            <w:pPr>
+                              <w:jc w:val="center"/>
+                              <w:rPr>
+                                <w:rFonts w:ascii="Times New Roman" w:hAnsi="Times New Roman" w:cs="Times New Roman"/>
+                              </w:rPr>
+                            </w:pPr>
+                            <w:hyperlink r:id="rId4" w:history="1">
+                              <w:r>
+                                <w:rPr>
+                                  <w:rStyle w:val="Hyperlink"/>
+                                  <w:rFonts w:ascii="Times New Roman" w:hAnsi="Times New Roman" w:cs="Times New Roman"/>
+                                </w:rPr>
+                                <w:t>nirajan@gmail.com</w:t>
+                              </w:r>
+                            </w:hyperlink>
+                            <w:r>
+                              <w:rPr>
+                                <w:rFonts w:ascii="Times New Roman" w:hAnsi="Times New Roman" w:cs="Times New Roman"/>
+                              </w:rPr>
+                              <w:t xml:space="preserve"> | 9800000000 | </w:t>
+                            </w:r>
+                            <w:proofErr w:type="spellStart"/>
+                            <w:r>
+                              <w:rPr>
+                                <w:rFonts w:ascii="Times New Roman" w:hAnsi="Times New Roman" w:cs="Times New Roman"/>
+                              </w:rPr>
+                              <w:t>Banasthali</w:t>
+                            </w:r>
+                            <w:proofErr w:type="spellEnd"/>
+                          </w:p>
+                        </w:txbxContent>
+                      </wps:txbx>
+                      <wps:bodyPr rot="0" spcFirstLastPara="0" vertOverflow="overflow" horzOverflow="overflow" vert="horz" wrap="square" lIns="91440" tIns="45720" rIns="91440" bIns="45720" numCol="1" spcCol="0" rtlCol="0" fromWordArt="0" anchor="t" anchorCtr="0" forceAA="0" compatLnSpc="1">
+                        <a:prstTxWarp prst="textNoShape">
+                          <a:avLst/>
+                        </a:prstTxWarp>
+                        <a:noAutofit/>
+                      </wps:bodyPr>
+                    </wps:wsp>
+                  </a:graphicData>
+                </a:graphic>
+                <wp14:sizeRelV relativeFrom="margin">
+                  <wp14:pctHeight>0</wp14:pctHeight>
+                </wp14:sizeRelV>
+              </wp:anchor>
+            </w:drawing>
+          </mc:Choice>
+          <mc:Fallback>
+            <w:pict>
+              <v:shape id="Text Box 7" o:spid="_x0000_s1040" type="#_x0000_t202" style="position:absolute;margin-left:0;margin-top:120.4pt;width:419.45pt;height:29.8pt;z-index:251665408;visibility:visible;mso-wrap-style:square;mso-height-percent:0;mso-wrap-distance-left:9pt;mso-wrap-distance-top:0;mso-wrap-distance-right:9pt;mso-wrap-distance-bottom:0;mso-position-horizontal:center;mso-position-horizontal-relative:page;mso-position-vertical:absolute;mso-position-vertical-relative:text;mso-height-percent:0;mso-height-relative:margin;v-text-anchor:top" o:gfxdata="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" filled="f" stroked="f" strokeweight=".5pt">
+                <v:textbox>
+                  <w:txbxContent>
+                    <w:p>
+                      <w:pPr>
+                        <w:jc w:val="center"/>
+                        <w:rPr>
+                          <w:rFonts w:ascii="Times New Roman" w:hAnsi="Times New Roman" w:cs="Times New Roman"/>
+                        </w:rPr>
+                      </w:pPr>
+                      <w:hyperlink r:id="rId5" w:history="1">
+                        <w:r>
+                          <w:rPr>
+                            <w:rStyle w:val="Hyperlink"/>
+                            <w:rFonts w:ascii="Times New Roman" w:hAnsi="Times New Roman" w:cs="Times New Roman"/>
+                          </w:rPr>
+                          <w:t>nirajan@gmail.com</w:t>
+                        </w:r>
+                      </w:hyperlink>
+                      <w:r>
+                        <w:rPr>
+                          <w:rFonts w:ascii="Times New Roman" w:hAnsi="Times New Roman" w:cs="Times New Roman"/>
+                        </w:rPr>
+                        <w:t xml:space="preserve"> | 9800000000 | </w:t>
+                      </w:r>
+                      <w:proofErr w:type="spellStart"/>
+                      <w:r>
+                        <w:rPr>
+                          <w:rFonts w:ascii="Times New Roman" w:hAnsi="Times New Roman" w:cs="Times New Roman"/>
+                        </w:rPr>
+                        <w:t>Banasthali</w:t>
+                      </w:r>
+                      <w:proofErr w:type="spellEnd"/>
+                    </w:p>
+                  </w:txbxContent>
+                </v:textbox>
+                <w10:wrap anchorx="page"/>
+              </v:shape>
+            </w:pict>
+          </mc:Fallback>
+        </mc:AlternateContent>
+      </w:r>
+      <w:r>
+        <w:rPr>
+          <w:noProof/>
+          <w:color w:val="00B0F0"/>
+        </w:rPr>
+        <mc:AlternateContent>
+          <mc:Choice Requires="wps">
+            <w:drawing>
+              <wp:anchor distT="0" distB="0" distL="114300" distR="114300" simplePos="0" relativeHeight="251668480" behindDoc="0" locked="0" layoutInCell="1" allowOverlap="1" wp14:anchorId="285428A8" wp14:editId="3FA888BB">
+                <wp:simplePos x="0" y="0"/>
+                <wp:positionH relativeFrom="margin">
+                  <wp:align>left</wp:align>
+                </wp:positionH>
+                <wp:positionV relativeFrom="paragraph">
+                  <wp:posOffset>3405353</wp:posOffset>
+                </wp:positionV>
+                <wp:extent cx="3846195" cy="315310"/>
+                <wp:effectExtent l="0" t="0" r="0" b="0"/>
+                <wp:wrapNone/>
+                <wp:docPr id="9" name="Text Box 9"/>
+                <wp:cNvGraphicFramePr/>
+                <a:graphic xmlns:a="http://schemas.openxmlformats.org/drawingml/2006/main">
+                  <a:graphicData uri="http://schemas.microsoft.com/office/word/2010/wordprocessingShape">
+                    <wps:wsp>
+                      <wps:cNvSpPr txBox="1"/>
+                      <wps:spPr>
+                        <a:xfrm>
+                          <a:off x="0" y="0"/>
+                          <a:ext cx="3846195" cy="315310"/>
+                        </a:xfrm>
+                        <a:prstGeom prst="rect">
+                          <a:avLst/>
+                        </a:prstGeom>
+                        <a:noFill/>
+                        <a:ln w="6350">
+                          <a:noFill/>
+                        </a:ln>
+                      </wps:spPr>
+                      <wps:txbx>
+                        <w:txbxContent>
+                          <w:p>
+                            <w:pPr>
+                              <w:rPr>
+                                <w:rFonts w:ascii="Times New Roman" w:hAnsi="Times New Roman" w:cs="Times New Roman"/>
+                                <w:sz w:val="24"/>
+                                <w:szCs w:val="24"/>
+                              </w:rPr>
+                            </w:pPr>
+                            <w:r>
+                              <w:rPr>
+                                <w:rFonts w:ascii="Times New Roman" w:hAnsi="Times New Roman" w:cs="Times New Roman"/>
+                                <w:sz w:val="24"/>
+                                <w:szCs w:val="24"/>
+                              </w:rPr>
+                              <w:t xml:space="preserve">Name </w:t>
+                            </w:r>
+                          </w:p>
+                        </w:txbxContent>
+                      </wps:txbx>
+                      <wps:bodyPr rot="0" spcFirstLastPara="0" vertOverflow="overflow" horzOverflow="overflow" vert="horz" wrap="square" lIns="91440" tIns="45720" rIns="91440" bIns="45720" numCol="1" spcCol="0" rtlCol="0" fromWordArt="0" anchor="t" anchorCtr="0" forceAA="0" compatLnSpc="1">
+                        <a:prstTxWarp prst="textNoShape">
+                          <a:avLst/>
+                        </a:prstTxWarp>
+                        <a:noAutofit/>
+                      </wps:bodyPr>
+                    </wps:wsp>
+                  </a:graphicData>
+                </a:graphic>
+                <wp14:sizeRelH relativeFrom="margin">
+                  <wp14:pctWidth>0</wp14:pctWidth>
+                </wp14:sizeRelH>
+                <wp14:sizeRelV relativeFrom="margin">
+                  <wp14:pctHeight>0</wp14:pctHeight>
+                </wp14:sizeRelV>
+              </wp:anchor>
+            </w:drawing>
+          </mc:Choice>
+          <mc:Fallback>
+            <w:pict>
+              <v:shape w14:anchorId="285428A8" id="Text Box 9" o:spid="_x0000_s1041" type="#_x0000_t202" style="position:absolute;margin-left:0;margin-top:268.15pt;width:302.85pt;height:24.85pt;z-index:251668480;visibility:visible;mso-wrap-style:square;mso-width-percent:0;mso-height-percent:0;mso-wrap-distance-left:9pt;mso-wrap-distance-top:0;mso-wrap-distance-right:9pt;mso-wrap-distance-bottom:0;mso-position-horizontal:left;mso-position-horizontal-relative:margin;mso-position-vertical:absolute;mso-position-vertical-relative:text;mso-width-percent:0;mso-height-percent:0;mso-width-relative:margin;mso-height-relative:margin;v-text-anchor:top" o:gfxdata="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" filled="f" stroked="f" strokeweight=".5pt">
+                <v:textbox>
+                  <w:txbxContent>
+                    <w:p>
+                      <w:pPr>
+                        <w:rPr>
+                          <w:rFonts w:ascii="Times New Roman" w:hAnsi="Times New Roman" w:cs="Times New Roman"/>
+                          <w:sz w:val="24"/>
+                          <w:szCs w:val="24"/>
+                        </w:rPr>
+                      </w:pPr>
+                      <w:r>
+                        <w:rPr>
+                          <w:rFonts w:ascii="Times New Roman" w:hAnsi="Times New Roman" w:cs="Times New Roman"/>
+                          <w:sz w:val="24"/>
+                          <w:szCs w:val="24"/>
+                        </w:rPr>
+                        <w:t xml:space="preserve">Name </w:t>
+                      </w:r>
+                    </w:p>
+                  </w:txbxContent>
+                </v:textbox>
+                <w10:wrap anchorx="margin"/>
+              </v:shape>
+            </w:pict>
+          </mc:Fallback>
+        </mc:AlternateContent>
+      </w:r>
+      <w:r>
+        <w:rPr>
+          <w:noProof/>
+          <w:color w:val="00B0F0"/>
+        </w:rPr>
+        <mc:AlternateContent>
+          <mc:Choice Requires="wps">
+            <w:drawing>
+              <wp:anchor distT="0" distB="0" distL="114300" distR="114300" simplePos="0" relativeHeight="251666432" behindDoc="0" locked="0" layoutInCell="1" allowOverlap="1">
+                <wp:simplePos x="0" y="0"/>
+                <wp:positionH relativeFrom="margin">
+                  <wp:align>left</wp:align>
+                </wp:positionH>
+                <wp:positionV relativeFrom="paragraph">
+                  <wp:posOffset>3089538</wp:posOffset>
+                </wp:positionV>
+                <wp:extent cx="3074276" cy="520262"/>
+                <wp:effectExtent l="0" t="0" r="0" b="0"/>
+                <wp:wrapNone/>
+                <wp:docPr id="8" name="Text Box 8"/>
+                <wp:cNvGraphicFramePr/>
+                <a:graphic xmlns:a="http://schemas.openxmlformats.org/drawingml/2006/main">
+                  <a:graphicData uri="http://schemas.microsoft.com/office/word/2010/wordprocessingShape">
+                    <wps:wsp>
+                      <wps:cNvSpPr txBox="1"/>
+                      <wps:spPr>
+                        <a:xfrm>
+                          <a:off x="0" y="0"/>
+                          <a:ext cx="3074276" cy="520262"/>
+                        </a:xfrm>
+                        <a:prstGeom prst="rect">
+                          <a:avLst/>
+                        </a:prstGeom>
+                        <a:noFill/>
+                        <a:ln w="6350">
+                          <a:noFill/>
+                        </a:ln>
+                      </wps:spPr>
+                      <wps:txbx>
+                        <w:txbxContent>
+                          <w:p>
+                            <w:pPr>
+                              <w:rPr>
+                                <w:rFonts w:ascii="Times New Roman" w:hAnsi="Times New Roman" w:cs="Times New Roman"/>
+                                <w:b/>
+                                <w:sz w:val="28"/>
+                                <w:szCs w:val="28"/>
+                              </w:rPr>
+                            </w:pPr>
+                            <w:r>
+                              <w:rPr>
+                                <w:rFonts w:ascii="Times New Roman" w:hAnsi="Times New Roman" w:cs="Times New Roman"/>
+                                <w:b/>
+                                <w:sz w:val="28"/>
+                                <w:szCs w:val="28"/>
+                              </w:rPr>
+                              <w:t xml:space="preserve">Personal Information </w:t>
+                            </w:r>
+                          </w:p>
+                        </w:txbxContent>
+                      </wps:txbx>
+                      <wps:bodyPr rot="0" spcFirstLastPara="0" vertOverflow="overflow" horzOverflow="overflow" vert="horz" wrap="square" lIns="91440" tIns="45720" rIns="91440" bIns="45720" numCol="1" spcCol="0" rtlCol="0" fromWordArt="0" anchor="t" anchorCtr="0" forceAA="0" compatLnSpc="1">
+                        <a:prstTxWarp prst="textNoShape">
+                          <a:avLst/>
+                        </a:prstTxWarp>
+                        <a:noAutofit/>
+                      </wps:bodyPr>
+                    </wps:wsp>
+                  </a:graphicData>
+                </a:graphic>
+                <wp14:sizeRelV relativeFrom="margin">
+                  <wp14:pctHeight>0</wp14:pctHeight>
+                </wp14:sizeRelV>
+              </wp:anchor>
+            </w:drawing>
+          </mc:Choice>
+          <mc:Fallback>
+            <w:pict>
+              <v:shape id="Text Box 8" o:spid="_x0000_s1042" type="#_x0000_t202" style="position:absolute;margin-left:0;margin-top:243.25pt;width:242.05pt;height:40.95pt;z-index:251666432;visibility:visible;mso-wrap-style:square;mso-height-percent:0;mso-wrap-distance-left:9pt;mso-wrap-distance-top:0;mso-wrap-distance-right:9pt;mso-wrap-distance-bottom:0;mso-position-horizontal:left;mso-position-horizontal-relative:margin;mso-position-vertical:absolute;mso-position-vertical-relative:text;mso-height-percent:0;mso-height-relative:margin;v-text-anchor:top" o:gfxdata="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" filled="f" stroked="f" strokeweight=".5pt">
+                <v:textbox>
+                  <w:txbxContent>
+                    <w:p>
+                      <w:pPr>
+                        <w:rPr>
+                          <w:rFonts w:ascii="Times New Roman" w:hAnsi="Times New Roman" w:cs="Times New Roman"/>
+                          <w:b/>
+                          <w:sz w:val="28"/>
+                          <w:szCs w:val="28"/>
+                        </w:rPr>
+                      </w:pPr>
+                      <w:r>
+                        <w:rPr>
+                          <w:rFonts w:ascii="Times New Roman" w:hAnsi="Times New Roman" w:cs="Times New Roman"/>
+                          <w:b/>
+                          <w:sz w:val="28"/>
+                          <w:szCs w:val="28"/>
+                        </w:rPr>
+                        <w:t xml:space="preserve">Personal Information </w:t>
+                      </w:r>
+                    </w:p>
+                  </w:txbxContent>
+                </v:textbox>
+                <w10:wrap anchorx="margin"/>
+              </v:shape>
+            </w:pict>
+          </mc:Fallback>
+        </mc:AlternateContent>
+      </w:r>
+      <w:r>
+        <w:rPr>
+          <w:noProof/>
+          <w:color w:val="00B0F0"/>
+        </w:rPr>
+        <mc:AlternateContent>
+          <mc:Choice Requires="wps">
+            <w:drawing>
+              <wp:anchor distT="0" distB="0" distL="114300" distR="114300" simplePos="0" relativeHeight="251664384" behindDoc="0" locked="0" layoutInCell="1" allowOverlap="1">
+                <wp:simplePos x="0" y="0"/>
+                <wp:positionH relativeFrom="page">
+                  <wp:posOffset>1150883</wp:posOffset>
+                </wp:positionH>
+                <wp:positionV relativeFrom="paragraph">
+                  <wp:posOffset>1403130</wp:posOffset>
+                </wp:positionV>
+                <wp:extent cx="5421411" cy="31531"/>
+                <wp:effectExtent l="19050" t="19050" r="27305" b="26035"/>
+                <wp:wrapNone/>
+                <wp:docPr id="6" name="Straight Connector 6"/>
+                <wp:cNvGraphicFramePr/>
+                <a:graphic xmlns:a="http://schemas.openxmlformats.org/drawingml/2006/main">
+                  <a:graphicData uri="http://schemas.microsoft.com/office/word/2010/wordprocessingShape">
+                    <wps:wsp>
+                      <wps:cNvCnPr/>
+                      <wps:spPr>
+                        <a:xfrm flipV="1">
+                          <a:off x="0" y="0"/>
+                          <a:ext cx="5421411" cy="31531"/>
+                        </a:xfrm>
+                        <a:prstGeom prst="line">
+                          <a:avLst/>
+                        </a:prstGeom>
+                        <a:ln w="38100"/>
+                      </wps:spPr>
+                      <wps:style>
+                        <a:lnRef idx="1">
+                          <a:schemeClr val="accent1"/>
+                        </a:lnRef>
+                        <a:fillRef idx="0">
+                          <a:schemeClr val="accent1"/>
+                        </a:fillRef>
+                        <a:effectRef idx="0">
+                          <a:schemeClr val="accent1"/>
+                        </a:effectRef>
+                        <a:fontRef idx="minor">
+                          <a:schemeClr val="tx1"/>
+                        </a:fontRef>
+                      </wps:style>
+                      <wps:bodyPr/>
+                    </wps:wsp>
+                  </a:graphicData>
+                </a:graphic>
+                <wp14:sizeRelH relativeFrom="margin">
+                  <wp14:pctWidth>0</wp14:pctWidth>
+                </wp14:sizeRelH>
+                <wp14:sizeRelV relativeFrom="margin">
+                  <wp14:pctHeight>0</wp14:pctHeight>
+                </wp14:sizeRelV>
+              </wp:anchor>
+            </w:drawing>
+          </mc:Choice>
+          <mc:Fallback>
+            <w:pict>
+              <v:line w14:anchorId="7C2829F7" id="Straight Connector 6" o:spid="_x0000_s1026" style="position:absolute;flip:y;z-index:251664384;visibility:visible;mso-wrap-style:square;mso-width-percent:0;mso-height-percent:0;mso-wrap-distance-left:9pt;mso-wrap-distance-top:0;mso-wrap-distance-right:9pt;mso-wrap-distance-bottom:0;mso-position-horizontal:absolute;mso-position-horizontal-relative:page;mso-position-vertical:absolute;mso-position-vertical-relative:text;mso-width-percent:0;mso-height-percent:0;mso-width-relative:margin;mso-height-relative:margin" from="90.6pt,110.5pt" to="517.5pt,113pt" o:gfxdata="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" strokecolor="#4472c4 [3204]" strokeweight="3pt">
+                <v:stroke joinstyle="miter"/>
+                <w10:wrap anchorx="page"/>
+              </v:line>
+            </w:pict>
+          </mc:Fallback>
+        </mc:AlternateContent>
+      </w:r>
+      <w:r>
+        <w:rPr>
+          <w:noProof/>
         </w:rPr>
         <w:drawing>
           <wp:anchor distT="0" distB="0" distL="114300" distR="114300" simplePos="0" relativeHeight="251660288" behindDoc="0" locked="0" layoutInCell="1" allowOverlap="1">
             <wp:simplePos x="0" y="0"/>
-            <wp:positionH relativeFrom="margin">
-              <wp:align>left</wp:align>
+            <wp:positionH relativeFrom="page">
+              <wp:align>center</wp:align>
             </wp:positionH>
             <wp:positionV relativeFrom="paragraph">
-              <wp:posOffset>0</wp:posOffset>
+              <wp:posOffset>-31531</wp:posOffset>
             </wp:positionV>
             <wp:extent cx="1152525" cy="999493"/>
             <wp:effectExtent l="0" t="0" r="0" b="0"/>
@@ -651,7 +6374,7 @@
                     </pic:cNvPicPr>
                   </pic:nvPicPr>
                   <pic:blipFill>
-                    <a:blip r:embed="rId4">
+                    <a:blip r:embed="rId6">
                       <a:extLst>
                         <a:ext uri="{28A0092B-C50C-407E-A947-70E740481C1C}">
                           <a14:useLocalDpi xmlns:a14="http://schemas.microsoft.com/office/drawing/2010/main" val="0"/>
@@ -689,7 +6412,264 @@
         </w:drawing>
       </w:r>
       <w:r>
-        <w:t>v</w:t>
+        <w:rPr>
+          <w:noProof/>
+        </w:rPr>
+        <mc:AlternateContent>
+          <mc:Choice Requires="wps">
+            <w:drawing>
+              <wp:anchor distT="0" distB="0" distL="114300" distR="114300" simplePos="0" relativeHeight="251659264" behindDoc="0" locked="0" layoutInCell="1" allowOverlap="1">
+                <wp:simplePos x="0" y="0"/>
+                <wp:positionH relativeFrom="margin">
+                  <wp:posOffset>511810</wp:posOffset>
+                </wp:positionH>
+                <wp:positionV relativeFrom="paragraph">
+                  <wp:posOffset>2064626</wp:posOffset>
+                </wp:positionV>
+                <wp:extent cx="5139428" cy="409903"/>
+                <wp:effectExtent l="0" t="0" r="4445" b="9525"/>
+                <wp:wrapNone/>
+                <wp:docPr id="2" name="Text Box 2"/>
+                <wp:cNvGraphicFramePr/>
+                <a:graphic xmlns:a="http://schemas.openxmlformats.org/drawingml/2006/main">
+                  <a:graphicData uri="http://schemas.microsoft.com/office/word/2010/wordprocessingShape">
+                    <wps:wsp>
+                      <wps:cNvSpPr txBox="1"/>
+                      <wps:spPr>
+                        <a:xfrm>
+                          <a:off x="0" y="0"/>
+                          <a:ext cx="5139428" cy="409903"/>
+                        </a:xfrm>
+                        <a:prstGeom prst="rect">
+                          <a:avLst/>
+                        </a:prstGeom>
+                        <a:solidFill>
+                          <a:schemeClr val="lt1"/>
+                        </a:solidFill>
+                        <a:ln w="6350">
+                          <a:noFill/>
+                        </a:ln>
+                      </wps:spPr>
+                      <wps:txbx>
+                        <w:txbxContent>
+                          <w:p>
+                            <w:pPr>
+                              <w:jc w:val="center"/>
+                              <w:rPr>
+                                <w:rFonts w:ascii="Times New Roman" w:hAnsi="Times New Roman" w:cs="Times New Roman"/>
+                                <w:b/>
+                                <w:sz w:val="32"/>
+                                <w:szCs w:val="32"/>
+                              </w:rPr>
+                            </w:pPr>
+                            <w:r>
+                              <w:rPr>
+                                <w:rFonts w:ascii="Times New Roman" w:hAnsi="Times New Roman" w:cs="Times New Roman"/>
+                                <w:b/>
+                                <w:sz w:val="32"/>
+                                <w:szCs w:val="32"/>
+                              </w:rPr>
+                              <w:t>GYM</w:t>
+                            </w:r>
+                            <w:r>
+                              <w:rPr>
+                                <w:rFonts w:ascii="Times New Roman" w:hAnsi="Times New Roman" w:cs="Times New Roman"/>
+                                <w:b/>
+                                <w:sz w:val="32"/>
+                                <w:szCs w:val="32"/>
+                              </w:rPr>
+                              <w:t xml:space="preserve"> </w:t>
+                            </w:r>
+                            <w:r>
+                              <w:rPr>
+                                <w:rFonts w:ascii="Times New Roman" w:hAnsi="Times New Roman" w:cs="Times New Roman"/>
+                                <w:b/>
+                                <w:sz w:val="32"/>
+                                <w:szCs w:val="32"/>
+                              </w:rPr>
+                              <w:t>APPLICATION FORM</w:t>
+                            </w:r>
+                          </w:p>
+                        </w:txbxContent>
+                      </wps:txbx>
+                      <wps:bodyPr rot="0" spcFirstLastPara="0" vertOverflow="overflow" horzOverflow="overflow" vert="horz" wrap="square" lIns="91440" tIns="45720" rIns="91440" bIns="45720" numCol="1" spcCol="0" rtlCol="0" fromWordArt="0" anchor="t" anchorCtr="0" forceAA="0" compatLnSpc="1">
+                        <a:prstTxWarp prst="textNoShape">
+                          <a:avLst/>
+                        </a:prstTxWarp>
+                        <a:noAutofit/>
+                      </wps:bodyPr>
+                    </wps:wsp>
+                  </a:graphicData>
+                </a:graphic>
+                <wp14:sizeRelH relativeFrom="margin">
+                  <wp14:pctWidth>0</wp14:pctWidth>
+                </wp14:sizeRelH>
+                <wp14:sizeRelV relativeFrom="margin">
+                  <wp14:pctHeight>0</wp14:pctHeight>
+                </wp14:sizeRelV>
+              </wp:anchor>
+            </w:drawing>
+          </mc:Choice>
+          <mc:Fallback>
+            <w:pict>
+              <v:shape id="Text Box 2" o:spid="_x0000_s1043" type="#_x0000_t202" style="position:absolute;margin-left:40.3pt;margin-top:162.55pt;width:404.7pt;height:32.3pt;z-index:251659264;visibility:visible;mso-wrap-style:square;mso-width-percent:0;mso-height-percent:0;mso-wrap-distance-left:9pt;mso-wrap-distance-top:0;mso-wrap-distance-right:9pt;mso-wrap-distance-bottom:0;mso-position-horizontal:absolute;mso-position-horizontal-relative:margin;mso-position-vertical:absolute;mso-position-vertical-relative:text;mso-width-percent:0;mso-height-percent:0;mso-width-relative:margin;mso-height-relative:margin;v-text-anchor:top" o:gfxdata="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" fillcolor="white [3201]" stroked="f" strokeweight=".5pt">
+                <v:textbox>
+                  <w:txbxContent>
+                    <w:p>
+                      <w:pPr>
+                        <w:jc w:val="center"/>
+                        <w:rPr>
+                          <w:rFonts w:ascii="Times New Roman" w:hAnsi="Times New Roman" w:cs="Times New Roman"/>
+                          <w:b/>
+                          <w:sz w:val="32"/>
+                          <w:szCs w:val="32"/>
+                        </w:rPr>
+                      </w:pPr>
+                      <w:r>
+                        <w:rPr>
+                          <w:rFonts w:ascii="Times New Roman" w:hAnsi="Times New Roman" w:cs="Times New Roman"/>
+                          <w:b/>
+                          <w:sz w:val="32"/>
+                          <w:szCs w:val="32"/>
+                        </w:rPr>
+                        <w:t>GYM</w:t>
+                      </w:r>
+                      <w:r>
+                        <w:rPr>
+                          <w:rFonts w:ascii="Times New Roman" w:hAnsi="Times New Roman" w:cs="Times New Roman"/>
+                          <w:b/>
+                          <w:sz w:val="32"/>
+                          <w:szCs w:val="32"/>
+                        </w:rPr>
+                        <w:t xml:space="preserve"> </w:t>
+                      </w:r>
+                      <w:r>
+                        <w:rPr>
+                          <w:rFonts w:ascii="Times New Roman" w:hAnsi="Times New Roman" w:cs="Times New Roman"/>
+                          <w:b/>
+                          <w:sz w:val="32"/>
+                          <w:szCs w:val="32"/>
+                        </w:rPr>
+                        <w:t>APPLICATION FORM</w:t>
+                      </w:r>
+                    </w:p>
+                  </w:txbxContent>
+                </v:textbox>
+                <w10:wrap anchorx="margin"/>
+              </v:shape>
+            </w:pict>
+          </mc:Fallback>
+        </mc:AlternateContent>
+      </w:r>
+      <w:r>
+        <w:rPr>
+          <w:noProof/>
+        </w:rPr>
+        <mc:AlternateContent>
+          <mc:Choice Requires="wps">
+            <w:drawing>
+              <wp:anchor distT="0" distB="0" distL="114300" distR="114300" simplePos="0" relativeHeight="251662336" behindDoc="0" locked="0" layoutInCell="1" allowOverlap="1" wp14:anchorId="41E83596" wp14:editId="045C99AE">
+                <wp:simplePos x="0" y="0"/>
+                <wp:positionH relativeFrom="margin">
+                  <wp:align>left</wp:align>
+                </wp:positionH>
+                <wp:positionV relativeFrom="paragraph">
+                  <wp:posOffset>2524475</wp:posOffset>
+                </wp:positionV>
+                <wp:extent cx="5705475" cy="1019175"/>
+                <wp:effectExtent l="0" t="0" r="9525" b="9525"/>
+                <wp:wrapNone/>
+                <wp:docPr id="4" name="Text Box 4"/>
+                <wp:cNvGraphicFramePr/>
+                <a:graphic xmlns:a="http://schemas.openxmlformats.org/drawingml/2006/main">
+                  <a:graphicData uri="http://schemas.microsoft.com/office/word/2010/wordprocessingShape">
+                    <wps:wsp>
+                      <wps:cNvSpPr txBox="1"/>
+                      <wps:spPr>
+                        <a:xfrm>
+                          <a:off x="0" y="0"/>
+                          <a:ext cx="5705475" cy="1019175"/>
+                        </a:xfrm>
+                        <a:prstGeom prst="rect">
+                          <a:avLst/>
+                        </a:prstGeom>
+                        <a:solidFill>
+                          <a:schemeClr val="lt1"/>
+                        </a:solidFill>
+                        <a:ln w="6350">
+                          <a:noFill/>
+                        </a:ln>
+                      </wps:spPr>
+                      <wps:txbx>
+                        <w:txbxContent>
+                          <w:p>
+                            <w:pPr>
+                              <w:jc w:val="center"/>
+                              <w:rPr>
+                                <w:rFonts w:ascii="Times New Roman" w:hAnsi="Times New Roman" w:cs="Times New Roman"/>
+                                <w:sz w:val="24"/>
+                                <w:szCs w:val="24"/>
+                              </w:rPr>
+                            </w:pPr>
+                            <w:r>
+                              <w:rPr>
+                                <w:rFonts w:ascii="Times New Roman" w:hAnsi="Times New Roman" w:cs="Times New Roman"/>
+                                <w:sz w:val="24"/>
+                                <w:szCs w:val="24"/>
+                              </w:rPr>
+                              <w:t>Please complete this form to register for gym membership and gain access to all our fitness services</w:t>
+                            </w:r>
+                          </w:p>
+                        </w:txbxContent>
+                      </wps:txbx>
+                      <wps:bodyPr rot="0" spcFirstLastPara="0" vertOverflow="overflow" horzOverflow="overflow" vert="horz" wrap="square" lIns="91440" tIns="45720" rIns="91440" bIns="45720" numCol="1" spcCol="0" rtlCol="0" fromWordArt="0" anchor="t" anchorCtr="0" forceAA="0" compatLnSpc="1">
+                        <a:prstTxWarp prst="textNoShape">
+                          <a:avLst/>
+                        </a:prstTxWarp>
+                        <a:noAutofit/>
+                      </wps:bodyPr>
+                    </wps:wsp>
+                  </a:graphicData>
+                </a:graphic>
+                <wp14:sizeRelH relativeFrom="margin">
+                  <wp14:pctWidth>0</wp14:pctWidth>
+                </wp14:sizeRelH>
+                <wp14:sizeRelV relativeFrom="margin">
+                  <wp14:pctHeight>0</wp14:pctHeight>
+                </wp14:sizeRelV>
+              </wp:anchor>
+            </w:drawing>
+          </mc:Choice>
+          <mc:Fallback>
+            <w:pict>
+              <v:shape w14:anchorId="41E83596" id="Text Box 4" o:spid="_x0000_s1044" type="#_x0000_t202" style="position:absolute;margin-left:0;margin-top:198.8pt;width:449.25pt;height:80.25pt;z-index:251662336;visibility:visible;mso-wrap-style:square;mso-width-percent:0;mso-height-percent:0;mso-wrap-distance-left:9pt;mso-wrap-distance-top:0;mso-wrap-distance-right:9pt;mso-wrap-distance-bottom:0;mso-position-horizontal:left;mso-position-horizontal-relative:margin;mso-position-vertical:absolute;mso-position-vertical-relative:text;mso-width-percent:0;mso-height-percent:0;mso-width-relative:margin;mso-height-relative:margin;v-text-anchor:top" o:gfxdata="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" fillcolor="white [3201]" stroked="f" strokeweight=".5pt">
+                <v:textbox>
+                  <w:txbxContent>
+                    <w:p>
+                      <w:pPr>
+                        <w:jc w:val="center"/>
+                        <w:rPr>
+                          <w:rFonts w:ascii="Times New Roman" w:hAnsi="Times New Roman" w:cs="Times New Roman"/>
+                          <w:sz w:val="24"/>
+                          <w:szCs w:val="24"/>
+                        </w:rPr>
+                      </w:pPr>
+                      <w:r>
+                        <w:rPr>
+                          <w:rFonts w:ascii="Times New Roman" w:hAnsi="Times New Roman" w:cs="Times New Roman"/>
+                          <w:sz w:val="24"/>
+                          <w:szCs w:val="24"/>
+                        </w:rPr>
+                        <w:t>Please complete this form to register for gym membership and gain access to all our fitness services</w:t>
+                      </w:r>
+                    </w:p>
+                  </w:txbxContent>
+                </v:textbox>
+                <w10:wrap anchorx="margin"/>
+              </v:shape>
+            </w:pict>
+          </mc:Fallback>
+        </mc:AlternateContent>
       </w:r>
     </w:p>
     <w:sectPr>
@@ -1105,7 +7085,7 @@
   <w:style w:type="paragraph" w:default="1" w:styleId="Normal">
     <w:name w:val="Normal"/>
     <w:qFormat/>
-    <w:rsid w:val="00537BD9"/>
+    <w:rsid w:val="007B3FE9"/>
   </w:style>
   <w:style w:type="character" w:default="1" w:styleId="DefaultParagraphFont">
     <w:name w:val="Default Paragraph Font"/>
@@ -1133,6 +7113,29 @@
     <w:uiPriority w:val="99"/>
     <w:semiHidden/>
     <w:unhideWhenUsed/>
+  </w:style>
+  <w:style w:type="character" w:styleId="Hyperlink">
+    <w:name w:val="Hyperlink"/>
+    <w:basedOn w:val="DefaultParagraphFont"/>
+    <w:uiPriority w:val="99"/>
+    <w:unhideWhenUsed/>
+    <w:rsid w:val="009E419C"/>
+    <w:rPr>
+      <w:color w:val="0563C1" w:themeColor="hyperlink"/>
+      <w:u w:val="single"/>
+    </w:rPr>
+  </w:style>
+  <w:style w:type="character" w:styleId="UnresolvedMention">
+    <w:name w:val="Unresolved Mention"/>
+    <w:basedOn w:val="DefaultParagraphFont"/>
+    <w:uiPriority w:val="99"/>
+    <w:semiHidden/>
+    <w:unhideWhenUsed/>
+    <w:rsid w:val="009E419C"/>
+    <w:rPr>
+      <w:color w:val="605E5C"/>
+      <w:shd w:val="clear" w:color="auto" w:fill="E1DFDD"/>
+    </w:rPr>
   </w:style>
 </w:styles>
 </file>
